--- a/tests/时间心理账户_fieldcoded.docx
+++ b/tests/时间心理账户_fieldcoded.docx
@@ -9,33 +9,86 @@
           <w:lang w:eastAsia="zh-CN"/>
         </w:rPr>
       </w:pPr>
-      <w:bookmarkStart w:id="0" w:name="时间心理账户研究述评示例"/>
+      <w:bookmarkStart w:id="0" w:name="时间心理账户研究述评概念机制与应用场景"/>
       <w:r>
         <w:rPr>
           <w:rFonts w:hint="eastAsia"/>
           <w:lang w:eastAsia="zh-CN"/>
         </w:rPr>
-        <w:t>时间心理账户研究述评（示例）</w:t>
+        <w:t>时间心理账户研究述评：概念、机制与应用场景</w:t>
       </w:r>
     </w:p>
     <w:p>
       <w:pPr>
-        <w:pStyle w:val="20"/>
-        <w:rPr>
-          <w:lang w:eastAsia="zh-CN"/>
-        </w:rPr>
-      </w:pPr>
-      <w:bookmarkStart w:id="1" w:name="摘要"/>
-      <w:r>
-        <w:rPr>
-          <w:rFonts w:hint="eastAsia"/>
-          <w:lang w:eastAsia="zh-CN"/>
-        </w:rPr>
-        <w:t>摘要</w:t>
+        <w:pStyle w:val="FirstParagraph"/>
+        <w:ind w:firstLine="482"/>
+      </w:pPr>
+      <w:r>
+        <w:rPr>
+          <w:rFonts w:hint="eastAsia"/>
+          <w:b/>
+          <w:bCs/>
+        </w:rPr>
+        <w:t>摘要：</w:t>
+      </w:r>
+      <w:r>
+        <w:rPr>
+          <w:rFonts w:hint="eastAsia"/>
+        </w:rPr>
+        <w:t>时间心理账户是指个体像管理金钱一样，对时间进行分类、预算、编码和评价的心理过程。与“时间就是金钱”的直观说法不同，现有研究表明，时间既具有资源属性，也具有强烈的情境性和主观价值差异。本文基于给定文献，对时间心理账户的核心概念、与金钱心理账户的差异、典型行为机制及其在等待、消费和出行情境中的应用进行简要综述。综合来看，时间心理账户能够较好解释工作与休闲配置、等待耐受、广告跳过、出行选择等行为，但其作用边界仍受文化规范、平台环境和任务性质影响。文章最后从研究设计与实践应用两方面提出进一步展望。</w:t>
       </w:r>
     </w:p>
     <w:p>
       <w:pPr>
+        <w:pStyle w:val="a0"/>
+        <w:ind w:firstLine="482"/>
+      </w:pPr>
+      <w:r>
+        <w:rPr>
+          <w:rFonts w:hint="eastAsia"/>
+          <w:b/>
+          <w:bCs/>
+        </w:rPr>
+        <w:t>关键词：</w:t>
+      </w:r>
+      <w:r>
+        <w:rPr>
+          <w:rFonts w:hint="eastAsia"/>
+        </w:rPr>
+        <w:t>时间心理</w:t>
+      </w:r>
+      <w:r>
+        <w:rPr>
+          <w:rFonts w:hint="eastAsia"/>
+        </w:rPr>
+        <w:t>账户；行为决策；时间价值；等待决策；出行选择</w:t>
+      </w:r>
+    </w:p>
+    <w:p>
+      <w:pPr>
+        <w:pStyle w:val="10"/>
+        <w:rPr>
+          <w:lang w:eastAsia="zh-CN"/>
+        </w:rPr>
+      </w:pPr>
+      <w:bookmarkStart w:id="1" w:name="引言"/>
+      <w:bookmarkEnd w:id="0"/>
+      <w:r>
+        <w:rPr>
+          <w:lang w:eastAsia="zh-CN"/>
+        </w:rPr>
+        <w:t xml:space="preserve">1 </w:t>
+      </w:r>
+      <w:r>
+        <w:rPr>
+          <w:rFonts w:hint="eastAsia"/>
+          <w:lang w:eastAsia="zh-CN"/>
+        </w:rPr>
+        <w:t>引言</w:t>
+      </w:r>
+    </w:p>
+    <w:p>
+      <w:pPr>
         <w:pStyle w:val="FirstParagraph"/>
         <w:ind w:firstLine="480"/>
       </w:pPr>
@@ -43,28 +96,620 @@
         <w:rPr>
           <w:rFonts w:hint="eastAsia"/>
         </w:rPr>
-        <w:t>时间心理账户研究主要关注个体如何像管理金钱一样，对时间进行分类、预算、编码与评价。现有文献表明，时间并不是单纯均质、可完全替代的客观资源，而是在不同活动场景、参照点和损失收益框架下呈现出明显的主观价值差异。围绕时间心理账户的核心假设、时间与金钱的比较以及其在等待、消费和出行等情境中的应用，相关研究已经形成了较为清晰的讨论脉络，但对其独特机制和外部边界条件仍有进一步拓展空间。</w:t>
+        <w:t>在传统经济分析中，时间常被视为均质且可换算的稀缺资源；但在现实决策中，人们对“半小时通勤”“十分钟排队”或“周末两小时加班”的感受并不相同。时间不仅被计算，更会被赋予用途标签、情绪色彩和参照点意义。</w:t>
+      </w:r>
+      <w:r>
+        <w:rPr>
+          <w:rFonts w:hint="eastAsia"/>
+        </w:rPr>
+        <w:t>Rajagopal</w:t>
+      </w:r>
+      <w:r>
+        <w:t xml:space="preserve"> </w:t>
+      </w:r>
+      <w:r>
+        <w:rPr>
+          <w:rFonts w:hint="eastAsia"/>
+        </w:rPr>
+        <w:t>与</w:t>
+      </w:r>
+      <w:r>
+        <w:t xml:space="preserve"> Rha </w:t>
+      </w:r>
+      <w:r>
+        <w:rPr>
+          <w:rFonts w:hint="eastAsia"/>
+        </w:rPr>
+        <w:t>通过五项研究指出，个体确实会像处理金钱一样为时间建立心理账户，并努力在工作与非工作活动之间维持主观平衡</w:t>
+      </w:r>
+      <w:r>
+        <w:fldChar w:fldCharType="begin"/>
+      </w:r>
+      <w:r>
+        <w:instrText xml:space="preserve"> ADDIN ZOTERO_ITEM CSL_CITATION {"citationID":"codex-fc2295a8288b4afc8abb7ca0af56ca12","properties":{"formattedCitation":"\\super [1]\\nosupersub{}","plainCitation":"[1]","noteIndex":0},"citationItems":[{"id":111,"uris":["http://zotero.org/users/16536470/items/AEDMK49Y"],"itemData":{"id":111,"type":"article-journal","abstract":"This paper examines the ways in which time is perceived and tracked. We investigate whether people create mental accounts for time like they do for money, how time is allotted to these accounts and if time is valued differently according to the account to which it is assigned. Across ﬁve studies, we ﬁnd evidence that people create mental accounts for time and attempt to balance their time across work and non-work activities.","citation-key":"Rajagopal2009","container-title":"Journal of Economic Psychology","DOI":"10.1016/j.joep.2009.06.008","ISSN":"01674870","issue":"5","journalAbbreviation":"J. Econ. Psychol.","language":"en","license":"https://www.elsevier.com/tdm/userlicense/1.0</w:instrText>
+      </w:r>
+      <w:r>
+        <w:rPr>
+          <w:rFonts w:hint="eastAsia"/>
+        </w:rPr>
+        <w:instrText xml:space="preserve">/","note":"citation-key: Rajagopal2009\ntitleTranslation: </w:instrText>
+      </w:r>
+      <w:r>
+        <w:rPr>
+          <w:rFonts w:hint="eastAsia"/>
+        </w:rPr>
+        <w:instrText>时间的心理核算</w:instrText>
+      </w:r>
+      <w:r>
+        <w:rPr>
+          <w:rFonts w:hint="eastAsia"/>
+        </w:rPr>
+        <w:instrText xml:space="preserve">\nremark: </w:instrText>
+      </w:r>
+      <w:r>
+        <w:rPr>
+          <w:rFonts w:hint="eastAsia"/>
+        </w:rPr>
+        <w:instrText>理论·</w:instrText>
+      </w:r>
+      <w:r>
+        <w:rPr>
+          <w:rFonts w:hint="eastAsia"/>
+        </w:rPr>
+        <w:instrText>5</w:instrText>
+      </w:r>
+      <w:r>
+        <w:rPr>
+          <w:rFonts w:hint="eastAsia"/>
+        </w:rPr>
+        <w:instrText>个实验提出时间心理账户</w:instrText>
+      </w:r>
+      <w:r>
+        <w:rPr>
+          <w:rFonts w:hint="eastAsia"/>
+        </w:rPr>
+        <w:instrText>","page":"772-781","source":"DOI.org (Crossref)","title":"The mental accounting of time","volume":"30","author":[{"family":"Rajagopal","given":"Priyali"},{"family":"</w:instrText>
+      </w:r>
+      <w:r>
+        <w:instrText xml:space="preserve">Rha","given":"Jong-Youn"}],"issued":{"date-parts":[["2009",10]]}}}],"schema":"https://github.com/citation-style-language/schema/raw/master/csl-citation.json"} </w:instrText>
+      </w:r>
+      <w:r>
+        <w:fldChar w:fldCharType="separate"/>
+      </w:r>
+      <w:r>
+        <w:rPr>
+          <w:rFonts w:cs="Times New Roman"/>
+          <w:vertAlign w:val="superscript"/>
+        </w:rPr>
+        <w:t>[1]</w:t>
+      </w:r>
+      <w:r>
+        <w:fldChar w:fldCharType="end"/>
+      </w:r>
+      <w:r>
+        <w:rPr>
+          <w:rFonts w:hint="eastAsia"/>
+        </w:rPr>
+        <w:t>。这意味着时间不是单纯的</w:t>
+      </w:r>
+      <w:r>
+        <w:rPr>
+          <w:rFonts w:hint="eastAsia"/>
+        </w:rPr>
+        <w:t>客观约束，而是会被编码为“值得投入”“不得不耗费”或“应该补偿”的主观资源。国内研究进一步指出，时间心理账户具有非替代性、灵活性、心理预算、损失规避、禀赋效应和沉没成本效应等特征</w:t>
+      </w:r>
+      <w:r>
+        <w:fldChar w:fldCharType="begin"/>
+      </w:r>
+      <w:r>
+        <w:instrText xml:space="preserve"> ADDIN ZOTERO_ITEM CSL_CITATION {"citationID":"codex-983e328a0faf4b4690aae9bb4dcac140","properties":{"formattedCitation":"\\super [2]\\nosupersub{}","plainCitation":"[2]","noteIndex":0},"citationItems":[{"id":192,"uris":["http://zotero.org/users/16536470/</w:instrText>
+      </w:r>
+      <w:r>
+        <w:rPr>
+          <w:rFonts w:hint="eastAsia"/>
+        </w:rPr>
+        <w:instrText>items/XUANGYMJ"],"itemData":{"id":192,"type":"article-journal","abstract":"</w:instrText>
+      </w:r>
+      <w:r>
+        <w:rPr>
+          <w:rFonts w:hint="eastAsia"/>
+        </w:rPr>
+        <w:instrText>时间心理账户与时间管理、主观幸福感等密切相关。时间心理账户表现出非替代性、灵活性、损失规避性、心理预算、禀赋效应、沉没成本效应等特征。这些特征都有其典型的研究范式供借鉴。未来的研究应深入揭示时间心理账户的独特机制，基于发展适宜性和文化适应性在研究内容和研究方法方面进一步拓展与创新。</w:instrText>
+      </w:r>
+      <w:r>
+        <w:rPr>
+          <w:rFonts w:hint="eastAsia"/>
+        </w:rPr>
+        <w:instrText>","citation-key":"WeiYongGang2023","container-title":"</w:instrText>
+      </w:r>
+      <w:r>
+        <w:rPr>
+          <w:rFonts w:hint="eastAsia"/>
+        </w:rPr>
+        <w:instrText>心理学探新</w:instrText>
+      </w:r>
+      <w:r>
+        <w:rPr>
+          <w:rFonts w:hint="eastAsia"/>
+        </w:rPr>
+        <w:instrText>","issue":"5","journalAbbreviation":"</w:instrText>
+      </w:r>
+      <w:r>
+        <w:rPr>
+          <w:rFonts w:hint="eastAsia"/>
+        </w:rPr>
+        <w:instrText>心理学探新</w:instrText>
+      </w:r>
+      <w:r>
+        <w:rPr>
+          <w:rFonts w:hint="eastAsia"/>
+        </w:rPr>
+        <w:instrText xml:space="preserve">","language":"zh","note":"citation-key: WeiYongGang2023\nfoundation: </w:instrText>
+      </w:r>
+      <w:r>
+        <w:rPr>
+          <w:rFonts w:hint="eastAsia"/>
+        </w:rPr>
+        <w:instrText>重庆市第五批高校优秀人才支持计划</w:instrText>
+      </w:r>
+      <w:r>
+        <w:rPr>
+          <w:rFonts w:hint="eastAsia"/>
+        </w:rPr>
+        <w:instrText>(</w:instrText>
+      </w:r>
+      <w:r>
+        <w:rPr>
+          <w:rFonts w:hint="eastAsia"/>
+        </w:rPr>
+        <w:instrText>渝教人发</w:instrText>
+      </w:r>
+      <w:r>
+        <w:rPr>
+          <w:rFonts w:hint="eastAsia"/>
+        </w:rPr>
+        <w:instrText>[2017]29</w:instrText>
+      </w:r>
+      <w:r>
+        <w:rPr>
+          <w:rFonts w:hint="eastAsia"/>
+        </w:rPr>
+        <w:instrText>号</w:instrText>
+      </w:r>
+      <w:r>
+        <w:rPr>
+          <w:rFonts w:hint="eastAsia"/>
+        </w:rPr>
+        <w:instrText>)</w:instrText>
+      </w:r>
+      <w:r>
+        <w:rPr>
+          <w:rFonts w:hint="eastAsia"/>
+        </w:rPr>
+        <w:instrText>；</w:instrText>
+      </w:r>
+      <w:r>
+        <w:rPr>
+          <w:rFonts w:hint="eastAsia"/>
+        </w:rPr>
+        <w:instrText xml:space="preserve">\ndownload: 646\nalbum: </w:instrText>
+      </w:r>
+      <w:r>
+        <w:rPr>
+          <w:rFonts w:hint="eastAsia"/>
+        </w:rPr>
+        <w:instrText>哲学与人文科学</w:instrText>
+      </w:r>
+      <w:r>
+        <w:rPr>
+          <w:rFonts w:hint="eastAsia"/>
+        </w:rPr>
+        <w:instrText xml:space="preserve">\nCLC: B842\ndbcode: CJFQ\ndbname: CJFDLAST2024\nfilename: XLXT202305009\nremark: </w:instrText>
+      </w:r>
+      <w:r>
+        <w:rPr>
+          <w:rFonts w:hint="eastAsia"/>
+        </w:rPr>
+        <w:instrText>理论·时间账户</w:instrText>
+      </w:r>
+      <w:r>
+        <w:rPr>
+          <w:rFonts w:hint="eastAsia"/>
+        </w:rPr>
+        <w:instrText>6</w:instrText>
+      </w:r>
+      <w:r>
+        <w:rPr>
+          <w:rFonts w:hint="eastAsia"/>
+        </w:rPr>
+        <w:instrText>效应</w:instrText>
+      </w:r>
+      <w:r>
+        <w:rPr>
+          <w:rFonts w:hint="eastAsia"/>
+        </w:rPr>
+        <w:instrText>+3</w:instrText>
+      </w:r>
+      <w:r>
+        <w:rPr>
+          <w:rFonts w:hint="eastAsia"/>
+        </w:rPr>
+        <w:instrText>范式</w:instrText>
+      </w:r>
+      <w:r>
+        <w:rPr>
+          <w:rFonts w:hint="eastAsia"/>
+        </w:rPr>
+        <w:instrText>","page":"449-454","source":"CNKI","title":"</w:instrText>
+      </w:r>
+      <w:r>
+        <w:rPr>
+          <w:rFonts w:hint="eastAsia"/>
+        </w:rPr>
+        <w:instrText>时间心理账户的特征及其研究范式</w:instrText>
+      </w:r>
+      <w:r>
+        <w:rPr>
+          <w:rFonts w:hint="eastAsia"/>
+        </w:rPr>
+        <w:instrText>","volume":"43","author":[{"literal":"</w:instrText>
+      </w:r>
+      <w:r>
+        <w:rPr>
+          <w:rFonts w:hint="eastAsia"/>
+        </w:rPr>
+        <w:instrText>魏勇刚</w:instrText>
+      </w:r>
+      <w:r>
+        <w:rPr>
+          <w:rFonts w:hint="eastAsia"/>
+        </w:rPr>
+        <w:instrText>"},{"literal":"</w:instrText>
+      </w:r>
+      <w:r>
+        <w:rPr>
+          <w:rFonts w:hint="eastAsia"/>
+        </w:rPr>
+        <w:instrText>唐银灿</w:instrText>
+      </w:r>
+      <w:r>
+        <w:rPr>
+          <w:rFonts w:hint="eastAsia"/>
+        </w:rPr>
+        <w:instrText>"},{"literal":"</w:instrText>
+      </w:r>
+      <w:r>
+        <w:rPr>
+          <w:rFonts w:hint="eastAsia"/>
+        </w:rPr>
+        <w:instrText>王晓曦</w:instrText>
+      </w:r>
+      <w:r>
+        <w:rPr>
+          <w:rFonts w:hint="eastAsia"/>
+        </w:rPr>
+        <w:instrText>"}],"issued":{"date-parts":[["2023"]]}}}],"schema":"https://github.com/citation-styl</w:instrText>
+      </w:r>
+      <w:r>
+        <w:instrText xml:space="preserve">e-language/schema/raw/master/csl-citation.json"} </w:instrText>
+      </w:r>
+      <w:r>
+        <w:fldChar w:fldCharType="separate"/>
+      </w:r>
+      <w:r>
+        <w:rPr>
+          <w:rFonts w:cs="Times New Roman"/>
+          <w:vertAlign w:val="superscript"/>
+        </w:rPr>
+        <w:t>[2]</w:t>
+      </w:r>
+      <w:r>
+        <w:fldChar w:fldCharType="end"/>
+      </w:r>
+      <w:r>
+        <w:rPr>
+          <w:rFonts w:hint="eastAsia"/>
+        </w:rPr>
+        <w:t>。因此，时间心理账户既承接了心理账户理论关于分类与编码的基本思想，也因为时间不可储存、不可回收、与活动过程紧密绑定，而呈现出不同于金钱账户的独特性</w:t>
+      </w:r>
+      <w:r>
+        <w:fldChar w:fldCharType="begin"/>
+      </w:r>
+      <w:r>
+        <w:instrText xml:space="preserve"> ADDIN ZOTERO_ITEM CSL_CITATION {"citationID":"codex-cdf60d44cfc74c00858e0b5d3e0a25e5","properties":{"formattedCitation":"\\super [3]\\nosupersub{}","plainCitation":"[3]","noteIndex":0},"citationItems":[{"id":186,"uris":["http://zotero.org/users/16536470/</w:instrText>
+      </w:r>
+      <w:r>
+        <w:rPr>
+          <w:rFonts w:hint="eastAsia"/>
+        </w:rPr>
+        <w:instrText>items/45QMN87I"],"itemData":{"id":186,"type":"article-journal","abstract":"</w:instrText>
+      </w:r>
+      <w:r>
+        <w:rPr>
+          <w:rFonts w:hint="eastAsia"/>
+        </w:rPr>
+        <w:instrText>传统经济学家认为</w:instrText>
+      </w:r>
+      <w:r>
+        <w:rPr>
+          <w:rFonts w:hint="eastAsia"/>
+        </w:rPr>
+        <w:instrText>,</w:instrText>
+      </w:r>
+      <w:r>
+        <w:rPr>
+          <w:rFonts w:hint="eastAsia"/>
+        </w:rPr>
+        <w:instrText>时间就是金钱</w:instrText>
+      </w:r>
+      <w:r>
+        <w:rPr>
+          <w:rFonts w:hint="eastAsia"/>
+        </w:rPr>
+        <w:instrText>,</w:instrText>
+      </w:r>
+      <w:r>
+        <w:rPr>
+          <w:rFonts w:hint="eastAsia"/>
+        </w:rPr>
+        <w:instrText>而近年来的一些研究却发现了与之不同的结论。后续的研究者主要从损失和受益时的风险偏好和决策依据、沉没成本效应、心理账户和禀赋效应这四个方面对时间和金钱进行比较</w:instrText>
+      </w:r>
+      <w:r>
+        <w:rPr>
+          <w:rFonts w:hint="eastAsia"/>
+        </w:rPr>
+        <w:instrText>,</w:instrText>
+      </w:r>
+      <w:r>
+        <w:rPr>
+          <w:rFonts w:hint="eastAsia"/>
+        </w:rPr>
+        <w:instrText>但是这方面的研究还处于起步阶段</w:instrText>
+      </w:r>
+      <w:r>
+        <w:rPr>
+          <w:rFonts w:hint="eastAsia"/>
+        </w:rPr>
+        <w:instrText>,</w:instrText>
+      </w:r>
+      <w:r>
+        <w:rPr>
+          <w:rFonts w:hint="eastAsia"/>
+        </w:rPr>
+        <w:instrText>还有许多问题需要在以后的研究中深入探讨。未来的研究应对时间是否存在损失规避和敏感性递减、时间的沉没成本效应和时间的禀赋效应的形成机制等问题进行探讨。</w:instrText>
+      </w:r>
+      <w:r>
+        <w:rPr>
+          <w:rFonts w:hint="eastAsia"/>
+        </w:rPr>
+        <w:instrText>","citation-key":"ZhangJunWei2010","container-title":"</w:instrText>
+      </w:r>
+      <w:r>
+        <w:rPr>
+          <w:rFonts w:hint="eastAsia"/>
+        </w:rPr>
+        <w:instrText>心理科学进展</w:instrText>
+      </w:r>
+      <w:r>
+        <w:rPr>
+          <w:rFonts w:hint="eastAsia"/>
+        </w:rPr>
+        <w:instrText>","issue":"10","journalAbbreviation":"</w:instrText>
+      </w:r>
+      <w:r>
+        <w:rPr>
+          <w:rFonts w:hint="eastAsia"/>
+        </w:rPr>
+        <w:instrText>心理科学进展</w:instrText>
+      </w:r>
+      <w:r>
+        <w:rPr>
+          <w:rFonts w:hint="eastAsia"/>
+        </w:rPr>
+        <w:instrText xml:space="preserve">","language":"zh","note":"citation-key: ZhangJunWei2010\ndownload: 2663\nalbum: </w:instrText>
+      </w:r>
+      <w:r>
+        <w:rPr>
+          <w:rFonts w:hint="eastAsia"/>
+        </w:rPr>
+        <w:instrText>医药卫生科技</w:instrText>
+      </w:r>
+      <w:r>
+        <w:rPr>
+          <w:rFonts w:hint="eastAsia"/>
+        </w:rPr>
+        <w:instrText>;</w:instrText>
+      </w:r>
+      <w:r>
+        <w:rPr>
+          <w:rFonts w:hint="eastAsia"/>
+        </w:rPr>
+        <w:instrText>哲学与人文科学</w:instrText>
+      </w:r>
+      <w:r>
+        <w:rPr>
+          <w:rFonts w:hint="eastAsia"/>
+        </w:rPr>
+        <w:instrText xml:space="preserve">\nCLC: B849\ndbcode: CJFQ\ndbname: CJFD2010\nfilename: XLXD201010010\nremark: </w:instrText>
+      </w:r>
+      <w:r>
+        <w:rPr>
+          <w:rFonts w:hint="eastAsia"/>
+        </w:rPr>
+        <w:instrText>理论·金钱到时间的一系列问题</w:instrText>
+      </w:r>
+      <w:r>
+        <w:rPr>
+          <w:rFonts w:hint="eastAsia"/>
+        </w:rPr>
+        <w:instrText>","page":"1574-1579","source":"CNKI","title":"</w:instrText>
+      </w:r>
+      <w:r>
+        <w:rPr>
+          <w:rFonts w:hint="eastAsia"/>
+        </w:rPr>
+        <w:instrText>行为决策中作为价值的时间</w:instrText>
+      </w:r>
+      <w:r>
+        <w:rPr>
+          <w:rFonts w:hint="eastAsia"/>
+        </w:rPr>
+        <w:instrText>:</w:instrText>
+      </w:r>
+      <w:r>
+        <w:rPr>
+          <w:rFonts w:hint="eastAsia"/>
+        </w:rPr>
+        <w:instrText>基于与金钱的比较</w:instrText>
+      </w:r>
+      <w:r>
+        <w:rPr>
+          <w:rFonts w:hint="eastAsia"/>
+        </w:rPr>
+        <w:instrText>","title-short":"</w:instrText>
+      </w:r>
+      <w:r>
+        <w:rPr>
+          <w:rFonts w:hint="eastAsia"/>
+        </w:rPr>
+        <w:instrText>行为决策中作为价值的时间</w:instrText>
+      </w:r>
+      <w:r>
+        <w:rPr>
+          <w:rFonts w:hint="eastAsia"/>
+        </w:rPr>
+        <w:instrText>","volume":"18","author":[{"literal":"</w:instrText>
+      </w:r>
+      <w:r>
+        <w:rPr>
+          <w:rFonts w:hint="eastAsia"/>
+        </w:rPr>
+        <w:instrText>张军伟</w:instrText>
+      </w:r>
+      <w:r>
+        <w:rPr>
+          <w:rFonts w:hint="eastAsia"/>
+        </w:rPr>
+        <w:instrText>"},{"literal":"</w:instrText>
+      </w:r>
+      <w:r>
+        <w:rPr>
+          <w:rFonts w:hint="eastAsia"/>
+        </w:rPr>
+        <w:instrText>徐富明</w:instrText>
+      </w:r>
+      <w:r>
+        <w:rPr>
+          <w:rFonts w:hint="eastAsia"/>
+        </w:rPr>
+        <w:instrText>"},{"literal":"</w:instrText>
+      </w:r>
+      <w:r>
+        <w:rPr>
+          <w:rFonts w:hint="eastAsia"/>
+        </w:rPr>
+        <w:instrText>刘腾飞</w:instrText>
+      </w:r>
+      <w:r>
+        <w:rPr>
+          <w:rFonts w:hint="eastAsia"/>
+        </w:rPr>
+        <w:instrText>"},{"literal":"</w:instrText>
+      </w:r>
+      <w:r>
+        <w:rPr>
+          <w:rFonts w:hint="eastAsia"/>
+        </w:rPr>
+        <w:instrText>陈雪玲</w:instrText>
+      </w:r>
+      <w:r>
+        <w:rPr>
+          <w:rFonts w:hint="eastAsia"/>
+        </w:rPr>
+        <w:instrText>"},{"literal":"</w:instrText>
+      </w:r>
+      <w:r>
+        <w:rPr>
+          <w:rFonts w:hint="eastAsia"/>
+        </w:rPr>
+        <w:instrText>蒋多</w:instrText>
+      </w:r>
+      <w:r>
+        <w:rPr>
+          <w:rFonts w:hint="eastAsia"/>
+        </w:rPr>
+        <w:instrText>"}],"is</w:instrText>
+      </w:r>
+      <w:r>
+        <w:instrText xml:space="preserve">sued":{"date-parts":[["2010"]]}}}],"schema":"https://github.com/citation-style-language/schema/raw/master/csl-citation.json"} </w:instrText>
+      </w:r>
+      <w:r>
+        <w:fldChar w:fldCharType="separate"/>
+      </w:r>
+      <w:r>
+        <w:rPr>
+          <w:rFonts w:cs="Times New Roman"/>
+          <w:vertAlign w:val="superscript"/>
+        </w:rPr>
+        <w:t>[3]</w:t>
+      </w:r>
+      <w:r>
+        <w:fldChar w:fldCharType="end"/>
+      </w:r>
+      <w:r>
+        <w:rPr>
+          <w:rFonts w:hint="eastAsia"/>
+        </w:rPr>
+        <w:t>。这一点正是其学术价值所在。</w:t>
       </w:r>
     </w:p>
     <w:p>
       <w:pPr>
-        <w:pStyle w:val="20"/>
+        <w:pStyle w:val="10"/>
         <w:rPr>
           <w:lang w:eastAsia="zh-CN"/>
         </w:rPr>
       </w:pPr>
-      <w:bookmarkStart w:id="2" w:name="关键词"/>
+      <w:bookmarkStart w:id="2" w:name="理论基础与核心机制"/>
       <w:bookmarkEnd w:id="1"/>
       <w:r>
         <w:rPr>
-          <w:rFonts w:hint="eastAsia"/>
           <w:lang w:eastAsia="zh-CN"/>
         </w:rPr>
-        <w:t>关键词</w:t>
+        <w:t xml:space="preserve">2 </w:t>
+      </w:r>
+      <w:r>
+        <w:rPr>
+          <w:rFonts w:hint="eastAsia"/>
+          <w:lang w:eastAsia="zh-CN"/>
+        </w:rPr>
+        <w:t>理论基础与核心机制</w:t>
       </w:r>
     </w:p>
     <w:p>
       <w:pPr>
+        <w:pStyle w:val="20"/>
+        <w:rPr>
+          <w:lang w:eastAsia="zh-CN"/>
+        </w:rPr>
+      </w:pPr>
+      <w:bookmarkStart w:id="3" w:name="时间账户如何形成"/>
+      <w:r>
+        <w:rPr>
+          <w:lang w:eastAsia="zh-CN"/>
+        </w:rPr>
+        <w:t xml:space="preserve">2.1 </w:t>
+      </w:r>
+      <w:r>
+        <w:rPr>
+          <w:rFonts w:hint="eastAsia"/>
+          <w:lang w:eastAsia="zh-CN"/>
+        </w:rPr>
+        <w:t>时间账户如何形成</w:t>
+      </w:r>
+    </w:p>
+    <w:p>
+      <w:pPr>
         <w:pStyle w:val="FirstParagraph"/>
         <w:ind w:firstLine="480"/>
       </w:pPr>
@@ -72,28 +717,359 @@
         <w:rPr>
           <w:rFonts w:hint="eastAsia"/>
         </w:rPr>
-        <w:t>时间心理账户；行为决策；时间与金钱；等待决策；前景理论</w:t>
+        <w:t>时间心理账户的基本逻辑可以概括为</w:t>
+      </w:r>
+      <w:r>
+        <w:rPr>
+          <w:rFonts w:hint="eastAsia"/>
+        </w:rPr>
+        <w:t>“分类</w:t>
+      </w:r>
+      <w:r>
+        <w:t xml:space="preserve"> - </w:t>
+      </w:r>
+      <w:r>
+        <w:rPr>
+          <w:rFonts w:hint="eastAsia"/>
+        </w:rPr>
+        <w:t>预算</w:t>
+      </w:r>
+      <w:r>
+        <w:t xml:space="preserve"> - </w:t>
+      </w:r>
+      <w:r>
+        <w:rPr>
+          <w:rFonts w:hint="eastAsia"/>
+        </w:rPr>
+        <w:t>比较</w:t>
+      </w:r>
+      <w:r>
+        <w:t xml:space="preserve"> - </w:t>
+      </w:r>
+      <w:r>
+        <w:rPr>
+          <w:rFonts w:hint="eastAsia"/>
+        </w:rPr>
+        <w:t>调整”。个体先按活动类型给时间贴标签，例如工作时间、家庭时间、休闲时间，再为各账户设定主观预算；一旦实际投入偏离预算，就会出现补偿、后悔或防御性合理化。</w:t>
+      </w:r>
+      <w:r>
+        <w:rPr>
+          <w:rFonts w:hint="eastAsia"/>
+        </w:rPr>
+        <w:t>Rajagopal</w:t>
+      </w:r>
+      <w:r>
+        <w:t xml:space="preserve"> </w:t>
+      </w:r>
+      <w:r>
+        <w:rPr>
+          <w:rFonts w:hint="eastAsia"/>
+        </w:rPr>
+        <w:t>与</w:t>
+      </w:r>
+      <w:r>
+        <w:t xml:space="preserve"> Rha </w:t>
+      </w:r>
+      <w:r>
+        <w:rPr>
+          <w:rFonts w:hint="eastAsia"/>
+        </w:rPr>
+        <w:t>认为，人们尤其会在工作与非工作账户之间追求一种可接受的心理平衡</w:t>
+      </w:r>
+      <w:r>
+        <w:fldChar w:fldCharType="begin"/>
+      </w:r>
+      <w:r>
+        <w:instrText xml:space="preserve"> ADDIN ZOTERO_ITEM CSL_CITATION {"citationID":"codex-66cbab5c963a4de18624ca17e51b00b3","properties":{"formattedCitation":"\\super [1]\\nosupersub{}","plainCitation":"[1]","noteIndex":0},"citationItems":[{"id":111,"uris":["http://zotero.org/users/16536470/items/AEDMK49Y"],"itemData":{"id":111,"type":"article-journal","abstract":"This paper examines the ways in which time is perceived and tracked. We investigate whether people create mental accounts for time like they do for money, how time is allotted to these accounts and if time is valued differently according to the account to which it is assigned. Across ﬁve studies, we ﬁnd evidence that people create mental accounts for time and attempt to balance their time across work and non-work activities.","citation-key":"Rajagopal2009","container-title":"Journal of Economic Psychology","DOI":"10.1016/j.joep.2009.06.008","ISSN":"01674870","issue":"5","journalAbbreviation":"J. Econ. Psychol.","language":"en","license":"https://www.elsevier.com/tdm/userlicense/1.0</w:instrText>
+      </w:r>
+      <w:r>
+        <w:rPr>
+          <w:rFonts w:hint="eastAsia"/>
+        </w:rPr>
+        <w:instrText xml:space="preserve">/","note":"citation-key: Rajagopal2009\ntitleTranslation: </w:instrText>
+      </w:r>
+      <w:r>
+        <w:rPr>
+          <w:rFonts w:hint="eastAsia"/>
+        </w:rPr>
+        <w:instrText>时间的心理核算</w:instrText>
+      </w:r>
+      <w:r>
+        <w:rPr>
+          <w:rFonts w:hint="eastAsia"/>
+        </w:rPr>
+        <w:instrText xml:space="preserve">\nremark: </w:instrText>
+      </w:r>
+      <w:r>
+        <w:rPr>
+          <w:rFonts w:hint="eastAsia"/>
+        </w:rPr>
+        <w:instrText>理论·</w:instrText>
+      </w:r>
+      <w:r>
+        <w:rPr>
+          <w:rFonts w:hint="eastAsia"/>
+        </w:rPr>
+        <w:instrText>5</w:instrText>
+      </w:r>
+      <w:r>
+        <w:rPr>
+          <w:rFonts w:hint="eastAsia"/>
+        </w:rPr>
+        <w:instrText>个实验提出时间心理账户</w:instrText>
+      </w:r>
+      <w:r>
+        <w:rPr>
+          <w:rFonts w:hint="eastAsia"/>
+        </w:rPr>
+        <w:instrText>","page":"772-781","source":"DOI.org (Crossref)","title":"The mental accounting of time","volume":"30","author":[{"family":"Rajagopal","given":"Priyali"},{"family":"</w:instrText>
+      </w:r>
+      <w:r>
+        <w:instrText xml:space="preserve">Rha","given":"Jong-Youn"}],"issued":{"date-parts":[["2009",10]]}}}],"schema":"https://github.com/citation-style-language/schema/raw/master/csl-citation.json"} </w:instrText>
+      </w:r>
+      <w:r>
+        <w:fldChar w:fldCharType="separate"/>
+      </w:r>
+      <w:r>
+        <w:rPr>
+          <w:rFonts w:cs="Times New Roman"/>
+          <w:vertAlign w:val="superscript"/>
+        </w:rPr>
+        <w:t>[1]</w:t>
+      </w:r>
+      <w:r>
+        <w:fldChar w:fldCharType="end"/>
+      </w:r>
+      <w:r>
+        <w:rPr>
+          <w:rFonts w:hint="eastAsia"/>
+        </w:rPr>
+        <w:t>。这一平衡并非严格的客观等量，而是基于角色义务、当下情绪和社会规范的综合判断。</w:t>
       </w:r>
     </w:p>
     <w:p>
       <w:pPr>
-        <w:pStyle w:val="20"/>
-        <w:rPr>
-          <w:lang w:eastAsia="zh-CN"/>
-        </w:rPr>
-      </w:pPr>
-      <w:bookmarkStart w:id="3" w:name="正文"/>
-      <w:bookmarkEnd w:id="2"/>
-      <w:r>
-        <w:rPr>
-          <w:rFonts w:hint="eastAsia"/>
-          <w:lang w:eastAsia="zh-CN"/>
-        </w:rPr>
-        <w:t>正文</w:t>
+        <w:pStyle w:val="a0"/>
+        <w:ind w:firstLine="480"/>
+      </w:pPr>
+      <w:r>
+        <w:rPr>
+          <w:rFonts w:hint="eastAsia"/>
+        </w:rPr>
+        <w:t>若将时间账户写成一个简化的行为表达式，可表示为：</w:t>
       </w:r>
     </w:p>
     <w:p>
       <w:pPr>
+        <w:pStyle w:val="a0"/>
+        <w:ind w:firstLine="480"/>
+      </w:pPr>
+      <m:oMathPara>
+        <m:oMathParaPr>
+          <m:jc m:val="center"/>
+        </m:oMathParaPr>
+        <m:oMath>
+          <m:r>
+            <w:rPr>
+              <w:rFonts w:ascii="Cambria Math" w:hAnsi="Cambria Math"/>
+            </w:rPr>
+            <m:t>U</m:t>
+          </m:r>
+          <m:r>
+            <m:rPr>
+              <m:sty m:val="p"/>
+            </m:rPr>
+            <w:rPr>
+              <w:rFonts w:ascii="Cambria Math" w:hAnsi="Cambria Math"/>
+            </w:rPr>
+            <m:t>=</m:t>
+          </m:r>
+          <m:r>
+            <w:rPr>
+              <w:rFonts w:ascii="Cambria Math" w:hAnsi="Cambria Math"/>
+            </w:rPr>
+            <m:t>v</m:t>
+          </m:r>
+          <m:r>
+            <m:rPr>
+              <m:sty m:val="p"/>
+            </m:rPr>
+            <w:rPr>
+              <w:rFonts w:ascii="Cambria Math" w:hAnsi="Cambria Math"/>
+            </w:rPr>
+            <m:t>(</m:t>
+          </m:r>
+          <m:sSub>
+            <m:sSubPr>
+              <m:ctrlPr>
+                <w:rPr>
+                  <w:rFonts w:ascii="Cambria Math" w:hAnsi="Cambria Math"/>
+                </w:rPr>
+              </m:ctrlPr>
+            </m:sSubPr>
+            <m:e>
+              <m:r>
+                <w:rPr>
+                  <w:rFonts w:ascii="Cambria Math" w:hAnsi="Cambria Math"/>
+                </w:rPr>
+                <m:t>T</m:t>
+              </m:r>
+            </m:e>
+            <m:sub>
+              <m:r>
+                <w:rPr>
+                  <w:rFonts w:ascii="Cambria Math" w:hAnsi="Cambria Math"/>
+                </w:rPr>
+                <m:t>i</m:t>
+              </m:r>
+            </m:sub>
+          </m:sSub>
+          <m:r>
+            <m:rPr>
+              <m:sty m:val="p"/>
+            </m:rPr>
+            <w:rPr>
+              <w:rFonts w:ascii="Cambria Math" w:hAnsi="Cambria Math"/>
+            </w:rPr>
+            <m:t>-</m:t>
+          </m:r>
+          <m:sSub>
+            <m:sSubPr>
+              <m:ctrlPr>
+                <w:rPr>
+                  <w:rFonts w:ascii="Cambria Math" w:hAnsi="Cambria Math"/>
+                </w:rPr>
+              </m:ctrlPr>
+            </m:sSubPr>
+            <m:e>
+              <m:r>
+                <w:rPr>
+                  <w:rFonts w:ascii="Cambria Math" w:hAnsi="Cambria Math"/>
+                </w:rPr>
+                <m:t>B</m:t>
+              </m:r>
+            </m:e>
+            <m:sub>
+              <m:r>
+                <w:rPr>
+                  <w:rFonts w:ascii="Cambria Math" w:hAnsi="Cambria Math"/>
+                </w:rPr>
+                <m:t>i</m:t>
+              </m:r>
+            </m:sub>
+          </m:sSub>
+          <m:r>
+            <m:rPr>
+              <m:sty m:val="p"/>
+            </m:rPr>
+            <w:rPr>
+              <w:rFonts w:ascii="Cambria Math" w:hAnsi="Cambria Math"/>
+            </w:rPr>
+            <m:t>)-</m:t>
+          </m:r>
+          <m:r>
+            <w:rPr>
+              <w:rFonts w:ascii="Cambria Math" w:hAnsi="Cambria Math"/>
+            </w:rPr>
+            <m:t>λ</m:t>
+          </m:r>
+          <m:r>
+            <m:rPr>
+              <m:sty m:val="p"/>
+            </m:rPr>
+            <w:rPr>
+              <w:rFonts w:ascii="Cambria Math" w:hAnsi="Cambria Math"/>
+            </w:rPr>
+            <m:t>max(</m:t>
+          </m:r>
+          <m:r>
+            <w:rPr>
+              <w:rFonts w:ascii="Cambria Math" w:hAnsi="Cambria Math"/>
+            </w:rPr>
+            <m:t>0</m:t>
+          </m:r>
+          <m:r>
+            <m:rPr>
+              <m:sty m:val="p"/>
+            </m:rPr>
+            <w:rPr>
+              <w:rFonts w:ascii="Cambria Math" w:hAnsi="Cambria Math"/>
+            </w:rPr>
+            <m:t>,</m:t>
+          </m:r>
+          <m:sSub>
+            <m:sSubPr>
+              <m:ctrlPr>
+                <w:rPr>
+                  <w:rFonts w:ascii="Cambria Math" w:hAnsi="Cambria Math"/>
+                </w:rPr>
+              </m:ctrlPr>
+            </m:sSubPr>
+            <m:e>
+              <m:r>
+                <w:rPr>
+                  <w:rFonts w:ascii="Cambria Math" w:hAnsi="Cambria Math"/>
+                </w:rPr>
+                <m:t>B</m:t>
+              </m:r>
+            </m:e>
+            <m:sub>
+              <m:r>
+                <w:rPr>
+                  <w:rFonts w:ascii="Cambria Math" w:hAnsi="Cambria Math"/>
+                </w:rPr>
+                <m:t>i</m:t>
+              </m:r>
+            </m:sub>
+          </m:sSub>
+          <m:r>
+            <m:rPr>
+              <m:sty m:val="p"/>
+            </m:rPr>
+            <w:rPr>
+              <w:rFonts w:ascii="Cambria Math" w:hAnsi="Cambria Math"/>
+            </w:rPr>
+            <m:t>-</m:t>
+          </m:r>
+          <m:sSub>
+            <m:sSubPr>
+              <m:ctrlPr>
+                <w:rPr>
+                  <w:rFonts w:ascii="Cambria Math" w:hAnsi="Cambria Math"/>
+                </w:rPr>
+              </m:ctrlPr>
+            </m:sSubPr>
+            <m:e>
+              <m:r>
+                <w:rPr>
+                  <w:rFonts w:ascii="Cambria Math" w:hAnsi="Cambria Math"/>
+                </w:rPr>
+                <m:t>T</m:t>
+              </m:r>
+            </m:e>
+            <m:sub>
+              <m:r>
+                <w:rPr>
+                  <w:rFonts w:ascii="Cambria Math" w:hAnsi="Cambria Math"/>
+                </w:rPr>
+                <m:t>i</m:t>
+              </m:r>
+            </m:sub>
+          </m:sSub>
+          <m:r>
+            <m:rPr>
+              <m:sty m:val="p"/>
+            </m:rPr>
+            <w:rPr>
+              <w:rFonts w:ascii="Cambria Math" w:hAnsi="Cambria Math"/>
+            </w:rPr>
+            <m:t>),</m:t>
+          </m:r>
+        </m:oMath>
+      </m:oMathPara>
+    </w:p>
+    <w:p>
+      <w:pPr>
         <w:pStyle w:val="FirstParagraph"/>
         <w:ind w:firstLine="480"/>
       </w:pPr>
@@ -101,20 +1077,36 @@
         <w:rPr>
           <w:rFonts w:hint="eastAsia"/>
         </w:rPr>
-        <w:t>关于时间心理账户的讨论，首先建立在“时间能否像金钱一样被心理核算</w:t>
-      </w:r>
-      <w:r>
-        <w:rPr>
-          <w:rFonts w:hint="eastAsia"/>
-        </w:rPr>
-        <w:t>”这一基本问题之上。</w:t>
-      </w:r>
-      <w:r>
-        <w:rPr>
-          <w:rFonts w:hint="eastAsia"/>
-        </w:rPr>
-        <w:t>Rajagopal</w:t>
-      </w:r>
+        <w:lastRenderedPageBreak/>
+        <w:t>其中，</w:t>
+      </w:r>
+      <m:oMath>
+        <m:sSub>
+          <m:sSubPr>
+            <m:ctrlPr>
+              <w:rPr>
+                <w:rFonts w:ascii="Cambria Math" w:hAnsi="Cambria Math"/>
+              </w:rPr>
+            </m:ctrlPr>
+          </m:sSubPr>
+          <m:e>
+            <m:r>
+              <w:rPr>
+                <w:rFonts w:ascii="Cambria Math" w:hAnsi="Cambria Math"/>
+              </w:rPr>
+              <m:t>T</m:t>
+            </m:r>
+          </m:e>
+          <m:sub>
+            <m:r>
+              <w:rPr>
+                <w:rFonts w:ascii="Cambria Math" w:hAnsi="Cambria Math"/>
+              </w:rPr>
+              <m:t>i</m:t>
+            </m:r>
+          </m:sub>
+        </m:sSub>
+      </m:oMath>
       <w:r>
         <w:t xml:space="preserve"> </w:t>
       </w:r>
@@ -122,67 +1114,139 @@
         <w:rPr>
           <w:rFonts w:hint="eastAsia"/>
         </w:rPr>
-        <w:t>与</w:t>
-      </w:r>
-      <w:r>
-        <w:t xml:space="preserve"> Rha </w:t>
-      </w:r>
-      <w:r>
-        <w:rPr>
-          <w:rFonts w:hint="eastAsia"/>
-        </w:rPr>
-        <w:t>通过多项研究指出，个体确实会为时间建立不同的心理账户，并尝试在工作与非工作活动之间维持主观上的平衡</w:t>
+        <w:t>表示账户</w:t>
+      </w:r>
+      <w:r>
+        <w:t xml:space="preserve"> </w:t>
+      </w:r>
+      <m:oMath>
+        <m:r>
+          <w:rPr>
+            <w:rFonts w:ascii="Cambria Math" w:hAnsi="Cambria Math"/>
+          </w:rPr>
+          <m:t>i</m:t>
+        </m:r>
+      </m:oMath>
+      <w:r>
+        <w:t xml:space="preserve"> </w:t>
+      </w:r>
+      <w:r>
+        <w:rPr>
+          <w:rFonts w:hint="eastAsia"/>
+        </w:rPr>
+        <w:t>的实际时间投入，</w:t>
+      </w:r>
+      <m:oMath>
+        <m:sSub>
+          <m:sSubPr>
+            <m:ctrlPr>
+              <w:rPr>
+                <w:rFonts w:ascii="Cambria Math" w:hAnsi="Cambria Math"/>
+              </w:rPr>
+            </m:ctrlPr>
+          </m:sSubPr>
+          <m:e>
+            <m:r>
+              <w:rPr>
+                <w:rFonts w:ascii="Cambria Math" w:hAnsi="Cambria Math"/>
+              </w:rPr>
+              <m:t>B</m:t>
+            </m:r>
+          </m:e>
+          <m:sub>
+            <m:r>
+              <w:rPr>
+                <w:rFonts w:ascii="Cambria Math" w:hAnsi="Cambria Math"/>
+              </w:rPr>
+              <m:t>i</m:t>
+            </m:r>
+          </m:sub>
+        </m:sSub>
+      </m:oMath>
+      <w:r>
+        <w:t xml:space="preserve"> </w:t>
+      </w:r>
+      <w:r>
+        <w:rPr>
+          <w:rFonts w:hint="eastAsia"/>
+        </w:rPr>
+        <w:t>表示主观预算，</w:t>
+      </w:r>
+      <m:oMath>
+        <m:r>
+          <w:rPr>
+            <w:rFonts w:ascii="Cambria Math" w:hAnsi="Cambria Math"/>
+          </w:rPr>
+          <m:t>v</m:t>
+        </m:r>
+        <m:r>
+          <m:rPr>
+            <m:sty m:val="p"/>
+          </m:rPr>
+          <w:rPr>
+            <w:rFonts w:ascii="Cambria Math" w:hAnsi="Cambria Math"/>
+          </w:rPr>
+          <m:t>(⋅)</m:t>
+        </m:r>
+      </m:oMath>
+      <w:r>
+        <w:t xml:space="preserve"> </w:t>
+      </w:r>
+      <w:r>
+        <w:rPr>
+          <w:rFonts w:hint="eastAsia"/>
+        </w:rPr>
+        <w:t>表示偏离预算后的主观价值，</w:t>
+      </w:r>
+      <m:oMath>
+        <m:r>
+          <w:rPr>
+            <w:rFonts w:ascii="Cambria Math" w:hAnsi="Cambria Math"/>
+          </w:rPr>
+          <m:t>λ</m:t>
+        </m:r>
+        <m:r>
+          <m:rPr>
+            <m:sty m:val="p"/>
+          </m:rPr>
+          <w:rPr>
+            <w:rFonts w:ascii="Cambria Math" w:hAnsi="Cambria Math"/>
+          </w:rPr>
+          <m:t>&gt;</m:t>
+        </m:r>
+        <m:r>
+          <w:rPr>
+            <w:rFonts w:ascii="Cambria Math" w:hAnsi="Cambria Math"/>
+          </w:rPr>
+          <m:t>1</m:t>
+        </m:r>
+      </m:oMath>
+      <w:r>
+        <w:t xml:space="preserve"> </w:t>
+      </w:r>
+      <w:r>
+        <w:rPr>
+          <w:rFonts w:hint="eastAsia"/>
+        </w:rPr>
+        <w:t>表示时间损失相对更敏感的损失规避参数。这个写法并非对某一篇文献的直接复制，而是对时间预算、参照点和损失规避思想的综合表达，和前景理论及出行时间</w:t>
+      </w:r>
+      <w:r>
+        <w:rPr>
+          <w:rFonts w:hint="eastAsia"/>
+        </w:rPr>
+        <w:t>-</w:t>
+      </w:r>
+      <w:r>
+        <w:rPr>
+          <w:rFonts w:hint="eastAsia"/>
+        </w:rPr>
+        <w:t>成本建模的思路一致</w:t>
       </w:r>
       <w:r>
         <w:fldChar w:fldCharType="begin"/>
       </w:r>
       <w:r>
-        <w:instrText xml:space="preserve"> ADDIN ZOTERO_ITEM CSL_CITATION {"citationID":"codex-4de093ab2d0343a29eef262c388a919d","properties":{"formattedCitation":"\\super [1]\\nosupersub{}","plainCitation":"[1]","noteIndex":0},"citationItems":[{"id":111,"uris":["http://zotero.org/users/16536470/items/AEDMK49Y"],"itemData":{"id":111,"type":"article-journal","abstract":"This paper examines the ways in which time is perceived and tracked. We investigate whether people create mental accounts for time like they do for money, how time is allotted to these accounts and if time is valued differently according to the account to which it is assigned. Across ﬁve studies, we ﬁnd evidence that people create mental accounts for time and attempt to balance their time across work and non-work activities.","citation-key":"Rajagopal2009","container-title":"Journal of Economic Psychology","DOI":"10.1016/j.joep.2009.06.008","ISSN":"01674870","issue":"5","journalAbbreviation":"J. Econ. Psychol.","language":"en","license":"https://www.elsevier.com/tdm/userlicense/1.0</w:instrText>
-      </w:r>
-      <w:r>
-        <w:rPr>
-          <w:rFonts w:hint="eastAsia"/>
-        </w:rPr>
-        <w:instrText xml:space="preserve">/","note":"citation-key: Rajagopal2009\ntitleTranslation: </w:instrText>
-      </w:r>
-      <w:r>
-        <w:rPr>
-          <w:rFonts w:hint="eastAsia"/>
-        </w:rPr>
-        <w:instrText>时间的心理核算</w:instrText>
-      </w:r>
-      <w:r>
-        <w:rPr>
-          <w:rFonts w:hint="eastAsia"/>
-        </w:rPr>
-        <w:instrText xml:space="preserve">\nremark: </w:instrText>
-      </w:r>
-      <w:r>
-        <w:rPr>
-          <w:rFonts w:hint="eastAsia"/>
-        </w:rPr>
-        <w:instrText>理论·</w:instrText>
-      </w:r>
-      <w:r>
-        <w:rPr>
-          <w:rFonts w:hint="eastAsia"/>
-        </w:rPr>
-        <w:instrText>5</w:instrText>
-      </w:r>
-      <w:r>
-        <w:rPr>
-          <w:rFonts w:hint="eastAsia"/>
-        </w:rPr>
-        <w:instrText>个实验提出时间心理账户</w:instrText>
-      </w:r>
-      <w:r>
-        <w:rPr>
-          <w:rFonts w:hint="eastAsia"/>
-        </w:rPr>
-        <w:instrText>","page":"772-781","source":"DOI.org (Crossref)","title":"The mental accounting of time","volume":"30","author":[{"family":"Rajagopal","given":"Priyali"},{"family":"</w:instrText>
-      </w:r>
-      <w:r>
-        <w:instrText xml:space="preserve">Rha","given":"Jong-Youn"}],"issued":{"date-parts":[["2009",10]]}}}],"schema":"https://github.com/citation-style-language/schema/raw/master/csl-citation.json"} </w:instrText>
+        <w:instrText xml:space="preserve"> ADDIN ZOTERO_ITEM CSL_CITATION {"citationID":"codex-0004183a14f44ba1b04b9885f712b786","properties":{"formattedCitation":"\\super [4,5]\\nosupersub{}","plainCitation":"[4,5]","noteIndex":0},"citationItems":[{"id":1144,"uris":["http://zotero.org/users/16536470/items/8FWTNSPC"],"itemData":{"id":1144,"type":"article-journal","abstract":"The psychological principles that govern the perception of decision problems and the evaluation of probabilities and outcomes produce predictable shifts of preference when the same problem is framed in different ways. Reversals of preference are demonstrated in choices regarding monetary outcomes, both hypothetical and real, and in questions pertaining to the loss of human lives. The effects of frames on preferences are compared to the effects of perspectives on perceptual appearance. The dependence of preferences on the formulation of decision problems is a significant concern for the theory of rational choice.","citation-key":"Tversky1981","container-title":"Science","DOI":"10.1126/science.7455683","ISSN":"0036-8075, 1095-9203","issue":"4481","journalAbbreviation":"Science","language":"en","note":"citation-key: Tversky1981","page":"453-458","source":"DOI.org (Crossref)","title":"The framing of decisions and the psychology of choice","volume":"211","author":[{"family":"Tversky","given":"Amos"},{"family":"Kahneman","given":"Daniel"}],"issued":{"date-parts":[["1981",1,30]]}}},{"id":761,"uris":["http://zotero.org/users/16536470/items/WZP4767V"],"itemData":{"id":761,"type":"article-journal","abstract":"This paper analyzes the utility calculation principle of travelers from the perspective of mental accounting and proposes a travel choice behavior model that considers travel time and cost (MA-TC model). Then, a questionnaire is designed to analyze the results of the travel choice under different decision-making scenarios. Model parameters are estimated using nonlinear regression, and the utility calculation principles are developed under different hypothetical scenarios. Then, new expressions for the utility function under deterministic and risky conditions are presented. For verification, the nonlinear correlation coefficient and hit rate are used to compare the proposed MA-TC model with the other two models: (1) the classical prospect theory with travel time and cost (PT-TC model) and (2) mental accounting based on the original hedonic editing criterion (MA-HE model). The results show that model parameters under deterministic and risky conditions are pretty different. In the deterministic case, travelers have similar sensitivity to the change in gain and loss of travel time and cost. The prediction accuracy of the MA-TC model is 3% lower than the PT-TC model and 6% higher than the MA-HE model. Under risky conditions, travelers are more sensitive to the change in loss than to the change in gain. Additionally, travelers tend to overestimate small probabilities and underestimate high probabilities when losing more than when gaining. The prediction accuracy of the MA-TC model is 2% higher than the PT-TC model and 6% higher than the MA-HE model.","citation-key":"Liu2021","container-title":"Journal of Advanced Transportation","DOI":"10.1155/2021/4219396","ISSN":"2042-3195, 0197-6729","issue":"1","journalAbbreviation":"J. Adv. Transp.","language":"en","license":"https://creativecommons.org/licenses/by/4.0/","note":"citation-key: Liu2021","page":"1-21","publisher":"Wiley Online Library","source":"DOI.org (Crossref)","title":"Travel choice behavior model based on mental accounting of travel time and cost","volume":"2021","author":[{"family":"Liu","given":"Shixu"},{"family":"Zhu","given":"Jianchao"},{"family":"Easa","given":"Said M."},{"family":"Guo","given":"Lidan"},{"family":"Wang","given":"Shuyu"},{"family":"Wang","given":"Haoyu"},{"family":"Xu","given":"Yijian"}],"editor":[{"family":"Velaga","given":"Nagendra R"}],"issued":{"date-parts":[["2021",12,21]]}}}],"schema":"https://github.com/citation-style-language/schema/raw/master/csl-citation.json"} </w:instrText>
       </w:r>
       <w:r>
         <w:fldChar w:fldCharType="separate"/>
@@ -192,112 +1256,156 @@
           <w:rFonts w:cs="Times New Roman"/>
           <w:vertAlign w:val="superscript"/>
         </w:rPr>
-        <w:t>[1]</w:t>
+        <w:t>[4,5]</w:t>
       </w:r>
       <w:r>
         <w:fldChar w:fldCharType="end"/>
       </w:r>
       <w:r>
-        <w:rPr>
-          <w:rFonts w:hint="eastAsia"/>
-        </w:rPr>
-        <w:t>。国内研究则进一步从综述与范式梳理的角度强调，时间心理账户不仅具有非替代性、灵活性和心理预算等一般特征，还会表现出损失规避、禀赋效应和沉没成本效应等典型行为偏差</w:t>
+        <w:t>。</w:t>
+      </w:r>
+    </w:p>
+    <w:p>
+      <w:pPr>
+        <w:pStyle w:val="20"/>
+        <w:rPr>
+          <w:lang w:eastAsia="zh-CN"/>
+        </w:rPr>
+      </w:pPr>
+      <w:bookmarkStart w:id="4" w:name="时间为何不同于金钱"/>
+      <w:bookmarkEnd w:id="3"/>
+      <w:r>
+        <w:rPr>
+          <w:lang w:eastAsia="zh-CN"/>
+        </w:rPr>
+        <w:t xml:space="preserve">2.2 </w:t>
+      </w:r>
+      <w:r>
+        <w:rPr>
+          <w:rFonts w:hint="eastAsia"/>
+          <w:lang w:eastAsia="zh-CN"/>
+        </w:rPr>
+        <w:t>时间为何不同于金钱</w:t>
+      </w:r>
+    </w:p>
+    <w:p>
+      <w:pPr>
+        <w:pStyle w:val="FirstParagraph"/>
+        <w:ind w:firstLine="480"/>
+      </w:pPr>
+      <w:r>
+        <w:rPr>
+          <w:rFonts w:hint="eastAsia"/>
+        </w:rPr>
+        <w:t>“时间是否像金钱一样被决策者处理”是该领域的关键问题。已有综述表明，二者在风险偏好、判断依据、沉没成本和禀赋效应上存在系统差异</w:t>
       </w:r>
       <w:r>
         <w:fldChar w:fldCharType="begin"/>
       </w:r>
       <w:r>
-        <w:instrText xml:space="preserve"> ADDIN ZOTERO_ITEM CSL_CITATION {"citationID":"codex-e730451d08374508b05df2dd9c2cc9da","properties":{"formattedCitation":"\\super [2,3]\\nosupersub{}","plainCitation":"[2,3]","noteIndex":0},"citationItems":[{"id":192,"uris":["http://zotero.org/users/16536</w:instrText>
-      </w:r>
-      <w:r>
-        <w:rPr>
-          <w:rFonts w:hint="eastAsia"/>
-        </w:rPr>
-        <w:instrText>470/items/XUANGYMJ"],"itemData":{"id":192,"type":"article-journal","abstract":"</w:instrText>
-      </w:r>
-      <w:r>
-        <w:rPr>
-          <w:rFonts w:hint="eastAsia"/>
-        </w:rPr>
-        <w:instrText>时间心理账户与时间管理、主观幸福感等密切相关。时间心理账户表现出非替代性、灵活性、损失规避性、心理预算、禀赋效应、沉没成本效应等特征。这些特征都有其典型的研究范式供借鉴。未来的研究应深入揭示时间心理账户的独特机制，基于发展适宜性和文化适应性在研究内容和研究方法方面进一步拓展与创新。</w:instrText>
-      </w:r>
-      <w:r>
-        <w:rPr>
-          <w:rFonts w:hint="eastAsia"/>
-        </w:rPr>
-        <w:instrText>","citation-key":"WeiYongGang2023","container-title":"</w:instrText>
-      </w:r>
-      <w:r>
-        <w:rPr>
-          <w:rFonts w:hint="eastAsia"/>
-        </w:rPr>
-        <w:instrText>心理学探新</w:instrText>
-      </w:r>
-      <w:r>
-        <w:rPr>
-          <w:rFonts w:hint="eastAsia"/>
-        </w:rPr>
-        <w:instrText>","issue":"5","journalAbbreviation":"</w:instrText>
-      </w:r>
-      <w:r>
-        <w:rPr>
-          <w:rFonts w:hint="eastAsia"/>
-        </w:rPr>
-        <w:instrText>心理学探新</w:instrText>
-      </w:r>
-      <w:r>
-        <w:rPr>
-          <w:rFonts w:hint="eastAsia"/>
-        </w:rPr>
-        <w:instrText xml:space="preserve">","language":"zh","note":"citation-key: WeiYongGang2023\nfoundation: </w:instrText>
-      </w:r>
-      <w:r>
-        <w:rPr>
-          <w:rFonts w:hint="eastAsia"/>
-        </w:rPr>
-        <w:instrText>重庆市第五批高校优秀人才支持计划</w:instrText>
-      </w:r>
-      <w:r>
-        <w:rPr>
-          <w:rFonts w:hint="eastAsia"/>
-        </w:rPr>
-        <w:instrText>(</w:instrText>
-      </w:r>
-      <w:r>
-        <w:rPr>
-          <w:rFonts w:hint="eastAsia"/>
-        </w:rPr>
-        <w:instrText>渝教人发</w:instrText>
-      </w:r>
-      <w:r>
-        <w:rPr>
-          <w:rFonts w:hint="eastAsia"/>
-        </w:rPr>
-        <w:instrText>[2017]29</w:instrText>
-      </w:r>
-      <w:r>
-        <w:rPr>
-          <w:rFonts w:hint="eastAsia"/>
-        </w:rPr>
-        <w:instrText>号</w:instrText>
-      </w:r>
-      <w:r>
-        <w:rPr>
-          <w:rFonts w:hint="eastAsia"/>
-        </w:rPr>
-        <w:instrText>)</w:instrText>
-      </w:r>
-      <w:r>
-        <w:rPr>
-          <w:rFonts w:hint="eastAsia"/>
-        </w:rPr>
-        <w:instrText>；</w:instrText>
-      </w:r>
-      <w:r>
-        <w:rPr>
-          <w:rFonts w:hint="eastAsia"/>
-        </w:rPr>
-        <w:instrText xml:space="preserve">\ndownload: 646\nalbum: </w:instrText>
+        <w:instrText xml:space="preserve"> ADDIN ZOTERO_ITEM CSL_CITATION {"citationID":"codex-576d91439b174e27a36320f82610caaa","properties":{"formattedCitation":"\\super [3]\\nosupersub{}","plainCitation":"[3]","noteIndex":0},"citationItems":[{"id":186,"uris":["http://zotero.org/users/16536470/</w:instrText>
+      </w:r>
+      <w:r>
+        <w:rPr>
+          <w:rFonts w:hint="eastAsia"/>
+        </w:rPr>
+        <w:instrText>items/45QMN87I"],"itemData":{"id":186,"type":"article-journal","abstract":"</w:instrText>
+      </w:r>
+      <w:r>
+        <w:rPr>
+          <w:rFonts w:hint="eastAsia"/>
+        </w:rPr>
+        <w:instrText>传统经济学家认为</w:instrText>
+      </w:r>
+      <w:r>
+        <w:rPr>
+          <w:rFonts w:hint="eastAsia"/>
+        </w:rPr>
+        <w:instrText>,</w:instrText>
+      </w:r>
+      <w:r>
+        <w:rPr>
+          <w:rFonts w:hint="eastAsia"/>
+        </w:rPr>
+        <w:instrText>时间就是金钱</w:instrText>
+      </w:r>
+      <w:r>
+        <w:rPr>
+          <w:rFonts w:hint="eastAsia"/>
+        </w:rPr>
+        <w:instrText>,</w:instrText>
+      </w:r>
+      <w:r>
+        <w:rPr>
+          <w:rFonts w:hint="eastAsia"/>
+        </w:rPr>
+        <w:instrText>而近年来的一些研究却发现了与之不同的结论。后续的研究者主要从损失和受益时的风险偏好和决策依据、沉没成本效应、心理账户和禀赋效应这四个方面对时间和金钱进行比较</w:instrText>
+      </w:r>
+      <w:r>
+        <w:rPr>
+          <w:rFonts w:hint="eastAsia"/>
+        </w:rPr>
+        <w:instrText>,</w:instrText>
+      </w:r>
+      <w:r>
+        <w:rPr>
+          <w:rFonts w:hint="eastAsia"/>
+        </w:rPr>
+        <w:instrText>但是这方面的研究还处于起步阶段</w:instrText>
+      </w:r>
+      <w:r>
+        <w:rPr>
+          <w:rFonts w:hint="eastAsia"/>
+        </w:rPr>
+        <w:instrText>,</w:instrText>
+      </w:r>
+      <w:r>
+        <w:rPr>
+          <w:rFonts w:hint="eastAsia"/>
+        </w:rPr>
+        <w:instrText>还有许多问题需要在以后的研究中深入探讨。未来的研究应对时间是否存在损失规避和敏感性递减、时间的沉没成本效应和时间的禀赋效应的形成机制等问题进行探讨。</w:instrText>
+      </w:r>
+      <w:r>
+        <w:rPr>
+          <w:rFonts w:hint="eastAsia"/>
+        </w:rPr>
+        <w:instrText>","citation-key":"ZhangJunWei2010","container-title":"</w:instrText>
+      </w:r>
+      <w:r>
+        <w:rPr>
+          <w:rFonts w:hint="eastAsia"/>
+        </w:rPr>
+        <w:instrText>心理科学进展</w:instrText>
+      </w:r>
+      <w:r>
+        <w:rPr>
+          <w:rFonts w:hint="eastAsia"/>
+        </w:rPr>
+        <w:instrText>","issue":"10","journalAbbreviation":"</w:instrText>
+      </w:r>
+      <w:r>
+        <w:rPr>
+          <w:rFonts w:hint="eastAsia"/>
+        </w:rPr>
+        <w:instrText>心理科学进展</w:instrText>
+      </w:r>
+      <w:r>
+        <w:rPr>
+          <w:rFonts w:hint="eastAsia"/>
+        </w:rPr>
+        <w:instrText xml:space="preserve">","language":"zh","note":"citation-key: ZhangJunWei2010\ndownload: 2663\nalbum: </w:instrText>
+      </w:r>
+      <w:r>
+        <w:rPr>
+          <w:rFonts w:hint="eastAsia"/>
+        </w:rPr>
+        <w:instrText>医药卫生科技</w:instrText>
+      </w:r>
+      <w:r>
+        <w:rPr>
+          <w:rFonts w:hint="eastAsia"/>
+        </w:rPr>
+        <w:instrText>;</w:instrText>
       </w:r>
       <w:r>
         <w:rPr>
@@ -309,61 +1417,61 @@
         <w:rPr>
           <w:rFonts w:hint="eastAsia"/>
         </w:rPr>
-        <w:instrText xml:space="preserve">\nCLC: B842\ndbcode: CJFQ\ndbname: CJFDLAST2024\nfilename: XLXT202305009\nremark: </w:instrText>
-      </w:r>
-      <w:r>
-        <w:rPr>
-          <w:rFonts w:hint="eastAsia"/>
-        </w:rPr>
-        <w:instrText>理论·时间账户</w:instrText>
-      </w:r>
-      <w:r>
-        <w:rPr>
-          <w:rFonts w:hint="eastAsia"/>
-        </w:rPr>
-        <w:instrText>6</w:instrText>
-      </w:r>
-      <w:r>
-        <w:rPr>
-          <w:rFonts w:hint="eastAsia"/>
-        </w:rPr>
-        <w:instrText>效应</w:instrText>
-      </w:r>
-      <w:r>
-        <w:rPr>
-          <w:rFonts w:hint="eastAsia"/>
-        </w:rPr>
-        <w:instrText>+3</w:instrText>
-      </w:r>
-      <w:r>
-        <w:rPr>
-          <w:rFonts w:hint="eastAsia"/>
-        </w:rPr>
-        <w:instrText>范式</w:instrText>
-      </w:r>
-      <w:r>
-        <w:rPr>
-          <w:rFonts w:hint="eastAsia"/>
-        </w:rPr>
-        <w:instrText>","page":"449-454","source":"CNKI","title":"</w:instrText>
-      </w:r>
-      <w:r>
-        <w:rPr>
-          <w:rFonts w:hint="eastAsia"/>
-        </w:rPr>
-        <w:instrText>时间心理账户的特征及其研究范式</w:instrText>
-      </w:r>
-      <w:r>
-        <w:rPr>
-          <w:rFonts w:hint="eastAsia"/>
-        </w:rPr>
-        <w:instrText>","volume":"43","author":[{"literal":"</w:instrText>
-      </w:r>
-      <w:r>
-        <w:rPr>
-          <w:rFonts w:hint="eastAsia"/>
-        </w:rPr>
-        <w:instrText>魏勇刚</w:instrText>
+        <w:instrText xml:space="preserve">\nCLC: B849\ndbcode: CJFQ\ndbname: CJFD2010\nfilename: XLXD201010010\nremark: </w:instrText>
+      </w:r>
+      <w:r>
+        <w:rPr>
+          <w:rFonts w:hint="eastAsia"/>
+        </w:rPr>
+        <w:instrText>理论·金钱到时间的一系列问题</w:instrText>
+      </w:r>
+      <w:r>
+        <w:rPr>
+          <w:rFonts w:hint="eastAsia"/>
+        </w:rPr>
+        <w:instrText>","page":"1574-1579","source":"CNKI","title":"</w:instrText>
+      </w:r>
+      <w:r>
+        <w:rPr>
+          <w:rFonts w:hint="eastAsia"/>
+        </w:rPr>
+        <w:instrText>行为决策中作为价值的时间</w:instrText>
+      </w:r>
+      <w:r>
+        <w:rPr>
+          <w:rFonts w:hint="eastAsia"/>
+        </w:rPr>
+        <w:instrText>:</w:instrText>
+      </w:r>
+      <w:r>
+        <w:rPr>
+          <w:rFonts w:hint="eastAsia"/>
+        </w:rPr>
+        <w:instrText>基于与金钱的比较</w:instrText>
+      </w:r>
+      <w:r>
+        <w:rPr>
+          <w:rFonts w:hint="eastAsia"/>
+        </w:rPr>
+        <w:instrText>","title-short":"</w:instrText>
+      </w:r>
+      <w:r>
+        <w:rPr>
+          <w:rFonts w:hint="eastAsia"/>
+        </w:rPr>
+        <w:instrText>行为决策中作为价值的时间</w:instrText>
+      </w:r>
+      <w:r>
+        <w:rPr>
+          <w:rFonts w:hint="eastAsia"/>
+        </w:rPr>
+        <w:instrText>","volume":"18","author":[{"literal":"</w:instrText>
+      </w:r>
+      <w:r>
+        <w:rPr>
+          <w:rFonts w:hint="eastAsia"/>
+        </w:rPr>
+        <w:instrText>张军伟</w:instrText>
       </w:r>
       <w:r>
         <w:rPr>
@@ -375,7 +1483,7 @@
         <w:rPr>
           <w:rFonts w:hint="eastAsia"/>
         </w:rPr>
-        <w:instrText>唐银灿</w:instrText>
+        <w:instrText>徐富明</w:instrText>
       </w:r>
       <w:r>
         <w:rPr>
@@ -387,283 +1495,7 @@
         <w:rPr>
           <w:rFonts w:hint="eastAsia"/>
         </w:rPr>
-        <w:instrText>王晓曦</w:instrText>
-      </w:r>
-      <w:r>
-        <w:rPr>
-          <w:rFonts w:hint="eastAsia"/>
-        </w:rPr>
-        <w:instrText>"}],"issued":{"date-parts":[["2023"]]}}},{"id":174,"uris":["http://zotero.org/users/16536470/items/4Z7X8ZNK"],"itemData":{"id":174,"type":"article-journal","abstract":"</w:instrText>
-      </w:r>
-      <w:r>
-        <w:rPr>
-          <w:rFonts w:hint="eastAsia"/>
-        </w:rPr>
-        <w:instrText>等待时间知觉是指人们在等待过程中对等待时长的主观感受和心理体验</w:instrText>
-      </w:r>
-      <w:r>
-        <w:rPr>
-          <w:rFonts w:hint="eastAsia"/>
-        </w:rPr>
-        <w:instrText>,</w:instrText>
-      </w:r>
-      <w:r>
-        <w:rPr>
-          <w:rFonts w:hint="eastAsia"/>
-        </w:rPr>
-        <w:instrText>它对人们的决策行为产生影响。影响等待时间知觉的客观因素包括等待过程的填充物、等待时间的确定性、接受服务的阶段和等待的物理环境等</w:instrText>
-      </w:r>
-      <w:r>
-        <w:rPr>
-          <w:rFonts w:hint="eastAsia"/>
-        </w:rPr>
-        <w:instrText>;</w:instrText>
-      </w:r>
-      <w:r>
-        <w:rPr>
-          <w:rFonts w:hint="eastAsia"/>
-        </w:rPr>
-        <w:instrText>主观因素有负性情绪、自我控制和人格因素等。等待时间知觉导致的非理性决策行为包括时间沉没成本效应、</w:instrText>
-      </w:r>
-      <w:r>
-        <w:rPr>
-          <w:rFonts w:hint="eastAsia"/>
-        </w:rPr>
-        <w:instrText>\"</w:instrText>
-      </w:r>
-      <w:r>
-        <w:rPr>
-          <w:rFonts w:hint="eastAsia"/>
-        </w:rPr>
-        <w:instrText>延迟</w:instrText>
-      </w:r>
-      <w:r>
-        <w:rPr>
-          <w:rFonts w:hint="eastAsia"/>
-        </w:rPr>
-        <w:instrText>?</w:instrText>
-      </w:r>
-      <w:r>
-        <w:rPr>
-          <w:rFonts w:hint="eastAsia"/>
-        </w:rPr>
-        <w:instrText>提前</w:instrText>
-      </w:r>
-      <w:r>
-        <w:rPr>
-          <w:rFonts w:hint="eastAsia"/>
-        </w:rPr>
-        <w:instrText>\"</w:instrText>
-      </w:r>
-      <w:r>
-        <w:rPr>
-          <w:rFonts w:hint="eastAsia"/>
-        </w:rPr>
-        <w:instrText>框架效应、峰</w:instrText>
-      </w:r>
-      <w:r>
-        <w:rPr>
-          <w:rFonts w:hint="eastAsia"/>
-        </w:rPr>
-        <w:instrText>?</w:instrText>
-      </w:r>
-      <w:r>
-        <w:rPr>
-          <w:rFonts w:hint="eastAsia"/>
-        </w:rPr>
-        <w:instrText>终效应、偏好反转等。未来研究可从三个方面开展</w:instrText>
-      </w:r>
-      <w:r>
-        <w:rPr>
-          <w:rFonts w:hint="eastAsia"/>
-        </w:rPr>
-        <w:instrText>:(1)</w:instrText>
-      </w:r>
-      <w:r>
-        <w:rPr>
-          <w:rFonts w:hint="eastAsia"/>
-        </w:rPr>
-        <w:instrText>时间启动和金钱启动下等待时间知觉的差异</w:instrText>
-      </w:r>
-      <w:r>
-        <w:rPr>
-          <w:rFonts w:hint="eastAsia"/>
-        </w:rPr>
-        <w:instrText>;(2)</w:instrText>
-      </w:r>
-      <w:r>
-        <w:rPr>
-          <w:rFonts w:hint="eastAsia"/>
-        </w:rPr>
-        <w:instrText>基于时间心理账户视角研究等待时间知觉规律</w:instrText>
-      </w:r>
-      <w:r>
-        <w:rPr>
-          <w:rFonts w:hint="eastAsia"/>
-        </w:rPr>
-        <w:instrText>;(3)</w:instrText>
-      </w:r>
-      <w:r>
-        <w:rPr>
-          <w:rFonts w:hint="eastAsia"/>
-        </w:rPr>
-        <w:instrText>借鉴时间知觉理论探讨等待时间知觉影响决策行为的心理机制。</w:instrText>
-      </w:r>
-      <w:r>
-        <w:rPr>
-          <w:rFonts w:hint="eastAsia"/>
-        </w:rPr>
-        <w:instrText>","citation-key":"LiAiMei2014","container-title":"</w:instrText>
-      </w:r>
-      <w:r>
-        <w:rPr>
-          <w:rFonts w:hint="eastAsia"/>
-        </w:rPr>
-        <w:instrText>心理科学进展</w:instrText>
-      </w:r>
-      <w:r>
-        <w:rPr>
-          <w:rFonts w:hint="eastAsia"/>
-        </w:rPr>
-        <w:instrText>","issue":"11","journalAbbreviation":"</w:instrText>
-      </w:r>
-      <w:r>
-        <w:rPr>
-          <w:rFonts w:hint="eastAsia"/>
-        </w:rPr>
-        <w:instrText>心理科学进展</w:instrText>
-      </w:r>
-      <w:r>
-        <w:rPr>
-          <w:rFonts w:hint="eastAsia"/>
-        </w:rPr>
-        <w:instrText xml:space="preserve">","language":"zh","note":"citation-key: LiAiMei2014\nfoundation: </w:instrText>
-      </w:r>
-      <w:r>
-        <w:rPr>
-          <w:rFonts w:hint="eastAsia"/>
-        </w:rPr>
-        <w:instrText>国家自然科学基金项目</w:instrText>
-      </w:r>
-      <w:r>
-        <w:rPr>
-          <w:rFonts w:hint="eastAsia"/>
-        </w:rPr>
-        <w:instrText>(</w:instrText>
-      </w:r>
-      <w:r>
-        <w:rPr>
-          <w:rFonts w:hint="eastAsia"/>
-        </w:rPr>
-        <w:instrText>项目编号</w:instrText>
-      </w:r>
-      <w:r>
-        <w:rPr>
-          <w:rFonts w:hint="eastAsia"/>
-        </w:rPr>
-        <w:instrText>:71271101,71171096)</w:instrText>
-      </w:r>
-      <w:r>
-        <w:rPr>
-          <w:rFonts w:hint="eastAsia"/>
-        </w:rPr>
-        <w:instrText>；</w:instrText>
-      </w:r>
-      <w:r>
-        <w:rPr>
-          <w:rFonts w:hint="eastAsia"/>
-        </w:rPr>
-        <w:instrText xml:space="preserve"> </w:instrText>
-      </w:r>
-      <w:r>
-        <w:rPr>
-          <w:rFonts w:hint="eastAsia"/>
-        </w:rPr>
-        <w:instrText>广东省人文社科重点基地企业发展研究所基金资助；</w:instrText>
-      </w:r>
-      <w:r>
-        <w:rPr>
-          <w:rFonts w:hint="eastAsia"/>
-        </w:rPr>
-        <w:instrText xml:space="preserve">\ndownload: 5646\nalbum: </w:instrText>
-      </w:r>
-      <w:r>
-        <w:rPr>
-          <w:rFonts w:hint="eastAsia"/>
-        </w:rPr>
-        <w:instrText>医药卫生科技</w:instrText>
-      </w:r>
-      <w:r>
-        <w:rPr>
-          <w:rFonts w:hint="eastAsia"/>
-        </w:rPr>
-        <w:instrText>;</w:instrText>
-      </w:r>
-      <w:r>
-        <w:rPr>
-          <w:rFonts w:hint="eastAsia"/>
-        </w:rPr>
-        <w:instrText>哲学与人文科学</w:instrText>
-      </w:r>
-      <w:r>
-        <w:rPr>
-          <w:rFonts w:hint="eastAsia"/>
-        </w:rPr>
-        <w:instrText xml:space="preserve">\nCLC: B842.2\nCNKICite: 75\ndbcode: CJFQ\ndbname: CJFD2014\nfilename: XLXD201411001\nremark: </w:instrText>
-      </w:r>
-      <w:r>
-        <w:rPr>
-          <w:rFonts w:hint="eastAsia"/>
-        </w:rPr>
-        <w:instrText>理论·解释时间知觉的几个非理性效应</w:instrText>
-      </w:r>
-      <w:r>
-        <w:rPr>
-          <w:rFonts w:hint="eastAsia"/>
-        </w:rPr>
-        <w:instrText>","page":"1679-1690","source":"CNKI","title":"</w:instrText>
-      </w:r>
-      <w:r>
-        <w:rPr>
-          <w:rFonts w:hint="eastAsia"/>
-        </w:rPr>
-        <w:instrText>等待是一种折磨</w:instrText>
-      </w:r>
-      <w:r>
-        <w:rPr>
-          <w:rFonts w:hint="eastAsia"/>
-        </w:rPr>
-        <w:instrText>?</w:instrText>
-      </w:r>
-      <w:r>
-        <w:rPr>
-          <w:rFonts w:hint="eastAsia"/>
-        </w:rPr>
-        <w:instrText>等待时间知觉及其导致的非理性决策行为</w:instrText>
-      </w:r>
-      <w:r>
-        <w:rPr>
-          <w:rFonts w:hint="eastAsia"/>
-        </w:rPr>
-        <w:instrText>","title-short":"</w:instrText>
-      </w:r>
-      <w:r>
-        <w:rPr>
-          <w:rFonts w:hint="eastAsia"/>
-        </w:rPr>
-        <w:instrText>等待是一种折磨</w:instrText>
-      </w:r>
-      <w:r>
-        <w:rPr>
-          <w:rFonts w:hint="eastAsia"/>
-        </w:rPr>
-        <w:instrText>?","volume":"22","author":[{"literal":"</w:instrText>
-      </w:r>
-      <w:r>
-        <w:rPr>
-          <w:rFonts w:hint="eastAsia"/>
-        </w:rPr>
-        <w:instrText>李爱梅</w:instrText>
+        <w:instrText>刘腾飞</w:instrText>
       </w:r>
       <w:r>
         <w:rPr>
@@ -675,7 +1507,7 @@
         <w:rPr>
           <w:rFonts w:hint="eastAsia"/>
         </w:rPr>
-        <w:instrText>赵丹</w:instrText>
+        <w:instrText>陈雪玲</w:instrText>
       </w:r>
       <w:r>
         <w:rPr>
@@ -687,52 +1519,16 @@
         <w:rPr>
           <w:rFonts w:hint="eastAsia"/>
         </w:rPr>
-        <w:instrText>熊冠星</w:instrText>
-      </w:r>
-      <w:r>
-        <w:rPr>
-          <w:rFonts w:hint="eastAsia"/>
-        </w:rPr>
-        <w:instrText>"},{"literal":"</w:instrText>
-      </w:r>
-      <w:r>
-        <w:rPr>
-          <w:rFonts w:hint="eastAsia"/>
-        </w:rPr>
-        <w:instrText>谭飞</w:instrText>
-      </w:r>
-      <w:r>
-        <w:rPr>
-          <w:rFonts w:hint="eastAsia"/>
-        </w:rPr>
-        <w:instrText>"},{"literal":"</w:instrText>
-      </w:r>
-      <w:r>
-        <w:rPr>
-          <w:rFonts w:hint="eastAsia"/>
-        </w:rPr>
-        <w:instrText>王笑天</w:instrText>
-      </w:r>
-      <w:r>
-        <w:rPr>
-          <w:rFonts w:hint="eastAsia"/>
-        </w:rPr>
-        <w:instrText>"},{"literal":"</w:instrText>
-      </w:r>
-      <w:r>
-        <w:rPr>
-          <w:rFonts w:hint="eastAsia"/>
-        </w:rPr>
-        <w:instrText>凌文辁</w:instrText>
-      </w:r>
-      <w:r>
-        <w:rPr>
-          <w:rFonts w:hint="eastAsia"/>
-        </w:rPr>
-        <w:instrText>"}],"issued":{"date-parts":[["2014"]]}}}],"schema":"https://github.com/</w:instrText>
-      </w:r>
-      <w:r>
-        <w:instrText xml:space="preserve">citation-style-language/schema/raw/master/csl-citation.json"} </w:instrText>
+        <w:instrText>蒋多</w:instrText>
+      </w:r>
+      <w:r>
+        <w:rPr>
+          <w:rFonts w:hint="eastAsia"/>
+        </w:rPr>
+        <w:instrText>"}],"is</w:instrText>
+      </w:r>
+      <w:r>
+        <w:instrText xml:space="preserve">sued":{"date-parts":[["2010"]]}}}],"schema":"https://github.com/citation-style-language/schema/raw/master/csl-citation.json"} </w:instrText>
       </w:r>
       <w:r>
         <w:fldChar w:fldCharType="separate"/>
@@ -742,22 +1538,138 @@
           <w:rFonts w:cs="Times New Roman"/>
           <w:vertAlign w:val="superscript"/>
         </w:rPr>
-        <w:t>[2,3]</w:t>
+        <w:t>[3]</w:t>
       </w:r>
       <w:r>
         <w:fldChar w:fldCharType="end"/>
       </w:r>
       <w:r>
-        <w:rPr>
-          <w:rFonts w:hint="eastAsia"/>
-        </w:rPr>
-        <w:t>。这说明时间心理账户并非金钱心理账户的简单</w:t>
-      </w:r>
-      <w:r>
-        <w:rPr>
-          <w:rFonts w:hint="eastAsia"/>
-        </w:rPr>
-        <w:t>复制，而是以时间资源的不可储存性、过程性和情境依赖性为基础，形成了一套更贴近日常生活经验的解释框架。</w:t>
+        <w:t>。</w:t>
+      </w:r>
+      <w:r>
+        <w:t xml:space="preserve">Saini </w:t>
+      </w:r>
+      <w:r>
+        <w:rPr>
+          <w:rFonts w:hint="eastAsia"/>
+        </w:rPr>
+        <w:t>与</w:t>
+      </w:r>
+      <w:r>
+        <w:t xml:space="preserve"> Monga </w:t>
+      </w:r>
+      <w:r>
+        <w:rPr>
+          <w:rFonts w:hint="eastAsia"/>
+        </w:rPr>
+        <w:t>发现，当决策对象是时间而非金钱时，个体更容易使用启发式判断</w:t>
+      </w:r>
+      <w:r>
+        <w:fldChar w:fldCharType="begin"/>
+      </w:r>
+      <w:r>
+        <w:instrText xml:space="preserve"> ADDIN ZOTERO_ITEM CSL_CITATION {"citationID":"codex-188007f0a68849febd6f0ddde9751aba","properties":{"formattedCitation":"\\super [6]\\nosupersub{}","plainCitation":"[6]","noteIndex":0},"citationItems":[{"id":1103,"uris":["http://zotero.org/users/16536470/items/TPFRM6MS"],"itemData":{"id":1103,"type":"article-journal","citation-key":"Saini2008","container-title":"Journal of Consumer Research","issue":"6","journalAbbreviation":"J. Consum. Res.","language":"en","note":"citation-key: Saini2008\ntitleTranslat</w:instrText>
+      </w:r>
+      <w:r>
+        <w:rPr>
+          <w:rFonts w:hint="eastAsia"/>
+        </w:rPr>
+        <w:instrText xml:space="preserve">ion: </w:instrText>
+      </w:r>
+      <w:r>
+        <w:rPr>
+          <w:rFonts w:hint="eastAsia"/>
+        </w:rPr>
+        <w:instrText>我如何决定取决于我花费了什么：使用启发式更多的是为了时间而不是金钱</w:instrText>
+      </w:r>
+      <w:r>
+        <w:rPr>
+          <w:rFonts w:hint="eastAsia"/>
+        </w:rPr>
+        <w:instrText>","page":"914</w:instrText>
+      </w:r>
+      <w:r>
+        <w:rPr>
+          <w:rFonts w:hint="eastAsia"/>
+        </w:rPr>
+        <w:instrText>–</w:instrText>
+      </w:r>
+      <w:r>
+        <w:rPr>
+          <w:rFonts w:hint="eastAsia"/>
+        </w:rPr>
+        <w:instrText>922","publisher":"The University of Chicago Press","source":"Google Scholar","title":"How I decide depends on what I spend: use of heuristics is greater for time than for money","title-short":"How I deci</w:instrText>
+      </w:r>
+      <w:r>
+        <w:instrText xml:space="preserve">de depends on what I spend","volume":"34","author":[{"family":"Saini","given":"Ritesh"},{"family":"Monga","given":"Ashwani"}],"issued":{"date-parts":[["2008"]]}}}],"schema":"https://github.com/citation-style-language/schema/raw/master/csl-citation.json"} </w:instrText>
+      </w:r>
+      <w:r>
+        <w:fldChar w:fldCharType="separate"/>
+      </w:r>
+      <w:r>
+        <w:rPr>
+          <w:rFonts w:cs="Times New Roman"/>
+          <w:vertAlign w:val="superscript"/>
+        </w:rPr>
+        <w:t>[6]</w:t>
+      </w:r>
+      <w:r>
+        <w:fldChar w:fldCharType="end"/>
+      </w:r>
+      <w:r>
+        <w:rPr>
+          <w:rFonts w:hint="eastAsia"/>
+        </w:rPr>
+        <w:t>；</w:t>
+      </w:r>
+      <w:r>
+        <w:rPr>
+          <w:rFonts w:hint="eastAsia"/>
+        </w:rPr>
+        <w:t>Okada</w:t>
+      </w:r>
+      <w:r>
+        <w:t xml:space="preserve"> </w:t>
+      </w:r>
+      <w:r>
+        <w:rPr>
+          <w:rFonts w:hint="eastAsia"/>
+        </w:rPr>
+        <w:t>与</w:t>
+      </w:r>
+      <w:r>
+        <w:t xml:space="preserve"> Hoch </w:t>
+      </w:r>
+      <w:r>
+        <w:rPr>
+          <w:rFonts w:hint="eastAsia"/>
+        </w:rPr>
+        <w:t>则指出，时间支出与金钱支出会触发不同的权衡路径</w:t>
+      </w:r>
+      <w:r>
+        <w:fldChar w:fldCharType="begin"/>
+      </w:r>
+      <w:r>
+        <w:instrText xml:space="preserve"> ADDIN ZOTERO_ITEM CSL_CITATION {"citationID":"codex-c51862d003ea40cb9a13b01b3914a302","properties":{"formattedCitation":"\\super [7]\\nosupersub{}","plainCitation":"[7]","noteIndex":0},"citationItems":[{"id":1101,"uris":["http://zotero.org/users/16536470/items/G9DAWFG9"],"itemData":{"id":1101,"type":"article-journal","citation-key":"Okada2004","container-title":"Journal of Consumer Research","issue":"2","journalAbbreviation":"J. Consum. Res.","language":"en","note":"citation-key: Okada2004","page":"313–323","publisher":"The University of Chicago Press","source":"Google Scholar","title":"Spending time versus spending money","volume":"31","author":[{"family":"Okada","given":"Erica Mina"},{"family":"Hoch","given":"Stephen J."}],"issued":{"date-parts":[["2004"]]}}}],"schema":"https://github.com/citation-style-language/schema/raw/master/csl-citation.json"} </w:instrText>
+      </w:r>
+      <w:r>
+        <w:fldChar w:fldCharType="separate"/>
+      </w:r>
+      <w:r>
+        <w:rPr>
+          <w:rFonts w:cs="Times New Roman"/>
+          <w:vertAlign w:val="superscript"/>
+        </w:rPr>
+        <w:t>[7]</w:t>
+      </w:r>
+      <w:r>
+        <w:fldChar w:fldCharType="end"/>
+      </w:r>
+      <w:r>
+        <w:rPr>
+          <w:rFonts w:hint="eastAsia"/>
+        </w:rPr>
+        <w:t>。换言之，时间更容易与过程体验绑定，而金钱更容易与结果核算绑定。</w:t>
       </w:r>
     </w:p>
     <w:p>
@@ -766,241 +1678,46 @@
         <w:ind w:firstLine="480"/>
       </w:pPr>
       <w:r>
-        <w:rPr>
-          <w:rFonts w:hint="eastAsia"/>
-        </w:rPr>
-        <w:t>第二类研究主要从“时间与金钱是否等价”入手，比较两者在决策中的心理加工差异。已有综述指出，相比传统经济学中“时间就是金钱”的直观假设，行为决策研究更强调二者在风险偏好、决策依据、沉没成本和禀赋效应上的系统差异</w:t>
+        <w:t xml:space="preserve">Leclerc </w:t>
+      </w:r>
+      <w:r>
+        <w:rPr>
+          <w:rFonts w:hint="eastAsia"/>
+        </w:rPr>
+        <w:t>等对等待决策的研究进一步说明，等待时间的损失体验并不能简</w:t>
+      </w:r>
+      <w:r>
+        <w:rPr>
+          <w:rFonts w:hint="eastAsia"/>
+        </w:rPr>
+        <w:t>单等同于货币损失</w:t>
       </w:r>
       <w:r>
         <w:fldChar w:fldCharType="begin"/>
       </w:r>
       <w:r>
-        <w:instrText xml:space="preserve"> ADDIN ZOTERO_ITEM CSL_CITATION {"citationID":"codex-0969d73c15e145f29a8aace57d17903e","properties":{"formattedCitation":"\\super [4]\\nosupersub{}","plainCitation":"[4]","noteIndex":0},"citationItems":[{"id":186,"uris":["http://zotero.org/users/16536470/</w:instrText>
-      </w:r>
-      <w:r>
-        <w:rPr>
-          <w:rFonts w:hint="eastAsia"/>
-        </w:rPr>
-        <w:instrText>items/45QMN87I"],"itemData":{"id":186,"type":"article-journal","abstract":"</w:instrText>
-      </w:r>
-      <w:r>
-        <w:rPr>
-          <w:rFonts w:hint="eastAsia"/>
-        </w:rPr>
-        <w:instrText>传统经济学家认为</w:instrText>
-      </w:r>
-      <w:r>
-        <w:rPr>
-          <w:rFonts w:hint="eastAsia"/>
-        </w:rPr>
-        <w:instrText>,</w:instrText>
-      </w:r>
-      <w:r>
-        <w:rPr>
-          <w:rFonts w:hint="eastAsia"/>
-        </w:rPr>
-        <w:instrText>时间就是金钱</w:instrText>
-      </w:r>
-      <w:r>
-        <w:rPr>
-          <w:rFonts w:hint="eastAsia"/>
-        </w:rPr>
-        <w:instrText>,</w:instrText>
-      </w:r>
-      <w:r>
-        <w:rPr>
-          <w:rFonts w:hint="eastAsia"/>
-        </w:rPr>
-        <w:instrText>而近年来的一些研究却发现了与之不同的结论。后续的研究者主要从损失和受益时的风险偏好和决策依据、沉没成本效应、心理账户和禀赋效应这四个方面对时间和金钱进行比较</w:instrText>
-      </w:r>
-      <w:r>
-        <w:rPr>
-          <w:rFonts w:hint="eastAsia"/>
-        </w:rPr>
-        <w:instrText>,</w:instrText>
-      </w:r>
-      <w:r>
-        <w:rPr>
-          <w:rFonts w:hint="eastAsia"/>
-        </w:rPr>
-        <w:instrText>但是这方面的研究还处于起步阶段</w:instrText>
-      </w:r>
-      <w:r>
-        <w:rPr>
-          <w:rFonts w:hint="eastAsia"/>
-        </w:rPr>
-        <w:instrText>,</w:instrText>
-      </w:r>
-      <w:r>
-        <w:rPr>
-          <w:rFonts w:hint="eastAsia"/>
-        </w:rPr>
-        <w:instrText>还有许多问题需要在以后的研究中深入探讨。未来的研究应对时间是否存在损失规避和敏感性递减、时间的沉没成本效应和时间的禀赋效应的形成机制等问题进行探讨。</w:instrText>
-      </w:r>
-      <w:r>
-        <w:rPr>
-          <w:rFonts w:hint="eastAsia"/>
-        </w:rPr>
-        <w:instrText>","citation-key":"ZhangJunWei2010","container-title":"</w:instrText>
-      </w:r>
-      <w:r>
-        <w:rPr>
-          <w:rFonts w:hint="eastAsia"/>
-        </w:rPr>
-        <w:instrText>心理科学进展</w:instrText>
-      </w:r>
-      <w:r>
-        <w:rPr>
-          <w:rFonts w:hint="eastAsia"/>
-        </w:rPr>
-        <w:instrText>","issue":"10","journalAbbreviation":"</w:instrText>
-      </w:r>
-      <w:r>
-        <w:rPr>
-          <w:rFonts w:hint="eastAsia"/>
-        </w:rPr>
-        <w:instrText>心理科学进展</w:instrText>
-      </w:r>
-      <w:r>
-        <w:rPr>
-          <w:rFonts w:hint="eastAsia"/>
-        </w:rPr>
-        <w:instrText xml:space="preserve">","language":"zh","note":"citation-key: ZhangJunWei2010\ndownload: 2663\nalbum: </w:instrText>
-      </w:r>
-      <w:r>
-        <w:rPr>
-          <w:rFonts w:hint="eastAsia"/>
-        </w:rPr>
-        <w:instrText>医药卫生科技</w:instrText>
-      </w:r>
-      <w:r>
-        <w:rPr>
-          <w:rFonts w:hint="eastAsia"/>
-        </w:rPr>
-        <w:instrText>;</w:instrText>
-      </w:r>
-      <w:r>
-        <w:rPr>
-          <w:rFonts w:hint="eastAsia"/>
-        </w:rPr>
-        <w:instrText>哲学与人文科学</w:instrText>
-      </w:r>
-      <w:r>
-        <w:rPr>
-          <w:rFonts w:hint="eastAsia"/>
-        </w:rPr>
-        <w:instrText xml:space="preserve">\nCLC: B849\ndbcode: CJFQ\ndbname: CJFD2010\nfilename: XLXD201010010\nremark: </w:instrText>
-      </w:r>
-      <w:r>
-        <w:rPr>
-          <w:rFonts w:hint="eastAsia"/>
-        </w:rPr>
-        <w:instrText>理论·金钱到时间的一系列问题</w:instrText>
-      </w:r>
-      <w:r>
-        <w:rPr>
-          <w:rFonts w:hint="eastAsia"/>
-        </w:rPr>
-        <w:instrText>","page":"1574-1579","source":"CNKI","title":"</w:instrText>
-      </w:r>
-      <w:r>
-        <w:rPr>
-          <w:rFonts w:hint="eastAsia"/>
-        </w:rPr>
-        <w:instrText>行为决策中作为价值的时间</w:instrText>
-      </w:r>
-      <w:r>
-        <w:rPr>
-          <w:rFonts w:hint="eastAsia"/>
-        </w:rPr>
-        <w:instrText>:</w:instrText>
-      </w:r>
-      <w:r>
-        <w:rPr>
-          <w:rFonts w:hint="eastAsia"/>
-        </w:rPr>
-        <w:instrText>基于与金钱的比较</w:instrText>
-      </w:r>
-      <w:r>
-        <w:rPr>
-          <w:rFonts w:hint="eastAsia"/>
-        </w:rPr>
-        <w:instrText>","title-short":"</w:instrText>
-      </w:r>
-      <w:r>
-        <w:rPr>
-          <w:rFonts w:hint="eastAsia"/>
-        </w:rPr>
-        <w:instrText>行为决策中作为价值的时间</w:instrText>
-      </w:r>
-      <w:r>
-        <w:rPr>
-          <w:rFonts w:hint="eastAsia"/>
-        </w:rPr>
-        <w:instrText>","volume":"18","author":[{"literal":"</w:instrText>
-      </w:r>
-      <w:r>
-        <w:rPr>
-          <w:rFonts w:hint="eastAsia"/>
-        </w:rPr>
-        <w:instrText>张军伟</w:instrText>
-      </w:r>
-      <w:r>
-        <w:rPr>
-          <w:rFonts w:hint="eastAsia"/>
-        </w:rPr>
-        <w:instrText>"},{"literal":"</w:instrText>
-      </w:r>
-      <w:r>
-        <w:rPr>
-          <w:rFonts w:hint="eastAsia"/>
-        </w:rPr>
-        <w:instrText>徐富明</w:instrText>
-      </w:r>
-      <w:r>
-        <w:rPr>
-          <w:rFonts w:hint="eastAsia"/>
-        </w:rPr>
-        <w:instrText>"},{"literal":"</w:instrText>
-      </w:r>
-      <w:r>
-        <w:rPr>
-          <w:rFonts w:hint="eastAsia"/>
-        </w:rPr>
-        <w:instrText>刘腾飞</w:instrText>
-      </w:r>
-      <w:r>
-        <w:rPr>
-          <w:rFonts w:hint="eastAsia"/>
-        </w:rPr>
-        <w:instrText>"},{"literal":"</w:instrText>
-      </w:r>
-      <w:r>
-        <w:rPr>
-          <w:rFonts w:hint="eastAsia"/>
-        </w:rPr>
-        <w:instrText>陈雪玲</w:instrText>
-      </w:r>
-      <w:r>
-        <w:rPr>
-          <w:rFonts w:hint="eastAsia"/>
-        </w:rPr>
-        <w:instrText>"},{"literal":"</w:instrText>
-      </w:r>
-      <w:r>
-        <w:rPr>
-          <w:rFonts w:hint="eastAsia"/>
-        </w:rPr>
-        <w:instrText>蒋多</w:instrText>
-      </w:r>
-      <w:r>
-        <w:rPr>
-          <w:rFonts w:hint="eastAsia"/>
-        </w:rPr>
-        <w:instrText>"}],"is</w:instrText>
-      </w:r>
-      <w:r>
-        <w:instrText xml:space="preserve">sued":{"date-parts":[["2010"]]}}}],"schema":"https://github.com/citation-style-language/schema/raw/master/csl-citation.json"} </w:instrText>
+        <w:instrText xml:space="preserve"> ADDIN ZOTERO_ITEM CSL_CITATION {"citationID":"codex-2518494bf7254a17abe8f9e22ee52683","properties":{"formattedCitation":"\\super [8]\\nosupersub{}","plainCitation":"[8]","noteIndex":0},"citationItems":[{"id":322,"uris":["http://zotero.org/users/16536470/items/7ZDSF7IP"],"itemData":{"id":322,"type":"article-journal","citation-key":"Leclerc1995","container-title":"Journal of Consumer Research","DOI":"10.1086/209439","ISSN":"0093-5301, 1537-5277","issue":"1","journalAbbreviation":"J. Consum. Res.","language</w:instrText>
+      </w:r>
+      <w:r>
+        <w:rPr>
+          <w:rFonts w:hint="eastAsia"/>
+        </w:rPr>
+        <w:instrText xml:space="preserve">":"en","note":"citation-key: Leclerc1995\nremark: </w:instrText>
+      </w:r>
+      <w:r>
+        <w:rPr>
+          <w:rFonts w:hint="eastAsia"/>
+        </w:rPr>
+        <w:instrText>理论·验证时间损失与风险</w:instrText>
+      </w:r>
+      <w:r>
+        <w:rPr>
+          <w:rFonts w:hint="eastAsia"/>
+        </w:rPr>
+        <w:instrText>","page":"110","source":"DOI.org (Crossref)","title":"Waiting time and decision making: is time like money?","title-short":"Waiting time and decision making","volume":"22","author":[{"family":"</w:instrText>
+      </w:r>
+      <w:r>
+        <w:instrText xml:space="preserve">Leclerc","given":"France"},{"family":"Schmitt","given":"Bernd H."},{"family":"Dube","given":"Laurette"}],"issued":{"date-parts":[["1995",6]]}}}],"schema":"https://github.com/citation-style-language/schema/raw/master/csl-citation.json"} </w:instrText>
       </w:r>
       <w:r>
         <w:fldChar w:fldCharType="separate"/>
@@ -1010,7 +1727,7 @@
           <w:rFonts w:cs="Times New Roman"/>
           <w:vertAlign w:val="superscript"/>
         </w:rPr>
-        <w:t>[4]</w:t>
+        <w:t>[8]</w:t>
       </w:r>
       <w:r>
         <w:fldChar w:fldCharType="end"/>
@@ -1019,55 +1736,408 @@
         <w:rPr>
           <w:rFonts w:hint="eastAsia"/>
         </w:rPr>
-        <w:t>。在具体机制上，</w:t>
-      </w:r>
-      <w:r>
-        <w:rPr>
-          <w:rFonts w:hint="eastAsia"/>
-        </w:rPr>
-        <w:t>Saini</w:t>
-      </w:r>
-      <w:r>
-        <w:t xml:space="preserve"> </w:t>
-      </w:r>
-      <w:r>
-        <w:rPr>
-          <w:rFonts w:hint="eastAsia"/>
-        </w:rPr>
-        <w:t>与</w:t>
-      </w:r>
-      <w:r>
-        <w:t xml:space="preserve"> Monga </w:t>
-      </w:r>
-      <w:r>
-        <w:rPr>
-          <w:rFonts w:hint="eastAsia"/>
-        </w:rPr>
-        <w:t>发现，当个体面对时间支出时，比面对金钱支出更容易依赖启发式进行判断</w:t>
+        <w:t>。同样是“付出”，时间付出常常伴随无聊、焦虑、机会成本和控制感下降，因此其心理成本更依赖情境。也正因为如此，时间心理账户能够解释许多标准价格模型难以覆盖的现象。</w:t>
+      </w:r>
+    </w:p>
+    <w:p>
+      <w:pPr>
+        <w:pStyle w:val="TableCaption"/>
+        <w:rPr>
+          <w:lang w:eastAsia="zh-CN"/>
+        </w:rPr>
+      </w:pPr>
+      <w:r>
+        <w:rPr>
+          <w:rFonts w:hint="eastAsia"/>
+          <w:bCs/>
+          <w:lang w:eastAsia="zh-CN"/>
+        </w:rPr>
+        <w:t>表</w:t>
+      </w:r>
+      <w:r>
+        <w:rPr>
+          <w:bCs/>
+          <w:lang w:eastAsia="zh-CN"/>
+        </w:rPr>
+        <w:t xml:space="preserve"> 1 </w:t>
+      </w:r>
+      <w:r>
+        <w:rPr>
+          <w:rFonts w:hint="eastAsia"/>
+          <w:bCs/>
+          <w:lang w:eastAsia="zh-CN"/>
+        </w:rPr>
+        <w:t>时间心理账户与金钱心理账户的比较</w:t>
+      </w:r>
+    </w:p>
+    <w:tbl>
+      <w:tblPr>
+        <w:tblStyle w:val="Table"/>
+        <w:tblW w:w="4900" w:type="pct"/>
+        <w:tblLayout w:type="fixed"/>
+        <w:tblLook w:val="0020" w:firstRow="1" w:lastRow="0" w:firstColumn="0" w:lastColumn="0" w:noHBand="0" w:noVBand="0"/>
+        <w:tblCaption w:val="表 1 时间心理账户与金钱心理账户的比较"/>
+      </w:tblPr>
+      <w:tblGrid>
+        <w:gridCol w:w="1162"/>
+        <w:gridCol w:w="3489"/>
+        <w:gridCol w:w="3489"/>
+      </w:tblGrid>
+      <w:tr>
+        <w:trPr>
+          <w:cnfStyle w:val="100000000000" w:firstRow="1" w:lastRow="0" w:firstColumn="0" w:lastColumn="0" w:oddVBand="0" w:evenVBand="0" w:oddHBand="0" w:evenHBand="0" w:firstRowFirstColumn="0" w:firstRowLastColumn="0" w:lastRowFirstColumn="0" w:lastRowLastColumn="0"/>
+          <w:tblHeader/>
+        </w:trPr>
+        <w:tc>
+          <w:tcPr>
+            <w:tcW w:w="1108" w:type="dxa"/>
+          </w:tcPr>
+          <w:p>
+            <w:pPr>
+              <w:pStyle w:val="Compact"/>
+            </w:pPr>
+            <w:r>
+              <w:rPr>
+                <w:rFonts w:hint="eastAsia"/>
+              </w:rPr>
+              <w:t>维度</w:t>
+            </w:r>
+          </w:p>
+        </w:tc>
+        <w:tc>
+          <w:tcPr>
+            <w:tcW w:w="3326" w:type="dxa"/>
+          </w:tcPr>
+          <w:p>
+            <w:pPr>
+              <w:pStyle w:val="Compact"/>
+            </w:pPr>
+            <w:r>
+              <w:rPr>
+                <w:rFonts w:hint="eastAsia"/>
+              </w:rPr>
+              <w:t>时间心理账户</w:t>
+            </w:r>
+          </w:p>
+        </w:tc>
+        <w:tc>
+          <w:tcPr>
+            <w:tcW w:w="3326" w:type="dxa"/>
+          </w:tcPr>
+          <w:p>
+            <w:pPr>
+              <w:pStyle w:val="Compact"/>
+            </w:pPr>
+            <w:r>
+              <w:rPr>
+                <w:rFonts w:hint="eastAsia"/>
+              </w:rPr>
+              <w:t>金钱心理账户</w:t>
+            </w:r>
+          </w:p>
+        </w:tc>
+      </w:tr>
+      <w:tr>
+        <w:tc>
+          <w:tcPr>
+            <w:tcW w:w="1108" w:type="dxa"/>
+          </w:tcPr>
+          <w:p>
+            <w:pPr>
+              <w:pStyle w:val="Compact"/>
+            </w:pPr>
+            <w:r>
+              <w:rPr>
+                <w:rFonts w:hint="eastAsia"/>
+              </w:rPr>
+              <w:t>资源属性</w:t>
+            </w:r>
+          </w:p>
+        </w:tc>
+        <w:tc>
+          <w:tcPr>
+            <w:tcW w:w="3326" w:type="dxa"/>
+          </w:tcPr>
+          <w:p>
+            <w:pPr>
+              <w:pStyle w:val="Compact"/>
+            </w:pPr>
+            <w:r>
+              <w:rPr>
+                <w:rFonts w:hint="eastAsia"/>
+              </w:rPr>
+              <w:t>不可储存、不可逆</w:t>
+            </w:r>
+          </w:p>
+        </w:tc>
+        <w:tc>
+          <w:tcPr>
+            <w:tcW w:w="3326" w:type="dxa"/>
+          </w:tcPr>
+          <w:p>
+            <w:pPr>
+              <w:pStyle w:val="Compact"/>
+            </w:pPr>
+            <w:r>
+              <w:rPr>
+                <w:rFonts w:hint="eastAsia"/>
+              </w:rPr>
+              <w:t>可储存、可转移</w:t>
+            </w:r>
+          </w:p>
+        </w:tc>
+      </w:tr>
+      <w:tr>
+        <w:tc>
+          <w:tcPr>
+            <w:tcW w:w="1108" w:type="dxa"/>
+          </w:tcPr>
+          <w:p>
+            <w:pPr>
+              <w:pStyle w:val="Compact"/>
+            </w:pPr>
+            <w:r>
+              <w:rPr>
+                <w:rFonts w:hint="eastAsia"/>
+              </w:rPr>
+              <w:t>典型参照点</w:t>
+            </w:r>
+          </w:p>
+        </w:tc>
+        <w:tc>
+          <w:tcPr>
+            <w:tcW w:w="3326" w:type="dxa"/>
+          </w:tcPr>
+          <w:p>
+            <w:pPr>
+              <w:pStyle w:val="Compact"/>
+            </w:pPr>
+            <w:r>
+              <w:rPr>
+                <w:rFonts w:hint="eastAsia"/>
+              </w:rPr>
+              <w:t>日程预算、等待预期、角色义务</w:t>
+            </w:r>
+          </w:p>
+        </w:tc>
+        <w:tc>
+          <w:tcPr>
+            <w:tcW w:w="3326" w:type="dxa"/>
+          </w:tcPr>
+          <w:p>
+            <w:pPr>
+              <w:pStyle w:val="Compact"/>
+            </w:pPr>
+            <w:r>
+              <w:rPr>
+                <w:rFonts w:hint="eastAsia"/>
+              </w:rPr>
+              <w:t>收入水平、价格、账面余额</w:t>
+            </w:r>
+          </w:p>
+        </w:tc>
+      </w:tr>
+      <w:tr>
+        <w:tc>
+          <w:tcPr>
+            <w:tcW w:w="1108" w:type="dxa"/>
+          </w:tcPr>
+          <w:p>
+            <w:pPr>
+              <w:pStyle w:val="Compact"/>
+            </w:pPr>
+            <w:r>
+              <w:rPr>
+                <w:rFonts w:hint="eastAsia"/>
+              </w:rPr>
+              <w:t>常见偏差</w:t>
+            </w:r>
+          </w:p>
+        </w:tc>
+        <w:tc>
+          <w:tcPr>
+            <w:tcW w:w="3326" w:type="dxa"/>
+          </w:tcPr>
+          <w:p>
+            <w:pPr>
+              <w:pStyle w:val="Compact"/>
+            </w:pPr>
+            <w:r>
+              <w:rPr>
+                <w:rFonts w:hint="eastAsia"/>
+              </w:rPr>
+              <w:t>时间损失规避、等待厌恶、时间沉没成本</w:t>
+            </w:r>
+          </w:p>
+        </w:tc>
+        <w:tc>
+          <w:tcPr>
+            <w:tcW w:w="3326" w:type="dxa"/>
+          </w:tcPr>
+          <w:p>
+            <w:pPr>
+              <w:pStyle w:val="Compact"/>
+            </w:pPr>
+            <w:r>
+              <w:rPr>
+                <w:rFonts w:hint="eastAsia"/>
+              </w:rPr>
+              <w:t>支出分账、损失厌恶、沉没成本</w:t>
+            </w:r>
+          </w:p>
+        </w:tc>
+      </w:tr>
+      <w:tr>
+        <w:tc>
+          <w:tcPr>
+            <w:tcW w:w="1108" w:type="dxa"/>
+          </w:tcPr>
+          <w:p>
+            <w:pPr>
+              <w:pStyle w:val="Compact"/>
+            </w:pPr>
+            <w:r>
+              <w:rPr>
+                <w:rFonts w:hint="eastAsia"/>
+              </w:rPr>
+              <w:t>判断方式</w:t>
+            </w:r>
+          </w:p>
+        </w:tc>
+        <w:tc>
+          <w:tcPr>
+            <w:tcW w:w="3326" w:type="dxa"/>
+          </w:tcPr>
+          <w:p>
+            <w:pPr>
+              <w:pStyle w:val="Compact"/>
+            </w:pPr>
+            <w:r>
+              <w:rPr>
+                <w:rFonts w:hint="eastAsia"/>
+              </w:rPr>
+              <w:t>更依赖情境与体验线索</w:t>
+            </w:r>
+          </w:p>
+        </w:tc>
+        <w:tc>
+          <w:tcPr>
+            <w:tcW w:w="3326" w:type="dxa"/>
+          </w:tcPr>
+          <w:p>
+            <w:pPr>
+              <w:pStyle w:val="Compact"/>
+            </w:pPr>
+            <w:r>
+              <w:rPr>
+                <w:rFonts w:hint="eastAsia"/>
+              </w:rPr>
+              <w:t>更依赖金额与结果核算</w:t>
+            </w:r>
+          </w:p>
+        </w:tc>
+      </w:tr>
+      <w:tr>
+        <w:tc>
+          <w:tcPr>
+            <w:tcW w:w="1108" w:type="dxa"/>
+          </w:tcPr>
+          <w:p>
+            <w:pPr>
+              <w:pStyle w:val="Compact"/>
+            </w:pPr>
+            <w:r>
+              <w:rPr>
+                <w:rFonts w:hint="eastAsia"/>
+              </w:rPr>
+              <w:t>管理目标</w:t>
+            </w:r>
+          </w:p>
+        </w:tc>
+        <w:tc>
+          <w:tcPr>
+            <w:tcW w:w="3326" w:type="dxa"/>
+          </w:tcPr>
+          <w:p>
+            <w:pPr>
+              <w:pStyle w:val="Compact"/>
+            </w:pPr>
+            <w:r>
+              <w:rPr>
+                <w:rFonts w:hint="eastAsia"/>
+              </w:rPr>
+              <w:t>平衡不同生活账户</w:t>
+            </w:r>
+          </w:p>
+        </w:tc>
+        <w:tc>
+          <w:tcPr>
+            <w:tcW w:w="3326" w:type="dxa"/>
+          </w:tcPr>
+          <w:p>
+            <w:pPr>
+              <w:pStyle w:val="Compact"/>
+            </w:pPr>
+            <w:r>
+              <w:rPr>
+                <w:rFonts w:hint="eastAsia"/>
+              </w:rPr>
+              <w:t>平衡不同财务账户</w:t>
+            </w:r>
+          </w:p>
+        </w:tc>
+      </w:tr>
+    </w:tbl>
+    <w:p>
+      <w:pPr>
+        <w:pStyle w:val="20"/>
+      </w:pPr>
+      <w:bookmarkStart w:id="5" w:name="编码规则与相似性问题"/>
+      <w:bookmarkEnd w:id="4"/>
+      <w:r>
+        <w:t xml:space="preserve">2.3 </w:t>
+      </w:r>
+      <w:r>
+        <w:rPr>
+          <w:rFonts w:hint="eastAsia"/>
+        </w:rPr>
+        <w:t>编码规则与相似性问题</w:t>
+      </w:r>
+    </w:p>
+    <w:p>
+      <w:pPr>
+        <w:pStyle w:val="FirstParagraph"/>
+        <w:ind w:firstLine="480"/>
+      </w:pPr>
+      <w:r>
+        <w:rPr>
+          <w:rFonts w:hint="eastAsia"/>
+        </w:rPr>
+        <w:t>更广义的心理账户研究还提示，收益或损失是被整合还是被分离，会影响体验强度与后续选择。修正后的编码规则表明，多重结果的整合未必总比隔离更差，关键在于结果组合与主观解释</w:t>
       </w:r>
       <w:r>
         <w:fldChar w:fldCharType="begin"/>
       </w:r>
       <w:r>
-        <w:instrText xml:space="preserve"> ADDIN ZOTERO_ITEM CSL_CITATION {"citationID":"codex-2d04ab7319df409095b01f7093991f13","properties":{"formattedCitation":"\\super [5]\\nosupersub{}","plainCitation":"[5]","noteIndex":0},"citationItems":[{"id":1103,"uris":["http://zotero.org/users/16536470/items/TPFRM6MS"],"itemData":{"id":1103,"type":"article-journal","citation-key":"Saini2008","container-title":"Journal of Consumer Research","issue":"6","journalAbbreviation":"J. Consum. Res.","language":"en","note":"citation-key: Saini2008\ntitleTranslat</w:instrText>
-      </w:r>
-      <w:r>
-        <w:rPr>
-          <w:rFonts w:hint="eastAsia"/>
-        </w:rPr>
-        <w:instrText xml:space="preserve">ion: </w:instrText>
-      </w:r>
-      <w:r>
-        <w:rPr>
-          <w:rFonts w:hint="eastAsia"/>
-        </w:rPr>
-        <w:instrText>我如何决定取决于我花费了什么：使用启发式更多的是为了时间而不是金钱</w:instrText>
-      </w:r>
-      <w:r>
-        <w:rPr>
-          <w:rFonts w:hint="eastAsia"/>
-        </w:rPr>
-        <w:instrText>","page":"914</w:instrText>
+        <w:instrText xml:space="preserve"> ADDIN ZOTERO_ITEM CSL_CITATION {"citationID":"codex-d1b677b741cc4ddc889d158ebe5d615e","properties":{"formattedCitation":"\\super [9]\\nosupersub{}","plainCitation":"[9]","noteIndex":0},"citationItems":[{"id":1158,"uris":["http://zotero.org/users/16536470/items/IEJRNGGJ"],"itemData":{"id":1158,"type":"paper-conference","citation-key":"Chang2014","container-title":"Proceedings of PICMET'14 Conference: Portland International Center for Management of Engineering and Technology; Infrastructure and Service Int</w:instrText>
+      </w:r>
+      <w:r>
+        <w:rPr>
+          <w:rFonts w:hint="eastAsia"/>
+        </w:rPr>
+        <w:instrText xml:space="preserve">egration","language":"en","note":"citation-key: Chang2014\ntitleTranslation: </w:instrText>
+      </w:r>
+      <w:r>
+        <w:rPr>
+          <w:rFonts w:hint="eastAsia"/>
+        </w:rPr>
+        <w:instrText>当整合比分离在多收益情况下效果更好时：心理账户中的修正编码规则</w:instrText>
+      </w:r>
+      <w:r>
+        <w:rPr>
+          <w:rFonts w:hint="eastAsia"/>
+        </w:rPr>
+        <w:instrText>","page":"542</w:instrText>
       </w:r>
       <w:r>
         <w:rPr>
@@ -1079,10 +2149,10 @@
         <w:rPr>
           <w:rFonts w:hint="eastAsia"/>
         </w:rPr>
-        <w:instrText>922","publisher":"The University of Chicago Press","source":"Google Scholar","title":"How I decide depends on what I spend: use of heuristics is greater for time than for money","title-short":"How I deci</w:instrText>
-      </w:r>
-      <w:r>
-        <w:instrText xml:space="preserve">de depends on what I spend","volume":"34","author":[{"family":"Saini","given":"Ritesh"},{"family":"Monga","given":"Ashwani"}],"issued":{"date-parts":[["2008"]]}}}],"schema":"https://github.com/citation-style-language/schema/raw/master/csl-citation.json"} </w:instrText>
+        <w:instrText>554","publisher":"IEEE","source":"Google Scholar","title":"When integration works better than segregation does in multiple-gain situa</w:instrText>
+      </w:r>
+      <w:r>
+        <w:instrText xml:space="preserve">tions: the revised coding rules in mental accounting","title-short":"When integration works better than segregation does in multiple-gain situations","URL":"https://ieeexplore.ieee.org/abstract/document/6921195/","author":[{"family":"Chang","given":"Chia-Chi"},{"family":"Chen","given":"Po-Yu"}],"accessed":{"date-parts":[["2025",6,19]]},"issued":{"date-parts":[["2014"]]}}}],"schema":"https://github.com/citation-style-language/schema/raw/master/csl-citation.json"} </w:instrText>
       </w:r>
       <w:r>
         <w:fldChar w:fldCharType="separate"/>
@@ -1092,46 +2162,85 @@
           <w:rFonts w:cs="Times New Roman"/>
           <w:vertAlign w:val="superscript"/>
         </w:rPr>
-        <w:t>[5]</w:t>
+        <w:t>[9]</w:t>
       </w:r>
       <w:r>
         <w:fldChar w:fldCharType="end"/>
       </w:r>
       <w:r>
-        <w:rPr>
-          <w:rFonts w:hint="eastAsia"/>
-        </w:rPr>
-        <w:t>；</w:t>
-      </w:r>
-      <w:r>
-        <w:rPr>
-          <w:rFonts w:hint="eastAsia"/>
-        </w:rPr>
-        <w:t>Okada</w:t>
-      </w:r>
-      <w:r>
-        <w:t xml:space="preserve"> </w:t>
-      </w:r>
-      <w:r>
-        <w:rPr>
-          <w:rFonts w:hint="eastAsia"/>
-        </w:rPr>
-        <w:t>与</w:t>
-      </w:r>
-      <w:r>
-        <w:t xml:space="preserve"> Hoch </w:t>
-      </w:r>
-      <w:r>
-        <w:rPr>
-          <w:rFonts w:hint="eastAsia"/>
-        </w:rPr>
-        <w:t>也表明，时间支出与金钱支出会引发不同的选择权衡方式</w:t>
+        <w:t>。</w:t>
+      </w:r>
+      <w:r>
+        <w:t xml:space="preserve">Evers </w:t>
+      </w:r>
+      <w:r>
+        <w:rPr>
+          <w:rFonts w:hint="eastAsia"/>
+        </w:rPr>
+        <w:t>等进一步强调，相似性会影响结果被归入同一账户还是不同账户，从而改变人们对损失与收益时序安排的偏好</w:t>
       </w:r>
       <w:r>
         <w:fldChar w:fldCharType="begin"/>
       </w:r>
       <w:r>
-        <w:instrText xml:space="preserve"> ADDIN ZOTERO_ITEM CSL_CITATION {"citationID":"codex-3cd3851bc64d4aa891cfea6be520bab9","properties":{"formattedCitation":"\\super [6]\\nosupersub{}","plainCitation":"[6]","noteIndex":0},"citationItems":[{"id":1101,"uris":["http://zotero.org/users/16536470/items/G9DAWFG9"],"itemData":{"id":1101,"type":"article-journal","citation-key":"Okada2004","container-title":"Journal of Consumer Research","issue":"2","journalAbbreviation":"J. Consum. Res.","language":"en","note":"citation-key: Okada2004","page":"313–323","publisher":"The University of Chicago Press","source":"Google Scholar","title":"Spending time versus spending money","volume":"31","author":[{"family":"Okada","given":"Erica Mina"},{"family":"Hoch","given":"Stephen J."}],"issued":{"date-parts":[["2004"]]}}}],"schema":"https://github.com/citation-style-language/schema/raw/master/csl-citation.json"} </w:instrText>
+        <w:instrText xml:space="preserve"> ADDIN ZOTERO_ITEM CSL_CITATION {"citationID":"codex-fd650fd9674b4a74aa0281215669c06e","properties":{"formattedCitation":"\\super [10]\\nosupersub{}","plainCitation":"[10]","noteIndex":0},"citationItems":[{"id":1140,"uris":["http://zotero.org/users/165364</w:instrText>
+      </w:r>
+      <w:r>
+        <w:rPr>
+          <w:rFonts w:hint="eastAsia"/>
+        </w:rPr>
+        <w:instrText xml:space="preserve">70/items/TQQBXYPX"],"itemData":{"id":1140,"type":"article-journal","citation-key":"Evers2022","container-title":"Psychological Review","issue":"4","journalAbbreviation":"Psychol. Rev.","language":"en","note":"citation-key: Evers2022\nremark: </w:instrText>
+      </w:r>
+      <w:r>
+        <w:rPr>
+          <w:rFonts w:hint="eastAsia"/>
+        </w:rPr>
+        <w:instrText>一样的结论</w:instrText>
+      </w:r>
+      <w:r>
+        <w:rPr>
+          <w:rFonts w:hint="eastAsia"/>
+        </w:rPr>
+        <w:instrText xml:space="preserve">\ntitleTranslation: </w:instrText>
+      </w:r>
+      <w:r>
+        <w:rPr>
+          <w:rFonts w:hint="eastAsia"/>
+        </w:rPr>
+        <w:instrText>关于相似性在心理账户和享乐主义编辑中的作用</w:instrText>
+      </w:r>
+      <w:r>
+        <w:rPr>
+          <w:rFonts w:hint="eastAsia"/>
+        </w:rPr>
+        <w:instrText xml:space="preserve">\nabstractTranslation: </w:instrText>
+      </w:r>
+      <w:r>
+        <w:rPr>
+          <w:rFonts w:hint="eastAsia"/>
+        </w:rPr>
+        <w:instrText>心理账户理论通常用于了解人们如何评估多个结果或事件。然而，预测哪些结果与相同的心理账户相关并联合评估，而不是不同的账户并单独评估的模型仍然难以捉摸。我们开发了一个框架，将在线的、自下而上的相似性和分类过程纳入心理会计作中。在这种基于分类的心理账户模型中，在显著属性上重叠的结果会自动分类并分配给相同的心理账户，而在显著属性上不重叠的结果被分配到不同的账户。我们用这个模型来推导出享乐会计假说，在给定基于相似性的心理会计作约束的情况下，对人们对结果时间的偏好产生可测试的行为预测。六项研究为预测提供了支持：人们更喜欢在时间上经历相似的损失，并将不同的损失分散开来</w:instrText>
+      </w:r>
+      <w:r>
+        <w:rPr>
+          <w:rFonts w:hint="eastAsia"/>
+        </w:rPr>
+        <w:instrText>;</w:instrText>
+      </w:r>
+      <w:r>
+        <w:rPr>
+          <w:rFonts w:hint="eastAsia"/>
+        </w:rPr>
+        <w:instrText>增益则相反，偏好在时间上彼此接近的不同增益，而随时间分布的相似增益。重要的是，我们的模型能够将先前的证据合理化，这些证据对心理账户和享乐编辑的预测只有有限的支持。一旦相似性和分类的心理过程被明确地纳入一个正式的心理账户模型，它的预测就会得到数据的支持。</w:instrText>
+      </w:r>
+      <w:r>
+        <w:rPr>
+          <w:rFonts w:hint="eastAsia"/>
+        </w:rPr>
+        <w:instrText>","page":"777","publisher":"American Psychologi</w:instrText>
+      </w:r>
+      <w:r>
+        <w:instrText xml:space="preserve">cal Association","source":"Google Scholar","title":"On the role of similarity in mental accounting and hedonic editing","volume":"129","author":[{"family":"Evers","given":"Ellen RK"},{"family":"Imas","given":"Alex"},{"family":"Kang","given":"Christy"}],"issued":{"date-parts":[["2022"]]}}}],"schema":"https://github.com/citation-style-language/schema/raw/master/csl-citation.json"} </w:instrText>
       </w:r>
       <w:r>
         <w:fldChar w:fldCharType="separate"/>
@@ -1141,7 +2250,7 @@
           <w:rFonts w:cs="Times New Roman"/>
           <w:vertAlign w:val="superscript"/>
         </w:rPr>
-        <w:t>[6]</w:t>
+        <w:t>[10]</w:t>
       </w:r>
       <w:r>
         <w:fldChar w:fldCharType="end"/>
@@ -1150,473 +2259,29 @@
         <w:rPr>
           <w:rFonts w:hint="eastAsia"/>
         </w:rPr>
-        <w:t>。从更一般的行为决策理论看，框架效应所揭示的参照点变化和收益—损失表述差异，也为理解时间账户中的主观编码提供了重要理论背景</w:t>
-      </w:r>
-      <w:r>
-        <w:fldChar w:fldCharType="begin"/>
-      </w:r>
-      <w:r>
-        <w:instrText xml:space="preserve"> ADDIN ZOTERO_ITEM CSL_CITATION {"citationID":"codex-45ea99f8fc8c4eeeb485133daaa6a977","properties":{"formattedCitation":"\\super [7]\\nosupersub{}","plainCitation":"[7]","noteIndex":0},"citationItems":[{"id":1144,"uris":["http://zotero.org/users/16536470/items/8FWTNSPC"],"itemData":{"id":1144,"type":"article-journal","abstract":"The psychological principles that govern the perception of decision problems and the evaluation of probabilities and outcomes produce predictable shifts of preference when the same problem is framed in different ways. Reversals of preference are demonstrated in choices regarding monetary outcomes, both hypothetical and real, and in questions pertaining to the loss of human lives. The effects of frames on preferences are compared to the effects of perspectives on perceptual appearance. The dependence of preferences on the formulation of decision problems is a significant concern for the theory of rational choice.","citation-key":"Tversky1981","container-title":"Science","DOI":"10.1126/science.7455683","ISSN":"0036-8075, 1095-9203","issue":"4481","journalAbbreviation":"Science","language":"en","note":"citation-key: Tversky1981","page":"453-458","source":"DOI.org (Crossref)","title":"The framing of decisions and the psychology of choice","volume":"211","author":[{"family":"Tversky","given":"Amos"},{"family":"Kahneman","given":"Daniel"}],"issued":{"date-parts":[["1981",1,30]]}}}],"schema":"https://github.com/citation-style-language/schema/raw/master/csl-citation.json"} </w:instrText>
-      </w:r>
-      <w:r>
-        <w:fldChar w:fldCharType="separate"/>
-      </w:r>
-      <w:r>
-        <w:rPr>
-          <w:rFonts w:cs="Times New Roman"/>
-          <w:vertAlign w:val="superscript"/>
-        </w:rPr>
-        <w:t>[7]</w:t>
-      </w:r>
-      <w:r>
-        <w:fldChar w:fldCharType="end"/>
-      </w:r>
-      <w:r>
-        <w:rPr>
-          <w:rFonts w:hint="eastAsia"/>
-        </w:rPr>
-        <w:t>。因此，时间心理账户研究的理论价值，正在于它把时间从单纯的客观约束转化为可被感知、比较和重新编码的行为决策变</w:t>
-      </w:r>
-      <w:r>
-        <w:rPr>
-          <w:rFonts w:hint="eastAsia"/>
-        </w:rPr>
-        <w:t>量。</w:t>
+        <w:t>。这些结论虽然并非专为时间问题提出，却对理解“多个等待是否被看作一笔总损失”“连续加班是否被视作同一账户支出”很有启发。</w:t>
       </w:r>
     </w:p>
     <w:p>
       <w:pPr>
-        <w:pStyle w:val="a0"/>
-        <w:ind w:firstLine="480"/>
-      </w:pPr>
-      <w:r>
-        <w:rPr>
-          <w:rFonts w:hint="eastAsia"/>
-        </w:rPr>
-        <w:t>第三类研究则将时间心理账户应用到更具体的情境之中，展示其外部解释力。围绕等待情境的研究指出，等待时间知觉不仅会影响主观体验，还可能诱发时间沉没成本、延迟—提前框架效应及偏好反转等非理性决策行为</w:t>
-      </w:r>
-      <w:r>
-        <w:fldChar w:fldCharType="begin"/>
-      </w:r>
-      <w:r>
-        <w:instrText xml:space="preserve"> ADDIN ZOTERO_ITEM CSL_CITATION {"citationID":"codex-b893bc16df98471eb46ed5ab8622d356","properties":{"formattedCitation":"\\super [3]\\nosupersub{}","plainCitation":"[3]","noteIndex":0},"citationItems":[{"id":174,"uris":["http://zotero.org/users/16536470/</w:instrText>
-      </w:r>
-      <w:r>
-        <w:rPr>
-          <w:rFonts w:hint="eastAsia"/>
-        </w:rPr>
-        <w:instrText>items/4Z7X8ZNK"],"itemData":{"id":174,"type":"article-journal","abstract":"</w:instrText>
-      </w:r>
-      <w:r>
-        <w:rPr>
-          <w:rFonts w:hint="eastAsia"/>
-        </w:rPr>
-        <w:instrText>等待时间知觉是指人们在等待过程中对等待时长的主观感受和心理体验</w:instrText>
-      </w:r>
-      <w:r>
-        <w:rPr>
-          <w:rFonts w:hint="eastAsia"/>
-        </w:rPr>
-        <w:instrText>,</w:instrText>
-      </w:r>
-      <w:r>
-        <w:rPr>
-          <w:rFonts w:hint="eastAsia"/>
-        </w:rPr>
-        <w:instrText>它对人们的决策行为产生影响。影响等待时间知觉的客观因素包括等待过程的填充物、等待时间的确定性、接受服务的阶段和等待的物理环境等</w:instrText>
-      </w:r>
-      <w:r>
-        <w:rPr>
-          <w:rFonts w:hint="eastAsia"/>
-        </w:rPr>
-        <w:instrText>;</w:instrText>
-      </w:r>
-      <w:r>
-        <w:rPr>
-          <w:rFonts w:hint="eastAsia"/>
-        </w:rPr>
-        <w:instrText>主观因素有负性情绪、自我控制和人格因素等。等待时间知觉导致的非理性决策行为包括时间沉没成本效应、</w:instrText>
-      </w:r>
-      <w:r>
-        <w:rPr>
-          <w:rFonts w:hint="eastAsia"/>
-        </w:rPr>
-        <w:instrText>\"</w:instrText>
-      </w:r>
-      <w:r>
-        <w:rPr>
-          <w:rFonts w:hint="eastAsia"/>
-        </w:rPr>
-        <w:instrText>延迟</w:instrText>
-      </w:r>
-      <w:r>
-        <w:rPr>
-          <w:rFonts w:hint="eastAsia"/>
-        </w:rPr>
-        <w:instrText>?</w:instrText>
-      </w:r>
-      <w:r>
-        <w:rPr>
-          <w:rFonts w:hint="eastAsia"/>
-        </w:rPr>
-        <w:instrText>提前</w:instrText>
-      </w:r>
-      <w:r>
-        <w:rPr>
-          <w:rFonts w:hint="eastAsia"/>
-        </w:rPr>
-        <w:instrText>\"</w:instrText>
-      </w:r>
-      <w:r>
-        <w:rPr>
-          <w:rFonts w:hint="eastAsia"/>
-        </w:rPr>
-        <w:instrText>框架效应、峰</w:instrText>
-      </w:r>
-      <w:r>
-        <w:rPr>
-          <w:rFonts w:hint="eastAsia"/>
-        </w:rPr>
-        <w:instrText>?</w:instrText>
-      </w:r>
-      <w:r>
-        <w:rPr>
-          <w:rFonts w:hint="eastAsia"/>
-        </w:rPr>
-        <w:instrText>终效应、偏好反转等。未来研究可从三个方面开展</w:instrText>
-      </w:r>
-      <w:r>
-        <w:rPr>
-          <w:rFonts w:hint="eastAsia"/>
-        </w:rPr>
-        <w:instrText>:(1)</w:instrText>
-      </w:r>
-      <w:r>
-        <w:rPr>
-          <w:rFonts w:hint="eastAsia"/>
-        </w:rPr>
-        <w:instrText>时间启动和金钱启动下等待时间知觉的差异</w:instrText>
-      </w:r>
-      <w:r>
-        <w:rPr>
-          <w:rFonts w:hint="eastAsia"/>
-        </w:rPr>
-        <w:instrText>;(2)</w:instrText>
-      </w:r>
-      <w:r>
-        <w:rPr>
-          <w:rFonts w:hint="eastAsia"/>
-        </w:rPr>
-        <w:instrText>基于时间心理账户视角研究等待时间知觉规律</w:instrText>
-      </w:r>
-      <w:r>
-        <w:rPr>
-          <w:rFonts w:hint="eastAsia"/>
-        </w:rPr>
-        <w:instrText>;(3)</w:instrText>
-      </w:r>
-      <w:r>
-        <w:rPr>
-          <w:rFonts w:hint="eastAsia"/>
-        </w:rPr>
-        <w:instrText>借鉴时间知觉理论探讨等待时间知觉影响决策行为的心理机制。</w:instrText>
-      </w:r>
-      <w:r>
-        <w:rPr>
-          <w:rFonts w:hint="eastAsia"/>
-        </w:rPr>
-        <w:instrText>","citation-key":"LiAiMei2014","container-title":"</w:instrText>
-      </w:r>
-      <w:r>
-        <w:rPr>
-          <w:rFonts w:hint="eastAsia"/>
-        </w:rPr>
-        <w:instrText>心理科学进展</w:instrText>
-      </w:r>
-      <w:r>
-        <w:rPr>
-          <w:rFonts w:hint="eastAsia"/>
-        </w:rPr>
-        <w:instrText>","issue":"11","journalAbbreviation":"</w:instrText>
-      </w:r>
-      <w:r>
-        <w:rPr>
-          <w:rFonts w:hint="eastAsia"/>
-        </w:rPr>
-        <w:instrText>心理科学进展</w:instrText>
-      </w:r>
-      <w:r>
-        <w:rPr>
-          <w:rFonts w:hint="eastAsia"/>
-        </w:rPr>
-        <w:instrText xml:space="preserve">","language":"zh","note":"citation-key: LiAiMei2014\nfoundation: </w:instrText>
-      </w:r>
-      <w:r>
-        <w:rPr>
-          <w:rFonts w:hint="eastAsia"/>
-        </w:rPr>
-        <w:instrText>国家自然科学基金项目</w:instrText>
-      </w:r>
-      <w:r>
-        <w:rPr>
-          <w:rFonts w:hint="eastAsia"/>
-        </w:rPr>
-        <w:instrText>(</w:instrText>
-      </w:r>
-      <w:r>
-        <w:rPr>
-          <w:rFonts w:hint="eastAsia"/>
-        </w:rPr>
-        <w:instrText>项目编号</w:instrText>
-      </w:r>
-      <w:r>
-        <w:rPr>
-          <w:rFonts w:hint="eastAsia"/>
-        </w:rPr>
-        <w:instrText>:71271101,71171096)</w:instrText>
-      </w:r>
-      <w:r>
-        <w:rPr>
-          <w:rFonts w:hint="eastAsia"/>
-        </w:rPr>
-        <w:instrText>；</w:instrText>
-      </w:r>
-      <w:r>
-        <w:rPr>
-          <w:rFonts w:hint="eastAsia"/>
-        </w:rPr>
-        <w:instrText xml:space="preserve"> </w:instrText>
-      </w:r>
-      <w:r>
-        <w:rPr>
-          <w:rFonts w:hint="eastAsia"/>
-        </w:rPr>
-        <w:instrText>广东省人文社科重点基地企业发展研究所基金资助；</w:instrText>
-      </w:r>
-      <w:r>
-        <w:rPr>
-          <w:rFonts w:hint="eastAsia"/>
-        </w:rPr>
-        <w:instrText xml:space="preserve">\ndownload: 5646\nalbum: </w:instrText>
-      </w:r>
-      <w:r>
-        <w:rPr>
-          <w:rFonts w:hint="eastAsia"/>
-        </w:rPr>
-        <w:instrText>医药卫生科技</w:instrText>
-      </w:r>
-      <w:r>
-        <w:rPr>
-          <w:rFonts w:hint="eastAsia"/>
-        </w:rPr>
-        <w:instrText>;</w:instrText>
-      </w:r>
-      <w:r>
-        <w:rPr>
-          <w:rFonts w:hint="eastAsia"/>
-        </w:rPr>
-        <w:instrText>哲学与人文科学</w:instrText>
-      </w:r>
-      <w:r>
-        <w:rPr>
-          <w:rFonts w:hint="eastAsia"/>
-        </w:rPr>
-        <w:instrText xml:space="preserve">\nCLC: B842.2\nCNKICite: 75\ndbcode: CJFQ\ndbname: CJFD2014\nfilename: XLXD201411001\nremark: </w:instrText>
-      </w:r>
-      <w:r>
-        <w:rPr>
-          <w:rFonts w:hint="eastAsia"/>
-        </w:rPr>
-        <w:instrText>理论·解释时间知觉的几个非理性效应</w:instrText>
-      </w:r>
-      <w:r>
-        <w:rPr>
-          <w:rFonts w:hint="eastAsia"/>
-        </w:rPr>
-        <w:instrText>","page":"1679-1690","source":"CNKI","title":"</w:instrText>
-      </w:r>
-      <w:r>
-        <w:rPr>
-          <w:rFonts w:hint="eastAsia"/>
-        </w:rPr>
-        <w:instrText>等待是一种折磨</w:instrText>
-      </w:r>
-      <w:r>
-        <w:rPr>
-          <w:rFonts w:hint="eastAsia"/>
-        </w:rPr>
-        <w:instrText>?</w:instrText>
-      </w:r>
-      <w:r>
-        <w:rPr>
-          <w:rFonts w:hint="eastAsia"/>
-        </w:rPr>
-        <w:instrText>等待时间知觉及其导致的非理性决策行为</w:instrText>
-      </w:r>
-      <w:r>
-        <w:rPr>
-          <w:rFonts w:hint="eastAsia"/>
-        </w:rPr>
-        <w:instrText>","title-short":"</w:instrText>
-      </w:r>
-      <w:r>
-        <w:rPr>
-          <w:rFonts w:hint="eastAsia"/>
-        </w:rPr>
-        <w:instrText>等待是一种折磨</w:instrText>
-      </w:r>
-      <w:r>
-        <w:rPr>
-          <w:rFonts w:hint="eastAsia"/>
-        </w:rPr>
-        <w:instrText>?","volume":"22","author":[{"literal":"</w:instrText>
-      </w:r>
-      <w:r>
-        <w:rPr>
-          <w:rFonts w:hint="eastAsia"/>
-        </w:rPr>
-        <w:instrText>李爱梅</w:instrText>
-      </w:r>
-      <w:r>
-        <w:rPr>
-          <w:rFonts w:hint="eastAsia"/>
-        </w:rPr>
-        <w:instrText>"},{"literal":"</w:instrText>
-      </w:r>
-      <w:r>
-        <w:rPr>
-          <w:rFonts w:hint="eastAsia"/>
-        </w:rPr>
-        <w:instrText>赵丹</w:instrText>
-      </w:r>
-      <w:r>
-        <w:rPr>
-          <w:rFonts w:hint="eastAsia"/>
-        </w:rPr>
-        <w:instrText>"},{"literal":"</w:instrText>
-      </w:r>
-      <w:r>
-        <w:rPr>
-          <w:rFonts w:hint="eastAsia"/>
-        </w:rPr>
-        <w:instrText>熊冠星</w:instrText>
-      </w:r>
-      <w:r>
-        <w:rPr>
-          <w:rFonts w:hint="eastAsia"/>
-        </w:rPr>
-        <w:instrText>"},{"literal":"</w:instrText>
-      </w:r>
-      <w:r>
-        <w:rPr>
-          <w:rFonts w:hint="eastAsia"/>
-        </w:rPr>
-        <w:instrText>谭飞</w:instrText>
-      </w:r>
-      <w:r>
-        <w:rPr>
-          <w:rFonts w:hint="eastAsia"/>
-        </w:rPr>
-        <w:instrText>"},{"literal":"</w:instrText>
-      </w:r>
-      <w:r>
-        <w:rPr>
-          <w:rFonts w:hint="eastAsia"/>
-        </w:rPr>
-        <w:instrText>王笑天</w:instrText>
-      </w:r>
-      <w:r>
-        <w:rPr>
-          <w:rFonts w:hint="eastAsia"/>
-        </w:rPr>
-        <w:instrText>"},{"literal":"</w:instrText>
-      </w:r>
-      <w:r>
-        <w:rPr>
-          <w:rFonts w:hint="eastAsia"/>
-        </w:rPr>
-        <w:instrText>凌文辁</w:instrText>
-      </w:r>
-      <w:r>
-        <w:rPr>
-          <w:rFonts w:hint="eastAsia"/>
-        </w:rPr>
-        <w:instrText>"}],"issued":{"date-parts":[["2014"]]}}}],"schema":"https://github.com/citation-styl</w:instrText>
-      </w:r>
-      <w:r>
-        <w:instrText xml:space="preserve">e-language/schema/raw/master/csl-citation.json"} </w:instrText>
-      </w:r>
-      <w:r>
-        <w:fldChar w:fldCharType="separate"/>
-      </w:r>
-      <w:r>
-        <w:rPr>
-          <w:rFonts w:cs="Times New Roman"/>
-          <w:vertAlign w:val="superscript"/>
-        </w:rPr>
-        <w:t>[3]</w:t>
-      </w:r>
-      <w:r>
-        <w:fldChar w:fldCharType="end"/>
-      </w:r>
-      <w:r>
-        <w:rPr>
-          <w:rFonts w:hint="eastAsia"/>
-        </w:rPr>
-        <w:t>。在出行领域，相关模型进一步把出行时间与出行成本纳入统一的心理账户框架，说明个体在确定性与风险性条件下会以不同方式整合时间与成本信息</w:t>
-      </w:r>
-      <w:r>
-        <w:fldChar w:fldCharType="begin"/>
-      </w:r>
-      <w:r>
-        <w:instrText xml:space="preserve"> ADDIN ZOTERO_ITEM CSL_CITATION {"citationID":"codex-7fbefd11e6254868b5e7d3fc5739ef71","properties":{"formattedCitation":"\\super [8]\\nosupersub{}","plainCitation":"[8]","noteIndex":0},"citationItems":[{"id":761,"uris":["http://zotero.org/users/16536470/items/WZP4767V"],"itemData":{"id":761,"type":"article-journal","abstract":"This paper analyzes the utility calculation principle of travelers from the perspective of mental accounting and proposes a travel choice behavior model that considers travel time and cost (MA-TC model). Then, a questionnaire is designed to analyze the results of the travel choice under different decision-making scenarios. Model parameters are estimated using nonlinear regression, and the utility calculation principles are developed under different hypothetical scenarios. Then, new expressions for the utility function under deterministic and risky conditions are presented. For verification, the nonlinear correlation coefficient and hit rate are used to compare the proposed MA-TC model with the other two models: (1) the classical prospect theory with travel time and cost (PT-TC model) and (2) mental accounting based on the original hedonic editing criterion (MA-HE model). The results show that model parameters under deterministic and risky conditions are pretty different. In the deterministic case, travelers have similar sensitivity to the change in gain and loss of travel time and cost. The prediction accuracy of the MA-TC model is 3% lower than the PT-TC model and 6% higher than the MA-HE model. Under risky conditions, travelers are more sensitive to the change in loss than to the change in gain. Additionally, travelers tend to overestimate small probabilities and underestimate high probabilities when losing more than when gaining. The prediction accuracy of the MA-TC model is 2% higher than the PT-TC model and 6% higher than the MA-HE model.","citation-key":"Liu2021","container-title":"Journal of Advanced Transportation","DOI":"10.1155/2021/4219396","ISSN":"2042-3195, 0197-6729","issue":"1","journalAbbreviation":"J. Adv. Transp.","language":"en","license":"https://creativecommons.org/licenses/by/4.0/","note":"citation-key: Liu2021","page":"1-21","publisher":"Wiley Online Library","source":"DOI.org (Crossref)","title":"Travel choice behavior model based on mental accounting of travel time and cost","volume":"2021","author":[{"family":"Liu","given":"Shixu"},{"family":"Zhu","given":"Jianchao"},{"family":"Easa","given":"Said M."},{"family":"Guo","given":"Lidan"},{"family":"Wang","given":"Shuyu"},{"family":"Wang","given":"Haoyu"},{"family":"Xu","given":"Yijian"}],"editor":[{"family":"Velaga","given":"Nagendra R"}],"issued":{"date-parts":[["2021",12,21]]}}}],"schema":"https://github.com/citation-style-language/schema/raw/master/csl-citation.json"} </w:instrText>
-      </w:r>
-      <w:r>
-        <w:fldChar w:fldCharType="separate"/>
-      </w:r>
-      <w:r>
-        <w:rPr>
-          <w:rFonts w:cs="Times New Roman"/>
-          <w:vertAlign w:val="superscript"/>
-        </w:rPr>
-        <w:t>[8]</w:t>
-      </w:r>
-      <w:r>
-        <w:fldChar w:fldCharType="end"/>
-      </w:r>
-      <w:r>
-        <w:rPr>
-          <w:rFonts w:hint="eastAsia"/>
-        </w:rPr>
-        <w:t>。这些研</w:t>
-      </w:r>
-      <w:r>
-        <w:rPr>
-          <w:rFonts w:hint="eastAsia"/>
+        <w:pStyle w:val="CaptionedFigure"/>
+      </w:pPr>
+      <w:r>
+        <w:rPr>
+          <w:noProof/>
         </w:rPr>
         <w:lastRenderedPageBreak/>
-        <w:t>究说明，时间心理账户已经从早期的理论辨析逐渐扩展到消费、服务与交通等多种场景。不过，现有成果对于文化情境、平台环境和动态决策过程中的时间账户调整机制仍讨论不足，后续研究仍可在真实行为数据、跨情境比较和机制识别方面继续推进。</w:t>
-      </w:r>
-    </w:p>
-    <w:p>
-      <w:pPr>
-        <w:pStyle w:val="CaptionedFigure"/>
-      </w:pPr>
-      <w:r>
-        <w:rPr>
-          <w:noProof/>
-        </w:rPr>
         <w:drawing>
-          <wp:inline distT="0" distB="0" distL="0" distR="0" wp14:anchorId="1BC0A121" wp14:editId="47F22A8E">
-            <wp:extent cx="5270500" cy="2712866"/>
+          <wp:inline distT="0" distB="0" distL="0" distR="0" wp14:anchorId="4BD5C7D3" wp14:editId="635FC98F">
+            <wp:extent cx="5270500" cy="3215828"/>
             <wp:effectExtent l="0" t="0" r="0" b="0"/>
-            <wp:docPr id="21" name="Picture" title="图1 示例图"/>
+            <wp:docPr id="24" name="Picture" title="图 1 理论框架（示例图）"/>
             <wp:cNvGraphicFramePr/>
             <a:graphic xmlns:a="http://schemas.openxmlformats.org/drawingml/2006/main">
               <a:graphicData uri="http://schemas.openxmlformats.org/drawingml/2006/picture">
                 <pic:pic xmlns:pic="http://schemas.openxmlformats.org/drawingml/2006/picture">
                   <pic:nvPicPr>
-                    <pic:cNvPr id="22" name="Picture" descr="assets\示例图.png"/>
+                    <pic:cNvPr id="25" name="Picture" descr="D:\Vibe_Project\md2docx\tests\assets\示例图.png"/>
                     <pic:cNvPicPr>
                       <a:picLocks noChangeAspect="1" noChangeArrowheads="1"/>
                     </pic:cNvPicPr>
@@ -1630,7 +2295,7 @@
                   <pic:spPr bwMode="auto">
                     <a:xfrm>
                       <a:off x="0" y="0"/>
-                      <a:ext cx="5270500" cy="2712866"/>
+                      <a:ext cx="5270500" cy="3215828"/>
                     </a:xfrm>
                     <a:prstGeom prst="rect">
                       <a:avLst/>
@@ -1652,50 +2317,2312 @@
     <w:p>
       <w:pPr>
         <w:pStyle w:val="ImageCaption"/>
-      </w:pPr>
-      <w:r>
-        <w:rPr>
-          <w:rFonts w:hint="eastAsia"/>
+        <w:rPr>
+          <w:lang w:eastAsia="zh-CN"/>
+        </w:rPr>
+      </w:pPr>
+      <w:r>
+        <w:rPr>
+          <w:rFonts w:hint="eastAsia"/>
+          <w:lang w:eastAsia="zh-CN"/>
         </w:rPr>
         <w:t>图</w:t>
       </w:r>
       <w:r>
         <w:rPr>
-          <w:rFonts w:hint="eastAsia"/>
-        </w:rPr>
-        <w:t>1</w:t>
-      </w:r>
-      <w:r>
-        <w:t xml:space="preserve"> </w:t>
-      </w:r>
-      <w:r>
-        <w:rPr>
-          <w:rFonts w:hint="eastAsia"/>
-        </w:rPr>
-        <w:t>示例图</w:t>
+          <w:lang w:eastAsia="zh-CN"/>
+        </w:rPr>
+        <w:t xml:space="preserve"> 1 </w:t>
+      </w:r>
+      <w:r>
+        <w:rPr>
+          <w:rFonts w:hint="eastAsia"/>
+          <w:lang w:eastAsia="zh-CN"/>
+        </w:rPr>
+        <w:t>理论框架（示例图）</w:t>
       </w:r>
     </w:p>
     <w:p>
       <w:pPr>
+        <w:pStyle w:val="10"/>
+        <w:rPr>
+          <w:lang w:eastAsia="zh-CN"/>
+        </w:rPr>
+      </w:pPr>
+      <w:bookmarkStart w:id="6" w:name="时间心理账户的主要应用场景"/>
+      <w:bookmarkEnd w:id="2"/>
+      <w:bookmarkEnd w:id="5"/>
+      <w:r>
+        <w:rPr>
+          <w:lang w:eastAsia="zh-CN"/>
+        </w:rPr>
+        <w:t xml:space="preserve">3 </w:t>
+      </w:r>
+      <w:r>
+        <w:rPr>
+          <w:rFonts w:hint="eastAsia"/>
+          <w:lang w:eastAsia="zh-CN"/>
+        </w:rPr>
+        <w:t>时间心理账户的主要应用场景</w:t>
+      </w:r>
+    </w:p>
+    <w:p>
+      <w:pPr>
+        <w:pStyle w:val="20"/>
+        <w:rPr>
+          <w:lang w:eastAsia="zh-CN"/>
+        </w:rPr>
+      </w:pPr>
+      <w:bookmarkStart w:id="7" w:name="等待与服务体验"/>
+      <w:r>
+        <w:rPr>
+          <w:lang w:eastAsia="zh-CN"/>
+        </w:rPr>
+        <w:t xml:space="preserve">3.1 </w:t>
+      </w:r>
+      <w:r>
+        <w:rPr>
+          <w:rFonts w:hint="eastAsia"/>
+          <w:lang w:eastAsia="zh-CN"/>
+        </w:rPr>
+        <w:t>等待与服务体验</w:t>
+      </w:r>
+    </w:p>
+    <w:p>
+      <w:pPr>
+        <w:pStyle w:val="FirstParagraph"/>
+        <w:ind w:firstLine="480"/>
+      </w:pPr>
+      <w:r>
+        <w:rPr>
+          <w:rFonts w:hint="eastAsia"/>
+        </w:rPr>
+        <w:t>等待是时间心理账户最直观的应用场景。李爱梅等指出，等待时间知觉会影响主观体验，并诱发时间沉没成本效应、延迟</w:t>
+      </w:r>
+      <w:r>
+        <w:t xml:space="preserve"> - </w:t>
+      </w:r>
+      <w:r>
+        <w:rPr>
+          <w:rFonts w:hint="eastAsia"/>
+        </w:rPr>
+        <w:t>提前框架效应、峰终效应与偏好反转等非理性行为</w:t>
+      </w:r>
+      <w:r>
+        <w:fldChar w:fldCharType="begin"/>
+      </w:r>
+      <w:r>
+        <w:instrText xml:space="preserve"> ADDIN ZOTERO_ITEM CSL_CITATION {"citationID":"codex-cb06abc21bd242939974661f301440cb","properties":{"formattedCitation":"\\super [11]\\nosupersub{}","plainCitation":"[11]","noteIndex":0},"citationItems":[{"id":174,"uris":["http://zotero.org/users/1653647</w:instrText>
+      </w:r>
+      <w:r>
+        <w:rPr>
+          <w:rFonts w:hint="eastAsia"/>
+        </w:rPr>
+        <w:instrText>0/items/4Z7X8ZNK"],"itemData":{"id":174,"type":"article-journal","abstract":"</w:instrText>
+      </w:r>
+      <w:r>
+        <w:rPr>
+          <w:rFonts w:hint="eastAsia"/>
+        </w:rPr>
+        <w:instrText>等待时间知觉是指人们在等待过程中对等待时长的主观感受和心理体验</w:instrText>
+      </w:r>
+      <w:r>
+        <w:rPr>
+          <w:rFonts w:hint="eastAsia"/>
+        </w:rPr>
+        <w:instrText>,</w:instrText>
+      </w:r>
+      <w:r>
+        <w:rPr>
+          <w:rFonts w:hint="eastAsia"/>
+        </w:rPr>
+        <w:instrText>它对人们的决策行为产生影响。影响等待时间知觉的客观因素包括等待过程的填充物、等待时间的确定性、接受服务的阶段和等待的物理环境等</w:instrText>
+      </w:r>
+      <w:r>
+        <w:rPr>
+          <w:rFonts w:hint="eastAsia"/>
+        </w:rPr>
+        <w:instrText>;</w:instrText>
+      </w:r>
+      <w:r>
+        <w:rPr>
+          <w:rFonts w:hint="eastAsia"/>
+        </w:rPr>
+        <w:instrText>主观因素有负性情绪、自我控制和人格因素等。等待时间知觉导致的非理性决策行为包括时间沉没成本效应、</w:instrText>
+      </w:r>
+      <w:r>
+        <w:rPr>
+          <w:rFonts w:hint="eastAsia"/>
+        </w:rPr>
+        <w:instrText>\"</w:instrText>
+      </w:r>
+      <w:r>
+        <w:rPr>
+          <w:rFonts w:hint="eastAsia"/>
+        </w:rPr>
+        <w:instrText>延迟</w:instrText>
+      </w:r>
+      <w:r>
+        <w:rPr>
+          <w:rFonts w:hint="eastAsia"/>
+        </w:rPr>
+        <w:instrText>?</w:instrText>
+      </w:r>
+      <w:r>
+        <w:rPr>
+          <w:rFonts w:hint="eastAsia"/>
+        </w:rPr>
+        <w:instrText>提前</w:instrText>
+      </w:r>
+      <w:r>
+        <w:rPr>
+          <w:rFonts w:hint="eastAsia"/>
+        </w:rPr>
+        <w:instrText>\"</w:instrText>
+      </w:r>
+      <w:r>
+        <w:rPr>
+          <w:rFonts w:hint="eastAsia"/>
+        </w:rPr>
+        <w:instrText>框架效应、峰</w:instrText>
+      </w:r>
+      <w:r>
+        <w:rPr>
+          <w:rFonts w:hint="eastAsia"/>
+        </w:rPr>
+        <w:instrText>?</w:instrText>
+      </w:r>
+      <w:r>
+        <w:rPr>
+          <w:rFonts w:hint="eastAsia"/>
+        </w:rPr>
+        <w:instrText>终效应、偏好反转等。未来研究可从三个方面开展</w:instrText>
+      </w:r>
+      <w:r>
+        <w:rPr>
+          <w:rFonts w:hint="eastAsia"/>
+        </w:rPr>
+        <w:instrText>:(1)</w:instrText>
+      </w:r>
+      <w:r>
+        <w:rPr>
+          <w:rFonts w:hint="eastAsia"/>
+        </w:rPr>
+        <w:instrText>时间启动和金钱启动下等待时间知觉的差异</w:instrText>
+      </w:r>
+      <w:r>
+        <w:rPr>
+          <w:rFonts w:hint="eastAsia"/>
+        </w:rPr>
+        <w:instrText>;(2)</w:instrText>
+      </w:r>
+      <w:r>
+        <w:rPr>
+          <w:rFonts w:hint="eastAsia"/>
+        </w:rPr>
+        <w:instrText>基于时间心理账户视角研究等待时间知觉规律</w:instrText>
+      </w:r>
+      <w:r>
+        <w:rPr>
+          <w:rFonts w:hint="eastAsia"/>
+        </w:rPr>
+        <w:instrText>;(3)</w:instrText>
+      </w:r>
+      <w:r>
+        <w:rPr>
+          <w:rFonts w:hint="eastAsia"/>
+        </w:rPr>
+        <w:instrText>借鉴时间知觉理论探讨等待时间知觉影响决策行为的心理机制。</w:instrText>
+      </w:r>
+      <w:r>
+        <w:rPr>
+          <w:rFonts w:hint="eastAsia"/>
+        </w:rPr>
+        <w:instrText>","citation-key":"LiAiMei2014","container-title":"</w:instrText>
+      </w:r>
+      <w:r>
+        <w:rPr>
+          <w:rFonts w:hint="eastAsia"/>
+        </w:rPr>
+        <w:instrText>心理科学进展</w:instrText>
+      </w:r>
+      <w:r>
+        <w:rPr>
+          <w:rFonts w:hint="eastAsia"/>
+        </w:rPr>
+        <w:instrText>","issue":"11","journalAbbreviation":"</w:instrText>
+      </w:r>
+      <w:r>
+        <w:rPr>
+          <w:rFonts w:hint="eastAsia"/>
+        </w:rPr>
+        <w:instrText>心理科学进展</w:instrText>
+      </w:r>
+      <w:r>
+        <w:rPr>
+          <w:rFonts w:hint="eastAsia"/>
+        </w:rPr>
+        <w:instrText xml:space="preserve">","language":"zh","note":"citation-key: LiAiMei2014\nfoundation: </w:instrText>
+      </w:r>
+      <w:r>
+        <w:rPr>
+          <w:rFonts w:hint="eastAsia"/>
+        </w:rPr>
+        <w:instrText>国家自然科学基金项目</w:instrText>
+      </w:r>
+      <w:r>
+        <w:rPr>
+          <w:rFonts w:hint="eastAsia"/>
+        </w:rPr>
+        <w:instrText>(</w:instrText>
+      </w:r>
+      <w:r>
+        <w:rPr>
+          <w:rFonts w:hint="eastAsia"/>
+        </w:rPr>
+        <w:instrText>项目编号</w:instrText>
+      </w:r>
+      <w:r>
+        <w:rPr>
+          <w:rFonts w:hint="eastAsia"/>
+        </w:rPr>
+        <w:instrText>:71271101,71171096)</w:instrText>
+      </w:r>
+      <w:r>
+        <w:rPr>
+          <w:rFonts w:hint="eastAsia"/>
+        </w:rPr>
+        <w:instrText>；</w:instrText>
+      </w:r>
+      <w:r>
+        <w:rPr>
+          <w:rFonts w:hint="eastAsia"/>
+        </w:rPr>
+        <w:instrText xml:space="preserve"> </w:instrText>
+      </w:r>
+      <w:r>
+        <w:rPr>
+          <w:rFonts w:hint="eastAsia"/>
+        </w:rPr>
+        <w:instrText>广东省人文社科重点基地企业发展研究所基金资助；</w:instrText>
+      </w:r>
+      <w:r>
+        <w:rPr>
+          <w:rFonts w:hint="eastAsia"/>
+        </w:rPr>
+        <w:instrText xml:space="preserve">\ndownload: 5646\nalbum: </w:instrText>
+      </w:r>
+      <w:r>
+        <w:rPr>
+          <w:rFonts w:hint="eastAsia"/>
+        </w:rPr>
+        <w:instrText>医药卫生科技</w:instrText>
+      </w:r>
+      <w:r>
+        <w:rPr>
+          <w:rFonts w:hint="eastAsia"/>
+        </w:rPr>
+        <w:instrText>;</w:instrText>
+      </w:r>
+      <w:r>
+        <w:rPr>
+          <w:rFonts w:hint="eastAsia"/>
+        </w:rPr>
+        <w:instrText>哲学与人文科学</w:instrText>
+      </w:r>
+      <w:r>
+        <w:rPr>
+          <w:rFonts w:hint="eastAsia"/>
+        </w:rPr>
+        <w:instrText xml:space="preserve">\nCLC: B842.2\nCNKICite: 75\ndbcode: CJFQ\ndbname: CJFD2014\nfilename: XLXD201411001\nremark: </w:instrText>
+      </w:r>
+      <w:r>
+        <w:rPr>
+          <w:rFonts w:hint="eastAsia"/>
+        </w:rPr>
+        <w:instrText>理论·解释时间知觉的几个非理性效应</w:instrText>
+      </w:r>
+      <w:r>
+        <w:rPr>
+          <w:rFonts w:hint="eastAsia"/>
+        </w:rPr>
+        <w:instrText>","page":"1679-1690","source":"CNKI","title":"</w:instrText>
+      </w:r>
+      <w:r>
+        <w:rPr>
+          <w:rFonts w:hint="eastAsia"/>
+        </w:rPr>
+        <w:instrText>等待是一种折磨</w:instrText>
+      </w:r>
+      <w:r>
+        <w:rPr>
+          <w:rFonts w:hint="eastAsia"/>
+        </w:rPr>
+        <w:instrText>?</w:instrText>
+      </w:r>
+      <w:r>
+        <w:rPr>
+          <w:rFonts w:hint="eastAsia"/>
+        </w:rPr>
+        <w:instrText>等待时间知觉及其导致的非理性决策行为</w:instrText>
+      </w:r>
+      <w:r>
+        <w:rPr>
+          <w:rFonts w:hint="eastAsia"/>
+        </w:rPr>
+        <w:instrText>","title-short":"</w:instrText>
+      </w:r>
+      <w:r>
+        <w:rPr>
+          <w:rFonts w:hint="eastAsia"/>
+        </w:rPr>
+        <w:instrText>等待是一种折磨</w:instrText>
+      </w:r>
+      <w:r>
+        <w:rPr>
+          <w:rFonts w:hint="eastAsia"/>
+        </w:rPr>
+        <w:instrText>?","volume":"22","author":[{"literal":"</w:instrText>
+      </w:r>
+      <w:r>
+        <w:rPr>
+          <w:rFonts w:hint="eastAsia"/>
+        </w:rPr>
+        <w:instrText>李爱梅</w:instrText>
+      </w:r>
+      <w:r>
+        <w:rPr>
+          <w:rFonts w:hint="eastAsia"/>
+        </w:rPr>
+        <w:instrText>"},{"literal":"</w:instrText>
+      </w:r>
+      <w:r>
+        <w:rPr>
+          <w:rFonts w:hint="eastAsia"/>
+        </w:rPr>
+        <w:instrText>赵丹</w:instrText>
+      </w:r>
+      <w:r>
+        <w:rPr>
+          <w:rFonts w:hint="eastAsia"/>
+        </w:rPr>
+        <w:instrText>"},{"literal":"</w:instrText>
+      </w:r>
+      <w:r>
+        <w:rPr>
+          <w:rFonts w:hint="eastAsia"/>
+        </w:rPr>
+        <w:instrText>熊冠星</w:instrText>
+      </w:r>
+      <w:r>
+        <w:rPr>
+          <w:rFonts w:hint="eastAsia"/>
+        </w:rPr>
+        <w:instrText>"},{"literal":"</w:instrText>
+      </w:r>
+      <w:r>
+        <w:rPr>
+          <w:rFonts w:hint="eastAsia"/>
+        </w:rPr>
+        <w:instrText>谭飞</w:instrText>
+      </w:r>
+      <w:r>
+        <w:rPr>
+          <w:rFonts w:hint="eastAsia"/>
+        </w:rPr>
+        <w:instrText>"},{"literal":"</w:instrText>
+      </w:r>
+      <w:r>
+        <w:rPr>
+          <w:rFonts w:hint="eastAsia"/>
+        </w:rPr>
+        <w:instrText>王笑天</w:instrText>
+      </w:r>
+      <w:r>
+        <w:rPr>
+          <w:rFonts w:hint="eastAsia"/>
+        </w:rPr>
+        <w:instrText>"},{"literal":"</w:instrText>
+      </w:r>
+      <w:r>
+        <w:rPr>
+          <w:rFonts w:hint="eastAsia"/>
+        </w:rPr>
+        <w:instrText>凌文辁</w:instrText>
+      </w:r>
+      <w:r>
+        <w:rPr>
+          <w:rFonts w:hint="eastAsia"/>
+        </w:rPr>
+        <w:instrText>"}],"issued":{"date-parts":[["2014"]]}}}],"schema":"https://github.com/citation-st</w:instrText>
+      </w:r>
+      <w:r>
+        <w:instrText xml:space="preserve">yle-language/schema/raw/master/csl-citation.json"} </w:instrText>
+      </w:r>
+      <w:r>
+        <w:fldChar w:fldCharType="separate"/>
+      </w:r>
+      <w:r>
+        <w:rPr>
+          <w:rFonts w:cs="Times New Roman"/>
+          <w:vertAlign w:val="superscript"/>
+        </w:rPr>
+        <w:t>[11]</w:t>
+      </w:r>
+      <w:r>
+        <w:fldChar w:fldCharType="end"/>
+      </w:r>
+      <w:r>
+        <w:rPr>
+          <w:rFonts w:hint="eastAsia"/>
+        </w:rPr>
+        <w:t>。从账户视角看，等待之所以痛苦，不只是时间被消耗，更因为“本该用于其他事务的时间”被强制转入</w:t>
+      </w:r>
+      <w:r>
+        <w:rPr>
+          <w:rFonts w:hint="eastAsia"/>
+        </w:rPr>
+        <w:t>低价值账户。由此推论，服务设计若能提供明确进度、减少不确定性、增加过程填充物，就能在一定程度上降低时间损失感。</w:t>
+      </w:r>
+    </w:p>
+    <w:p>
+      <w:pPr>
+        <w:pStyle w:val="20"/>
+        <w:rPr>
+          <w:lang w:eastAsia="zh-CN"/>
+        </w:rPr>
+      </w:pPr>
+      <w:bookmarkStart w:id="8" w:name="消费媒体与平台行为"/>
+      <w:bookmarkEnd w:id="7"/>
+      <w:r>
+        <w:rPr>
+          <w:lang w:eastAsia="zh-CN"/>
+        </w:rPr>
+        <w:t xml:space="preserve">3.2 </w:t>
+      </w:r>
+      <w:r>
+        <w:rPr>
+          <w:rFonts w:hint="eastAsia"/>
+          <w:lang w:eastAsia="zh-CN"/>
+        </w:rPr>
+        <w:t>消费、媒体与平台行为</w:t>
+      </w:r>
+    </w:p>
+    <w:p>
+      <w:pPr>
+        <w:pStyle w:val="FirstParagraph"/>
+        <w:ind w:firstLine="480"/>
+      </w:pPr>
+      <w:r>
+        <w:rPr>
+          <w:rFonts w:hint="eastAsia"/>
+        </w:rPr>
+        <w:t>在消费研究中，时间与金钱的支出会引发不同的购买心态</w:t>
+      </w:r>
+      <w:r>
+        <w:fldChar w:fldCharType="begin"/>
+      </w:r>
+      <w:r>
+        <w:instrText xml:space="preserve"> ADDIN ZOTERO_ITEM CSL_CITATION {"citationID":"codex-eb2c9fab1c9142f7a1ced47086136a3a","properties":{"formattedCitation":"\\super [7]\\nosupersub{}","plainCitation":"[7]","noteIndex":0},"citationItems":[{"id":1101,"uris":["http://zotero.org/users/16536470/items/G9DAWFG9"],"itemData":{"id":1101,"type":"article-journal","citation-key":"Okada2004","container-title":"Journal of Consumer Research","issue":"2","journalAbbreviation":"J. Consum. Res.","language":"en","note":"citation-key: Okada2004","page":"313–323","publisher":"The University of Chicago Press","source":"Google Scholar","title":"Spending time versus spending money","volume":"31","author":[{"family":"Okada","given":"Erica Mina"},{"family":"Hoch","given":"Stephen J."}],"issued":{"date-parts":[["2004"]]}}}],"schema":"https://github.com/citation-style-language/schema/raw/master/csl-citation.json"} </w:instrText>
+      </w:r>
+      <w:r>
+        <w:fldChar w:fldCharType="separate"/>
+      </w:r>
+      <w:r>
+        <w:rPr>
+          <w:rFonts w:cs="Times New Roman"/>
+          <w:vertAlign w:val="superscript"/>
+        </w:rPr>
+        <w:t>[7]</w:t>
+      </w:r>
+      <w:r>
+        <w:fldChar w:fldCharType="end"/>
+      </w:r>
+      <w:r>
+        <w:rPr>
+          <w:rFonts w:hint="eastAsia"/>
+        </w:rPr>
+        <w:t>。而在平台环境中，时间心理账户的作用更加显性。</w:t>
+      </w:r>
+      <w:r>
+        <w:rPr>
+          <w:rFonts w:hint="eastAsia"/>
+        </w:rPr>
+        <w:t>Kim</w:t>
+      </w:r>
+      <w:r>
+        <w:t xml:space="preserve"> </w:t>
+      </w:r>
+      <w:r>
+        <w:rPr>
+          <w:rFonts w:hint="eastAsia"/>
+        </w:rPr>
+        <w:t>等基于</w:t>
+      </w:r>
+      <w:r>
+        <w:t xml:space="preserve"> 82,757 </w:t>
+      </w:r>
+      <w:r>
+        <w:rPr>
+          <w:rFonts w:hint="eastAsia"/>
+        </w:rPr>
+        <w:t>条在线视频平台日志发现，内容长度、内容热度和信息属性会提升用户继续观看广告的时间，而广告时长则显著降低观看时长</w:t>
+      </w:r>
+      <w:r>
+        <w:fldChar w:fldCharType="begin"/>
+      </w:r>
+      <w:r>
+        <w:instrText xml:space="preserve"> ADDIN ZOTERO_ITEM CSL_CITATION {"citationID":"codex-e986816bae714a0c83291137432015b3","properties":{"formattedCitation":"\\super [12]\\nosupersub{}","plainCitation":"[12]","noteIndex":0},"citationItems":[{"id":496,"uris":["http://zotero.org/users/16536470/items/5Q377XMF"],"itemData":{"id":496,"type":"article-journal","abstract":"Based on Thaler’s mental accounting of time theory, this study analyzes how different media contexts influence users’ ad avoidance behaviors by analyzing actual log data from 82,757 observations on the largest online video platform in South Korea. We investigate whether the benefit and cost elements of watching content affect ad viewing time. To minimize the effect of ad length variations, we divide the pooled dataset into three subgroups: ads of 15 s, ads between 16 and 30 s, and ads longer than 30 s. The results indicate that content length, popularity, and information genre function as benefit factors and increase ad viewing time. In contrast, ad length decreases ad viewing time. This study contributes to the online video advertising literature by examining the effects of media context on ad avoidance behaviors and provides actionable guidelines for online video platforms and advertisers dealing with ad avoidance behaviors.","</w:instrText>
+      </w:r>
+      <w:r>
+        <w:rPr>
+          <w:rFonts w:hint="eastAsia"/>
+        </w:rPr>
+        <w:instrText xml:space="preserve">citation-key":"Kim2023","container-title":"Journal of Business Research","DOI":"10.1016/j.jbusres.2023.113966","ISSN":"01482963","journalAbbreviation":"J. Bus. Res.","language":"en","note":"citation-key: Kim2023\nremark: </w:instrText>
+      </w:r>
+      <w:r>
+        <w:rPr>
+          <w:rFonts w:hint="eastAsia"/>
+        </w:rPr>
+        <w:instrText>时间账户理论构建模型</w:instrText>
+      </w:r>
+      <w:r>
+        <w:rPr>
+          <w:rFonts w:hint="eastAsia"/>
+        </w:rPr>
+        <w:instrText>","page":"113966-113979"</w:instrText>
+      </w:r>
+      <w:r>
+        <w:instrText xml:space="preserve">,"source":"DOI.org (Crossref)","title":"Effect of media context on avoidance of skippable pre-roll ads in online video platform: a mental accounting of time perspective","title-short":"Effect of media context on avoidance of skippable pre-roll ads in online video platform","volume":"164","author":[{"family":"Kim","given":"Hyungjin Lukas"},{"family":"Kim","given":"Young-Gul"},{"family":"Yoon","given":"Sang-Hyeak"},{"family":"Ryu","given":"Sunghan"}],"issued":{"date-parts":[["2023",9]]}}}],"schema":"https://github.com/citation-style-language/schema/raw/master/csl-citation.json"} </w:instrText>
+      </w:r>
+      <w:r>
+        <w:fldChar w:fldCharType="separate"/>
+      </w:r>
+      <w:r>
+        <w:rPr>
+          <w:rFonts w:cs="Times New Roman"/>
+          <w:vertAlign w:val="superscript"/>
+        </w:rPr>
+        <w:t>[12]</w:t>
+      </w:r>
+      <w:r>
+        <w:fldChar w:fldCharType="end"/>
+      </w:r>
+      <w:r>
+        <w:rPr>
+          <w:rFonts w:hint="eastAsia"/>
+        </w:rPr>
+        <w:t>。这一结果说明，用户并不是孤立评估广告本身，而是在“观看内容收益”与“广告占用时间成本”之间进行动态核算。</w:t>
+      </w:r>
+    </w:p>
+    <w:p>
+      <w:pPr>
+        <w:pStyle w:val="a0"/>
+        <w:ind w:firstLine="480"/>
+      </w:pPr>
+      <w:r>
+        <w:rPr>
+          <w:rFonts w:hint="eastAsia"/>
+        </w:rPr>
+        <w:t>为便于演示转换效果，下面给出一个简单伪代码，用来描述平台中用户是否跳过广告的账户式判断：</w:t>
+      </w:r>
+    </w:p>
+    <w:p>
+      <w:pPr>
+        <w:pStyle w:val="SourceCode"/>
+        <w:ind w:left="720"/>
+      </w:pPr>
+      <w:bookmarkStart w:id="9" w:name="cb1"/>
+      <w:r>
+        <w:rPr>
+          <w:rStyle w:val="KeywordTok"/>
+        </w:rPr>
+        <w:t>def</w:t>
+      </w:r>
+      <w:r>
+        <w:rPr>
+          <w:rStyle w:val="NormalTok"/>
+        </w:rPr>
+        <w:t xml:space="preserve"> should_skip_ad(content_value, ad_length, wait_tolerance):</w:t>
+      </w:r>
+      <w:r>
+        <w:br/>
+      </w:r>
+      <w:r>
+        <w:rPr>
+          <w:rStyle w:val="NormalTok"/>
+        </w:rPr>
+        <w:t xml:space="preserve">    </w:t>
+      </w:r>
+      <w:r>
+        <w:rPr>
+          <w:rStyle w:val="NormalTok"/>
+        </w:rPr>
+        <w:t xml:space="preserve">perceived_gain </w:t>
+      </w:r>
+      <w:r>
+        <w:rPr>
+          <w:rStyle w:val="OperatorTok"/>
+        </w:rPr>
+        <w:t>=</w:t>
+      </w:r>
+      <w:r>
+        <w:rPr>
+          <w:rStyle w:val="NormalTok"/>
+        </w:rPr>
+        <w:t xml:space="preserve"> content_value</w:t>
+      </w:r>
+      <w:r>
+        <w:br/>
+      </w:r>
+      <w:r>
+        <w:rPr>
+          <w:rStyle w:val="NormalTok"/>
+        </w:rPr>
+        <w:lastRenderedPageBreak/>
+        <w:t xml:space="preserve">    perceived_cost </w:t>
+      </w:r>
+      <w:r>
+        <w:rPr>
+          <w:rStyle w:val="OperatorTok"/>
+        </w:rPr>
+        <w:t>=</w:t>
+      </w:r>
+      <w:r>
+        <w:rPr>
+          <w:rStyle w:val="NormalTok"/>
+        </w:rPr>
+        <w:t xml:space="preserve"> ad_length </w:t>
+      </w:r>
+      <w:r>
+        <w:rPr>
+          <w:rStyle w:val="OperatorTok"/>
+        </w:rPr>
+        <w:t>/</w:t>
+      </w:r>
+      <w:r>
+        <w:rPr>
+          <w:rStyle w:val="NormalTok"/>
+        </w:rPr>
+        <w:t xml:space="preserve"> wait_tolerance</w:t>
+      </w:r>
+      <w:r>
+        <w:br/>
+      </w:r>
+      <w:r>
+        <w:rPr>
+          <w:rStyle w:val="NormalTok"/>
+        </w:rPr>
+        <w:t xml:space="preserve">    </w:t>
+      </w:r>
+      <w:r>
+        <w:rPr>
+          <w:rStyle w:val="ControlFlowTok"/>
+        </w:rPr>
+        <w:t>return</w:t>
+      </w:r>
+      <w:r>
+        <w:rPr>
+          <w:rStyle w:val="NormalTok"/>
+        </w:rPr>
+        <w:t xml:space="preserve"> perceived_cost </w:t>
+      </w:r>
+      <w:r>
+        <w:rPr>
+          <w:rStyle w:val="OperatorTok"/>
+        </w:rPr>
+        <w:t>&gt;</w:t>
+      </w:r>
+      <w:r>
+        <w:rPr>
+          <w:rStyle w:val="NormalTok"/>
+        </w:rPr>
+        <w:t xml:space="preserve"> perceived_gain</w:t>
+      </w:r>
+    </w:p>
+    <w:bookmarkEnd w:id="9"/>
+    <w:p>
+      <w:pPr>
+        <w:pStyle w:val="FirstParagraph"/>
+        <w:ind w:firstLine="480"/>
+      </w:pPr>
+      <w:r>
+        <w:rPr>
+          <w:rFonts w:hint="eastAsia"/>
+        </w:rPr>
+        <w:t>这段代码并不用于实证估计，只是把文献中“收益</w:t>
+      </w:r>
+      <w:r>
+        <w:t xml:space="preserve"> - </w:t>
+      </w:r>
+      <w:r>
+        <w:rPr>
+          <w:rFonts w:hint="eastAsia"/>
+        </w:rPr>
+        <w:t>成本比较”的思路写成最简形式，便于测试内联代码、代码块与段落混排的版式效果。</w:t>
+      </w:r>
+    </w:p>
+    <w:p>
+      <w:pPr>
+        <w:pStyle w:val="20"/>
+        <w:rPr>
+          <w:lang w:eastAsia="zh-CN"/>
+        </w:rPr>
+      </w:pPr>
+      <w:bookmarkStart w:id="10" w:name="出行与交通决策"/>
+      <w:bookmarkEnd w:id="8"/>
+      <w:r>
+        <w:rPr>
+          <w:lang w:eastAsia="zh-CN"/>
+        </w:rPr>
+        <w:t xml:space="preserve">3.3 </w:t>
+      </w:r>
+      <w:r>
+        <w:rPr>
+          <w:rFonts w:hint="eastAsia"/>
+          <w:lang w:eastAsia="zh-CN"/>
+        </w:rPr>
+        <w:t>出行与交通决策</w:t>
+      </w:r>
+    </w:p>
+    <w:p>
+      <w:pPr>
+        <w:pStyle w:val="FirstParagraph"/>
+        <w:ind w:firstLine="480"/>
+      </w:pPr>
+      <w:r>
+        <w:rPr>
+          <w:rFonts w:hint="eastAsia"/>
+        </w:rPr>
+        <w:t>在出行场景中，时间心理账户被进一步形式化。</w:t>
+      </w:r>
+      <w:r>
+        <w:rPr>
+          <w:rFonts w:hint="eastAsia"/>
+        </w:rPr>
+        <w:t>Liu</w:t>
+      </w:r>
+      <w:r>
+        <w:t xml:space="preserve"> </w:t>
+      </w:r>
+      <w:r>
+        <w:rPr>
+          <w:rFonts w:hint="eastAsia"/>
+        </w:rPr>
+        <w:t>等提出同时考虑出行时间和出行成本的</w:t>
+      </w:r>
+      <w:r>
+        <w:t xml:space="preserve"> MA-TC </w:t>
+      </w:r>
+      <w:r>
+        <w:rPr>
+          <w:rFonts w:hint="eastAsia"/>
+        </w:rPr>
+        <w:t>模型，发现人们在确</w:t>
+      </w:r>
+      <w:r>
+        <w:rPr>
+          <w:rFonts w:hint="eastAsia"/>
+        </w:rPr>
+        <w:t>定性与风险性条件下，对时间和成本变化的敏感性并不一致</w:t>
+      </w:r>
+      <w:r>
+        <w:fldChar w:fldCharType="begin"/>
+      </w:r>
+      <w:r>
+        <w:instrText xml:space="preserve"> ADDIN ZOTERO_ITEM CSL_CITATION {"citationID":"codex-4042464d5f9844baafb8a90d48dea371","properties":{"formattedCitation":"\\super [5]\\nosupersub{}","plainCitation":"[5]","noteIndex":0},"citationItems":[{"id":761,"uris":["http://zotero.org/users/16536470/items/WZP4767V"],"itemData":{"id":761,"type":"article-journal","abstract":"This paper analyzes the utility calculation principle of travelers from the perspective of mental accounting and proposes a travel choice behavior model that considers travel time and cost (MA-TC model). Then, a questionnaire is designed to analyze the results of the travel choice under different decision-making scenarios. Model parameters are estimated using nonlinear regression, and the utility calculation principles are developed under different hypothetical scenarios. Then, new expressions for the utility function under deterministic and risky conditions are presented. For verification, the nonlinear correlation coefficient and hit rate are used to compare the proposed MA-TC model with the other two models: (1) the classical prospect theory with travel time and cost (PT-TC model) and (2) mental accounting based on the original hedonic editing criterion (MA-HE model). The results show that model parameters under deterministic and risky conditions are pretty different. In the deterministic case, travelers have similar sensitivity to the change in gain and loss of travel time and cost. The prediction accuracy of the MA-TC model is 3% lower than the PT-TC model and 6% higher than the MA-HE model. Under risky conditions, travelers are more sensitive to the change in loss than to the change in gain. Additionally, travelers tend to overestimate small probabilities and underestimate high probabilities when losing more than when gaining. The prediction accuracy of the MA-TC model is 2% higher than the PT-TC model and 6% higher than the MA-HE model.","citation-key":"Liu2021","container-title":"Journal of Advanced Transportation","DOI":"10.1155/2021/4219396","ISSN":"2042-3195, 0197-6729","issue":"1","journalAbbreviation":"J. Adv. Transp.","language":"en","license":"https://creativecommons.org/licenses/by/4.0/","note":"citation-key: Liu2021","page":"1-21","publisher":"Wiley Online Library","source":"DOI.org (Crossref)","title":"Travel choice behavior model based on mental accounting of travel time and cost","volume":"2021","author":[{"family":"Liu","given":"Shixu"},{"family":"Zhu","given":"Jianchao"},{"family":"Easa","given":"Said M."},{"family":"Guo","given":"Lidan"},{"family":"Wang","given":"Shuyu"},{"family":"Wang","given":"Haoyu"},{"family":"Xu","given":"Yijian"}],"editor":[{"family":"Velaga","given":"Nagendra R"}],"issued":{"date-parts":[["2021",12,21]]}}}],"schema":"https://github.com/citation-style-language/schema/raw/master/csl-citation.json"} </w:instrText>
+      </w:r>
+      <w:r>
+        <w:fldChar w:fldCharType="separate"/>
+      </w:r>
+      <w:r>
+        <w:rPr>
+          <w:rFonts w:cs="Times New Roman"/>
+          <w:vertAlign w:val="superscript"/>
+        </w:rPr>
+        <w:t>[5]</w:t>
+      </w:r>
+      <w:r>
+        <w:fldChar w:fldCharType="end"/>
+      </w:r>
+      <w:r>
+        <w:rPr>
+          <w:rFonts w:hint="eastAsia"/>
+        </w:rPr>
+        <w:t>。与传统模型相比，这类方法更能描述现实中的有限理性。相关综述也指出，前景理论在出行行为研究中的适用性很大程度上取决于决策属性是否具有不确定性，以及个体差异是否显著</w:t>
+      </w:r>
+      <w:r>
+        <w:fldChar w:fldCharType="begin"/>
+      </w:r>
+      <w:r>
+        <w:instrText xml:space="preserve"> ADDIN ZOTERO_ITEM CSL_CITATION {"citationID":"codex-e0b921a19019422ea7a2e5d7417416c2","properties":{"formattedCitation":"\\super [13]\\nosupersub{}","plainCitation":"[13]","noteIndex":0},"citationItems":[{"id":1153,"uris":["http://zotero.org/users/165364</w:instrText>
+      </w:r>
+      <w:r>
+        <w:rPr>
+          <w:rFonts w:hint="eastAsia"/>
+        </w:rPr>
+        <w:instrText>70/items/CKHEYYYH"],"itemData":{"id":1153,"type":"article-journal","abstract":"</w:instrText>
+      </w:r>
+      <w:r>
+        <w:rPr>
+          <w:rFonts w:hint="eastAsia"/>
+        </w:rPr>
+        <w:instrText>交通系统是典型的不确定性系统</w:instrText>
+      </w:r>
+      <w:r>
+        <w:rPr>
+          <w:rFonts w:hint="eastAsia"/>
+        </w:rPr>
+        <w:instrText>,</w:instrText>
+      </w:r>
+      <w:r>
+        <w:rPr>
+          <w:rFonts w:hint="eastAsia"/>
+        </w:rPr>
+        <w:instrText>不确定性条件下的出行行为呈现有限理性的特征。前景理论是一个有限理性决策理论</w:instrText>
+      </w:r>
+      <w:r>
+        <w:rPr>
+          <w:rFonts w:hint="eastAsia"/>
+        </w:rPr>
+        <w:instrText>,</w:instrText>
+      </w:r>
+      <w:r>
+        <w:rPr>
+          <w:rFonts w:hint="eastAsia"/>
+        </w:rPr>
+        <w:instrText>更加符合现实中出行者的实际行为特征。为了更好地运用前景理论进行出行行为分析和建模</w:instrText>
+      </w:r>
+      <w:r>
+        <w:rPr>
+          <w:rFonts w:hint="eastAsia"/>
+        </w:rPr>
+        <w:instrText>,</w:instrText>
+      </w:r>
+      <w:r>
+        <w:rPr>
+          <w:rFonts w:hint="eastAsia"/>
+        </w:rPr>
+        <w:instrText>对前景理论在出行行为研究中的适用性进行了探讨。研究认为</w:instrText>
+      </w:r>
+      <w:r>
+        <w:rPr>
+          <w:rFonts w:hint="eastAsia"/>
+        </w:rPr>
+        <w:instrText>:</w:instrText>
+      </w:r>
+      <w:r>
+        <w:rPr>
+          <w:rFonts w:hint="eastAsia"/>
+        </w:rPr>
+        <w:instrText>对于具体的出行行为研究而言</w:instrText>
+      </w:r>
+      <w:r>
+        <w:rPr>
+          <w:rFonts w:hint="eastAsia"/>
+        </w:rPr>
+        <w:instrText>,</w:instrText>
+      </w:r>
+      <w:r>
+        <w:rPr>
+          <w:rFonts w:hint="eastAsia"/>
+        </w:rPr>
+        <w:instrText>前景理论是否适用不仅取决于决策问题的性质</w:instrText>
+      </w:r>
+      <w:r>
+        <w:rPr>
+          <w:rFonts w:hint="eastAsia"/>
+        </w:rPr>
+        <w:instrText>,</w:instrText>
+      </w:r>
+      <w:r>
+        <w:rPr>
+          <w:rFonts w:hint="eastAsia"/>
+        </w:rPr>
+        <w:instrText>而且还要看出行者的个性特征</w:instrText>
+      </w:r>
+      <w:r>
+        <w:rPr>
+          <w:rFonts w:hint="eastAsia"/>
+        </w:rPr>
+        <w:instrText>,</w:instrText>
+      </w:r>
+      <w:r>
+        <w:rPr>
+          <w:rFonts w:hint="eastAsia"/>
+        </w:rPr>
+        <w:instrText>以及所考虑的选择方案属性是否具有不确定性。此外</w:instrText>
+      </w:r>
+      <w:r>
+        <w:rPr>
+          <w:rFonts w:hint="eastAsia"/>
+        </w:rPr>
+        <w:instrText>,</w:instrText>
+      </w:r>
+      <w:r>
+        <w:rPr>
+          <w:rFonts w:hint="eastAsia"/>
+        </w:rPr>
+        <w:instrText>在开展一项具体研究之前不应框定于某一特定理论</w:instrText>
+      </w:r>
+      <w:r>
+        <w:rPr>
+          <w:rFonts w:hint="eastAsia"/>
+        </w:rPr>
+        <w:instrText>,</w:instrText>
+      </w:r>
+      <w:r>
+        <w:rPr>
+          <w:rFonts w:hint="eastAsia"/>
+        </w:rPr>
+        <w:instrText>而应根据不同理论的特点和适用范围</w:instrText>
+      </w:r>
+      <w:r>
+        <w:rPr>
+          <w:rFonts w:hint="eastAsia"/>
+        </w:rPr>
+        <w:instrText>,</w:instrText>
+      </w:r>
+      <w:r>
+        <w:rPr>
+          <w:rFonts w:hint="eastAsia"/>
+        </w:rPr>
+        <w:instrText>并结合所要研究的内容进行综合权衡</w:instrText>
+      </w:r>
+      <w:r>
+        <w:rPr>
+          <w:rFonts w:hint="eastAsia"/>
+        </w:rPr>
+        <w:instrText>,</w:instrText>
+      </w:r>
+      <w:r>
+        <w:rPr>
+          <w:rFonts w:hint="eastAsia"/>
+        </w:rPr>
+        <w:instrText>最终选取更为合适的理论。</w:instrText>
+      </w:r>
+      <w:r>
+        <w:rPr>
+          <w:rFonts w:hint="eastAsia"/>
+        </w:rPr>
+        <w:instrText>","citation-key":"ZhangBo2013","container-title":"</w:instrText>
+      </w:r>
+      <w:r>
+        <w:rPr>
+          <w:rFonts w:hint="eastAsia"/>
+        </w:rPr>
+        <w:instrText>北京理工大学学报（社会科学版）</w:instrText>
+      </w:r>
+      <w:r>
+        <w:rPr>
+          <w:rFonts w:hint="eastAsia"/>
+        </w:rPr>
+        <w:instrText>","DOI":"10.15918/j.jbitss1009-3370.2013.01.005","issue":"1","journalAbbreviation":"</w:instrText>
+      </w:r>
+      <w:r>
+        <w:rPr>
+          <w:rFonts w:hint="eastAsia"/>
+        </w:rPr>
+        <w:instrText>北京理工大学学报（社会科学版）</w:instrText>
+      </w:r>
+      <w:r>
+        <w:rPr>
+          <w:rFonts w:hint="eastAsia"/>
+        </w:rPr>
+        <w:instrText xml:space="preserve">","language":"zh","note":"citation-key: ZhangBo2013\nfoundation: </w:instrText>
+      </w:r>
+      <w:r>
+        <w:rPr>
+          <w:rFonts w:hint="eastAsia"/>
+        </w:rPr>
+        <w:instrText>国家自然科学基金资助项目</w:instrText>
+      </w:r>
+      <w:r>
+        <w:rPr>
+          <w:rFonts w:hint="eastAsia"/>
+        </w:rPr>
+        <w:instrText>(50878129;71001067)</w:instrText>
+      </w:r>
+      <w:r>
+        <w:rPr>
+          <w:rFonts w:hint="eastAsia"/>
+        </w:rPr>
+        <w:instrText>；</w:instrText>
+      </w:r>
+      <w:r>
+        <w:rPr>
+          <w:rFonts w:hint="eastAsia"/>
+        </w:rPr>
+        <w:instrText xml:space="preserve">\ndownload: 1356\nalbum: </w:instrText>
+      </w:r>
+      <w:r>
+        <w:rPr>
+          <w:rFonts w:hint="eastAsia"/>
+        </w:rPr>
+        <w:instrText>社会科学Ⅱ辑</w:instrText>
+      </w:r>
+      <w:r>
+        <w:rPr>
+          <w:rFonts w:hint="eastAsia"/>
+        </w:rPr>
+        <w:instrText>;</w:instrText>
+      </w:r>
+      <w:r>
+        <w:rPr>
+          <w:rFonts w:hint="eastAsia"/>
+        </w:rPr>
+        <w:instrText>工程科技Ⅱ辑</w:instrText>
+      </w:r>
+      <w:r>
+        <w:rPr>
+          <w:rFonts w:hint="eastAsia"/>
+        </w:rPr>
+        <w:instrText>\nCLC: U491\ndbcode: CJFQ\ndbname: CJFD2013\nfilename: BLDS201301008","page":"54-62","source":"CNKI","title":"</w:instrText>
+      </w:r>
+      <w:r>
+        <w:rPr>
+          <w:rFonts w:hint="eastAsia"/>
+        </w:rPr>
+        <w:instrText>前景理论在出行行为研究中的适用性</w:instrText>
+      </w:r>
+      <w:r>
+        <w:rPr>
+          <w:rFonts w:hint="eastAsia"/>
+        </w:rPr>
+        <w:instrText>","volume":"15","author":[{"literal":"</w:instrText>
+      </w:r>
+      <w:r>
+        <w:rPr>
+          <w:rFonts w:hint="eastAsia"/>
+        </w:rPr>
+        <w:instrText>张波</w:instrText>
+      </w:r>
+      <w:r>
+        <w:rPr>
+          <w:rFonts w:hint="eastAsia"/>
+        </w:rPr>
+        <w:instrText>"},{"literal":"</w:instrText>
+      </w:r>
+      <w:r>
+        <w:rPr>
+          <w:rFonts w:hint="eastAsia"/>
+        </w:rPr>
+        <w:instrText>隽志才</w:instrText>
+      </w:r>
+      <w:r>
+        <w:rPr>
+          <w:rFonts w:hint="eastAsia"/>
+        </w:rPr>
+        <w:instrText>"},{"literal":"</w:instrText>
+      </w:r>
+      <w:r>
+        <w:rPr>
+          <w:rFonts w:hint="eastAsia"/>
+        </w:rPr>
+        <w:instrText>倪安宁</w:instrText>
+      </w:r>
+      <w:r>
+        <w:rPr>
+          <w:rFonts w:hint="eastAsia"/>
+        </w:rPr>
+        <w:instrText xml:space="preserve">"}],"issued":{"date-parts":[["2013"]]}}}],"schema":"https://github.com/citation-style-language/schema/raw/master/csl-citation.json"} </w:instrText>
+      </w:r>
+      <w:r>
+        <w:fldChar w:fldCharType="separate"/>
+      </w:r>
+      <w:r>
+        <w:rPr>
+          <w:rFonts w:cs="Times New Roman"/>
+          <w:vertAlign w:val="superscript"/>
+        </w:rPr>
+        <w:t>[13]</w:t>
+      </w:r>
+      <w:r>
+        <w:fldChar w:fldCharType="end"/>
+      </w:r>
+      <w:r>
+        <w:t>。</w:t>
+      </w:r>
+    </w:p>
+    <w:p>
+      <w:pPr>
         <w:pStyle w:val="TableCaption"/>
+        <w:rPr>
+          <w:lang w:eastAsia="zh-CN"/>
+        </w:rPr>
       </w:pPr>
       <w:r>
         <w:rPr>
           <w:rFonts w:hint="eastAsia"/>
           <w:bCs/>
+          <w:lang w:eastAsia="zh-CN"/>
         </w:rPr>
         <w:t>表</w:t>
       </w:r>
       <w:r>
         <w:rPr>
-          <w:rFonts w:hint="eastAsia"/>
           <w:bCs/>
-        </w:rPr>
-        <w:t>1</w:t>
-      </w:r>
-      <w:r>
-        <w:rPr>
+          <w:lang w:eastAsia="zh-CN"/>
+        </w:rPr>
+        <w:t xml:space="preserve"> 2 </w:t>
+      </w:r>
+      <w:r>
+        <w:rPr>
+          <w:rFonts w:hint="eastAsia"/>
           <w:bCs/>
+          <w:lang w:eastAsia="zh-CN"/>
+        </w:rPr>
+        <w:t>代表性研究的主题与启示</w:t>
+      </w:r>
+    </w:p>
+    <w:tbl>
+      <w:tblPr>
+        <w:tblStyle w:val="Table"/>
+        <w:tblW w:w="4950" w:type="pct"/>
+        <w:tblLayout w:type="fixed"/>
+        <w:tblLook w:val="0020" w:firstRow="1" w:lastRow="0" w:firstColumn="0" w:lastColumn="0" w:noHBand="0" w:noVBand="0"/>
+        <w:tblCaption w:val="表 2 代表性研究的主题与启示"/>
+      </w:tblPr>
+      <w:tblGrid>
+        <w:gridCol w:w="2741"/>
+        <w:gridCol w:w="2741"/>
+        <w:gridCol w:w="2741"/>
+      </w:tblGrid>
+      <w:tr>
+        <w:trPr>
+          <w:cnfStyle w:val="100000000000" w:firstRow="1" w:lastRow="0" w:firstColumn="0" w:lastColumn="0" w:oddVBand="0" w:evenVBand="0" w:oddHBand="0" w:evenHBand="0" w:firstRowFirstColumn="0" w:firstRowLastColumn="0" w:lastRowFirstColumn="0" w:lastRowLastColumn="0"/>
+          <w:tblHeader/>
+        </w:trPr>
+        <w:tc>
+          <w:tcPr>
+            <w:tcW w:w="2613" w:type="dxa"/>
+          </w:tcPr>
+          <w:p>
+            <w:pPr>
+              <w:pStyle w:val="Compact"/>
+            </w:pPr>
+            <w:r>
+              <w:rPr>
+                <w:rFonts w:hint="eastAsia"/>
+              </w:rPr>
+              <w:t>研究主题</w:t>
+            </w:r>
+          </w:p>
+        </w:tc>
+        <w:tc>
+          <w:tcPr>
+            <w:tcW w:w="2613" w:type="dxa"/>
+          </w:tcPr>
+          <w:p>
+            <w:pPr>
+              <w:pStyle w:val="Compact"/>
+            </w:pPr>
+            <w:r>
+              <w:rPr>
+                <w:rFonts w:hint="eastAsia"/>
+              </w:rPr>
+              <w:t>主要发现</w:t>
+            </w:r>
+          </w:p>
+        </w:tc>
+        <w:tc>
+          <w:tcPr>
+            <w:tcW w:w="2613" w:type="dxa"/>
+          </w:tcPr>
+          <w:p>
+            <w:pPr>
+              <w:pStyle w:val="Compact"/>
+            </w:pPr>
+            <w:r>
+              <w:rPr>
+                <w:rFonts w:hint="eastAsia"/>
+              </w:rPr>
+              <w:t>方法特征</w:t>
+            </w:r>
+          </w:p>
+        </w:tc>
+      </w:tr>
+      <w:tr>
+        <w:tc>
+          <w:tcPr>
+            <w:tcW w:w="2613" w:type="dxa"/>
+          </w:tcPr>
+          <w:p>
+            <w:pPr>
+              <w:pStyle w:val="Compact"/>
+            </w:pPr>
+            <w:r>
+              <w:rPr>
+                <w:rFonts w:hint="eastAsia"/>
+              </w:rPr>
+              <w:t>时间账户是否存在</w:t>
+            </w:r>
+          </w:p>
+        </w:tc>
+        <w:tc>
+          <w:tcPr>
+            <w:tcW w:w="2613" w:type="dxa"/>
+          </w:tcPr>
+          <w:p>
+            <w:pPr>
+              <w:pStyle w:val="Compact"/>
+            </w:pPr>
+            <w:r>
+              <w:rPr>
+                <w:rFonts w:hint="eastAsia"/>
+              </w:rPr>
+              <w:t>个体会为工作与非工作时间建立不同账户</w:t>
+            </w:r>
+            <w:r>
+              <w:fldChar w:fldCharType="begin"/>
+            </w:r>
+            <w:r>
+              <w:instrText xml:space="preserve"> ADDIN ZOTERO_ITEM CSL_CITATION {"citationID":"codex-67716ee32a6a415783c19516301b18a8","properties":{"formattedCitation":"\\super [1]\\nosupersub{}","plainCitation":"[1]","noteIndex":0},"citationItems":[{"id":111,"uris":["http://zotero.org/users/16536470/items/AEDMK49Y"],"itemData":{"id":111,"type":"article-journal","abstract":"This paper examines the ways in which time is perceived and tracked. We investigate whether people create mental accounts for time like they do for money, how time is allotted to these accounts and if time is valued differently according to the account to which it is assigned. Across ﬁve studies, we ﬁnd evidence that people create mental accounts for time and attempt to balance their time across work and non-work activities.","citation-key":"Rajagopal2009","container-title":"Journal of Economic Psychology","DOI":"10.1016/j.joep.2009.06.008","ISSN":"01674870","issue":"5","journalAbbreviation":"J. Econ. Psychol.","language":"en","license":"https://www.elsevier.com/tdm/userlicense/1.0</w:instrText>
+            </w:r>
+            <w:r>
+              <w:rPr>
+                <w:rFonts w:hint="eastAsia"/>
+              </w:rPr>
+              <w:instrText xml:space="preserve">/","note":"citation-key: Rajagopal2009\ntitleTranslation: </w:instrText>
+            </w:r>
+            <w:r>
+              <w:rPr>
+                <w:rFonts w:hint="eastAsia"/>
+              </w:rPr>
+              <w:instrText>时间的心理核算</w:instrText>
+            </w:r>
+            <w:r>
+              <w:rPr>
+                <w:rFonts w:hint="eastAsia"/>
+              </w:rPr>
+              <w:instrText xml:space="preserve">\nremark: </w:instrText>
+            </w:r>
+            <w:r>
+              <w:rPr>
+                <w:rFonts w:hint="eastAsia"/>
+              </w:rPr>
+              <w:instrText>理论·</w:instrText>
+            </w:r>
+            <w:r>
+              <w:rPr>
+                <w:rFonts w:hint="eastAsia"/>
+              </w:rPr>
+              <w:instrText>5</w:instrText>
+            </w:r>
+            <w:r>
+              <w:rPr>
+                <w:rFonts w:hint="eastAsia"/>
+              </w:rPr>
+              <w:instrText>个实验提出时间心理账户</w:instrText>
+            </w:r>
+            <w:r>
+              <w:rPr>
+                <w:rFonts w:hint="eastAsia"/>
+              </w:rPr>
+              <w:instrText>","page":"772-781","source":"DOI.org (Crossref)","title":"The mental accounting of time","volume":"30","author":[{"family":"Rajagopal","given":"Priyali"},{"family":"</w:instrText>
+            </w:r>
+            <w:r>
+              <w:instrText xml:space="preserve">Rha","given":"Jong-Youn"}],"issued":{"date-parts":[["2009",10]]}}}],"schema":"https://github.com/citation-style-language/schema/raw/master/csl-citation.json"} </w:instrText>
+            </w:r>
+            <w:r>
+              <w:fldChar w:fldCharType="separate"/>
+            </w:r>
+            <w:r>
+              <w:rPr>
+                <w:rFonts w:cs="Times New Roman"/>
+                <w:szCs w:val="24"/>
+                <w:vertAlign w:val="superscript"/>
+              </w:rPr>
+              <w:t>[1]</w:t>
+            </w:r>
+            <w:r>
+              <w:fldChar w:fldCharType="end"/>
+            </w:r>
+          </w:p>
+        </w:tc>
+        <w:tc>
+          <w:tcPr>
+            <w:tcW w:w="2613" w:type="dxa"/>
+          </w:tcPr>
+          <w:p>
+            <w:pPr>
+              <w:pStyle w:val="Compact"/>
+            </w:pPr>
+            <w:r>
+              <w:rPr>
+                <w:rFonts w:hint="eastAsia"/>
+              </w:rPr>
+              <w:t>多实验设计</w:t>
+            </w:r>
+          </w:p>
+        </w:tc>
+      </w:tr>
+      <w:tr>
+        <w:tc>
+          <w:tcPr>
+            <w:tcW w:w="2613" w:type="dxa"/>
+          </w:tcPr>
+          <w:p>
+            <w:pPr>
+              <w:pStyle w:val="Compact"/>
+            </w:pPr>
+            <w:r>
+              <w:rPr>
+                <w:rFonts w:hint="eastAsia"/>
+              </w:rPr>
+              <w:t>等待时间知觉</w:t>
+            </w:r>
+          </w:p>
+        </w:tc>
+        <w:tc>
+          <w:tcPr>
+            <w:tcW w:w="2613" w:type="dxa"/>
+          </w:tcPr>
+          <w:p>
+            <w:pPr>
+              <w:pStyle w:val="Compact"/>
+            </w:pPr>
+            <w:r>
+              <w:rPr>
+                <w:rFonts w:hint="eastAsia"/>
+              </w:rPr>
+              <w:t>等待可诱发多种非理性决策偏差</w:t>
+            </w:r>
+            <w:r>
+              <w:fldChar w:fldCharType="begin"/>
+            </w:r>
+            <w:r>
+              <w:instrText xml:space="preserve"> ADDIN ZOTERO_ITEM CSL_CITATION {"citationID":"codex-49aaf8621c40460d9316b1427fcb9197","properties":{"formattedCitation":"\\super [11]\\nosupersub{}","plainCitation":"[11]","noteIndex":0},"citationItems":[{"id":174,"uris":["http://zotero.org/users/1653647</w:instrText>
+            </w:r>
+            <w:r>
+              <w:rPr>
+                <w:rFonts w:hint="eastAsia"/>
+              </w:rPr>
+              <w:instrText>0/items/4Z7X8ZNK"],"itemData":{"id":174,"type":"article-journal","abstract":"</w:instrText>
+            </w:r>
+            <w:r>
+              <w:rPr>
+                <w:rFonts w:hint="eastAsia"/>
+              </w:rPr>
+              <w:instrText>等待时间知觉是指人们在等待过程中对等待时长的主观感受和心理体验</w:instrText>
+            </w:r>
+            <w:r>
+              <w:rPr>
+                <w:rFonts w:hint="eastAsia"/>
+              </w:rPr>
+              <w:instrText>,</w:instrText>
+            </w:r>
+            <w:r>
+              <w:rPr>
+                <w:rFonts w:hint="eastAsia"/>
+              </w:rPr>
+              <w:instrText>它对人们的决策行为产生影响。影响等待时间知觉的客观因素包括等待过程的填充物、等待时间的确定性、接受服务的阶段和等待的物理环境等</w:instrText>
+            </w:r>
+            <w:r>
+              <w:rPr>
+                <w:rFonts w:hint="eastAsia"/>
+              </w:rPr>
+              <w:instrText>;</w:instrText>
+            </w:r>
+            <w:r>
+              <w:rPr>
+                <w:rFonts w:hint="eastAsia"/>
+              </w:rPr>
+              <w:instrText>主观因素有负性情绪、自我控制和人格因素等。等待时间知觉导致的非理性决策行为包括时间沉没成本效应、</w:instrText>
+            </w:r>
+            <w:r>
+              <w:rPr>
+                <w:rFonts w:hint="eastAsia"/>
+              </w:rPr>
+              <w:instrText>\"</w:instrText>
+            </w:r>
+            <w:r>
+              <w:rPr>
+                <w:rFonts w:hint="eastAsia"/>
+              </w:rPr>
+              <w:instrText>延迟</w:instrText>
+            </w:r>
+            <w:r>
+              <w:rPr>
+                <w:rFonts w:hint="eastAsia"/>
+              </w:rPr>
+              <w:instrText>?</w:instrText>
+            </w:r>
+            <w:r>
+              <w:rPr>
+                <w:rFonts w:hint="eastAsia"/>
+              </w:rPr>
+              <w:instrText>提前</w:instrText>
+            </w:r>
+            <w:r>
+              <w:rPr>
+                <w:rFonts w:hint="eastAsia"/>
+              </w:rPr>
+              <w:instrText>\"</w:instrText>
+            </w:r>
+            <w:r>
+              <w:rPr>
+                <w:rFonts w:hint="eastAsia"/>
+              </w:rPr>
+              <w:instrText>框架效应、峰</w:instrText>
+            </w:r>
+            <w:r>
+              <w:rPr>
+                <w:rFonts w:hint="eastAsia"/>
+              </w:rPr>
+              <w:instrText>?</w:instrText>
+            </w:r>
+            <w:r>
+              <w:rPr>
+                <w:rFonts w:hint="eastAsia"/>
+              </w:rPr>
+              <w:instrText>终效应、偏好反转等。未来研究可从三个方面开展</w:instrText>
+            </w:r>
+            <w:r>
+              <w:rPr>
+                <w:rFonts w:hint="eastAsia"/>
+              </w:rPr>
+              <w:instrText>:(1)</w:instrText>
+            </w:r>
+            <w:r>
+              <w:rPr>
+                <w:rFonts w:hint="eastAsia"/>
+              </w:rPr>
+              <w:instrText>时间启动和金钱启动下等待时间知觉的差异</w:instrText>
+            </w:r>
+            <w:r>
+              <w:rPr>
+                <w:rFonts w:hint="eastAsia"/>
+              </w:rPr>
+              <w:instrText>;(2)</w:instrText>
+            </w:r>
+            <w:r>
+              <w:rPr>
+                <w:rFonts w:hint="eastAsia"/>
+              </w:rPr>
+              <w:instrText>基于时间心理账户视角研究等待时间知觉规律</w:instrText>
+            </w:r>
+            <w:r>
+              <w:rPr>
+                <w:rFonts w:hint="eastAsia"/>
+              </w:rPr>
+              <w:instrText>;(3)</w:instrText>
+            </w:r>
+            <w:r>
+              <w:rPr>
+                <w:rFonts w:hint="eastAsia"/>
+              </w:rPr>
+              <w:instrText>借鉴时间知觉理论探讨等待时间知觉影响决策行为的心理机制。</w:instrText>
+            </w:r>
+            <w:r>
+              <w:rPr>
+                <w:rFonts w:hint="eastAsia"/>
+              </w:rPr>
+              <w:instrText>","citation-key":"LiAiMei2014","container-title":"</w:instrText>
+            </w:r>
+            <w:r>
+              <w:rPr>
+                <w:rFonts w:hint="eastAsia"/>
+              </w:rPr>
+              <w:instrText>心理科学进展</w:instrText>
+            </w:r>
+            <w:r>
+              <w:rPr>
+                <w:rFonts w:hint="eastAsia"/>
+              </w:rPr>
+              <w:instrText>","issue":"11","journalAbbreviation":"</w:instrText>
+            </w:r>
+            <w:r>
+              <w:rPr>
+                <w:rFonts w:hint="eastAsia"/>
+              </w:rPr>
+              <w:instrText>心理科学进展</w:instrText>
+            </w:r>
+            <w:r>
+              <w:rPr>
+                <w:rFonts w:hint="eastAsia"/>
+              </w:rPr>
+              <w:instrText xml:space="preserve">","language":"zh","note":"citation-key: LiAiMei2014\nfoundation: </w:instrText>
+            </w:r>
+            <w:r>
+              <w:rPr>
+                <w:rFonts w:hint="eastAsia"/>
+              </w:rPr>
+              <w:instrText>国家自然科学基金项目</w:instrText>
+            </w:r>
+            <w:r>
+              <w:rPr>
+                <w:rFonts w:hint="eastAsia"/>
+              </w:rPr>
+              <w:instrText>(</w:instrText>
+            </w:r>
+            <w:r>
+              <w:rPr>
+                <w:rFonts w:hint="eastAsia"/>
+              </w:rPr>
+              <w:instrText>项目编号</w:instrText>
+            </w:r>
+            <w:r>
+              <w:rPr>
+                <w:rFonts w:hint="eastAsia"/>
+              </w:rPr>
+              <w:instrText>:71271101,71171096)</w:instrText>
+            </w:r>
+            <w:r>
+              <w:rPr>
+                <w:rFonts w:hint="eastAsia"/>
+              </w:rPr>
+              <w:instrText>；</w:instrText>
+            </w:r>
+            <w:r>
+              <w:rPr>
+                <w:rFonts w:hint="eastAsia"/>
+              </w:rPr>
+              <w:instrText xml:space="preserve"> </w:instrText>
+            </w:r>
+            <w:r>
+              <w:rPr>
+                <w:rFonts w:hint="eastAsia"/>
+              </w:rPr>
+              <w:instrText>广东省人文社科重点基地企业发展研究所基金资助；</w:instrText>
+            </w:r>
+            <w:r>
+              <w:rPr>
+                <w:rFonts w:hint="eastAsia"/>
+              </w:rPr>
+              <w:instrText xml:space="preserve">\ndownload: 5646\nalbum: </w:instrText>
+            </w:r>
+            <w:r>
+              <w:rPr>
+                <w:rFonts w:hint="eastAsia"/>
+              </w:rPr>
+              <w:instrText>医药卫生科技</w:instrText>
+            </w:r>
+            <w:r>
+              <w:rPr>
+                <w:rFonts w:hint="eastAsia"/>
+              </w:rPr>
+              <w:instrText>;</w:instrText>
+            </w:r>
+            <w:r>
+              <w:rPr>
+                <w:rFonts w:hint="eastAsia"/>
+              </w:rPr>
+              <w:instrText>哲学与人文科学</w:instrText>
+            </w:r>
+            <w:r>
+              <w:rPr>
+                <w:rFonts w:hint="eastAsia"/>
+              </w:rPr>
+              <w:instrText xml:space="preserve">\nCLC: B842.2\nCNKICite: 75\ndbcode: CJFQ\ndbname: CJFD2014\nfilename: XLXD201411001\nremark: </w:instrText>
+            </w:r>
+            <w:r>
+              <w:rPr>
+                <w:rFonts w:hint="eastAsia"/>
+              </w:rPr>
+              <w:instrText>理论·解释时间知觉的几个非理性效应</w:instrText>
+            </w:r>
+            <w:r>
+              <w:rPr>
+                <w:rFonts w:hint="eastAsia"/>
+              </w:rPr>
+              <w:instrText>","page":"1679-1690","source":"CNKI","title":"</w:instrText>
+            </w:r>
+            <w:r>
+              <w:rPr>
+                <w:rFonts w:hint="eastAsia"/>
+              </w:rPr>
+              <w:instrText>等待是一种折磨</w:instrText>
+            </w:r>
+            <w:r>
+              <w:rPr>
+                <w:rFonts w:hint="eastAsia"/>
+              </w:rPr>
+              <w:instrText>?</w:instrText>
+            </w:r>
+            <w:r>
+              <w:rPr>
+                <w:rFonts w:hint="eastAsia"/>
+              </w:rPr>
+              <w:instrText>等待时间知觉及其导致的非理性决策行为</w:instrText>
+            </w:r>
+            <w:r>
+              <w:rPr>
+                <w:rFonts w:hint="eastAsia"/>
+              </w:rPr>
+              <w:instrText>","title-short":"</w:instrText>
+            </w:r>
+            <w:r>
+              <w:rPr>
+                <w:rFonts w:hint="eastAsia"/>
+              </w:rPr>
+              <w:instrText>等待是一种折磨</w:instrText>
+            </w:r>
+            <w:r>
+              <w:rPr>
+                <w:rFonts w:hint="eastAsia"/>
+              </w:rPr>
+              <w:instrText>?","volume":"22","author":[{"literal":"</w:instrText>
+            </w:r>
+            <w:r>
+              <w:rPr>
+                <w:rFonts w:hint="eastAsia"/>
+              </w:rPr>
+              <w:instrText>李爱梅</w:instrText>
+            </w:r>
+            <w:r>
+              <w:rPr>
+                <w:rFonts w:hint="eastAsia"/>
+              </w:rPr>
+              <w:instrText>"},{"literal":"</w:instrText>
+            </w:r>
+            <w:r>
+              <w:rPr>
+                <w:rFonts w:hint="eastAsia"/>
+              </w:rPr>
+              <w:instrText>赵丹</w:instrText>
+            </w:r>
+            <w:r>
+              <w:rPr>
+                <w:rFonts w:hint="eastAsia"/>
+              </w:rPr>
+              <w:instrText>"},{"literal":"</w:instrText>
+            </w:r>
+            <w:r>
+              <w:rPr>
+                <w:rFonts w:hint="eastAsia"/>
+              </w:rPr>
+              <w:instrText>熊冠星</w:instrText>
+            </w:r>
+            <w:r>
+              <w:rPr>
+                <w:rFonts w:hint="eastAsia"/>
+              </w:rPr>
+              <w:instrText>"},{"literal":"</w:instrText>
+            </w:r>
+            <w:r>
+              <w:rPr>
+                <w:rFonts w:hint="eastAsia"/>
+              </w:rPr>
+              <w:instrText>谭飞</w:instrText>
+            </w:r>
+            <w:r>
+              <w:rPr>
+                <w:rFonts w:hint="eastAsia"/>
+              </w:rPr>
+              <w:instrText>"},{"literal":"</w:instrText>
+            </w:r>
+            <w:r>
+              <w:rPr>
+                <w:rFonts w:hint="eastAsia"/>
+              </w:rPr>
+              <w:instrText>王笑天</w:instrText>
+            </w:r>
+            <w:r>
+              <w:rPr>
+                <w:rFonts w:hint="eastAsia"/>
+              </w:rPr>
+              <w:instrText>"},{"literal":"</w:instrText>
+            </w:r>
+            <w:r>
+              <w:rPr>
+                <w:rFonts w:hint="eastAsia"/>
+              </w:rPr>
+              <w:instrText>凌文辁</w:instrText>
+            </w:r>
+            <w:r>
+              <w:rPr>
+                <w:rFonts w:hint="eastAsia"/>
+              </w:rPr>
+              <w:instrText>"}],"issued":{"date-parts":[["2014"]]}}}],"schema":"https://github.com/citation-st</w:instrText>
+            </w:r>
+            <w:r>
+              <w:instrText xml:space="preserve">yle-language/schema/raw/master/csl-citation.json"} </w:instrText>
+            </w:r>
+            <w:r>
+              <w:fldChar w:fldCharType="separate"/>
+            </w:r>
+            <w:r>
+              <w:rPr>
+                <w:rFonts w:cs="Times New Roman"/>
+                <w:szCs w:val="24"/>
+                <w:vertAlign w:val="superscript"/>
+              </w:rPr>
+              <w:t>[11]</w:t>
+            </w:r>
+            <w:r>
+              <w:fldChar w:fldCharType="end"/>
+            </w:r>
+          </w:p>
+        </w:tc>
+        <w:tc>
+          <w:tcPr>
+            <w:tcW w:w="2613" w:type="dxa"/>
+          </w:tcPr>
+          <w:p>
+            <w:pPr>
+              <w:pStyle w:val="Compact"/>
+            </w:pPr>
+            <w:r>
+              <w:rPr>
+                <w:rFonts w:hint="eastAsia"/>
+              </w:rPr>
+              <w:t>中文综述</w:t>
+            </w:r>
+          </w:p>
+        </w:tc>
+      </w:tr>
+      <w:tr>
+        <w:tc>
+          <w:tcPr>
+            <w:tcW w:w="2613" w:type="dxa"/>
+          </w:tcPr>
+          <w:p>
+            <w:pPr>
+              <w:pStyle w:val="Compact"/>
+            </w:pPr>
+            <w:r>
+              <w:rPr>
+                <w:rFonts w:hint="eastAsia"/>
+              </w:rPr>
+              <w:t>广告跳过行为</w:t>
+            </w:r>
+          </w:p>
+        </w:tc>
+        <w:tc>
+          <w:tcPr>
+            <w:tcW w:w="2613" w:type="dxa"/>
+          </w:tcPr>
+          <w:p>
+            <w:pPr>
+              <w:pStyle w:val="Compact"/>
+            </w:pPr>
+            <w:r>
+              <w:rPr>
+                <w:rFonts w:hint="eastAsia"/>
+              </w:rPr>
+              <w:t>内容收益与广告时间成本共同决定观看时长</w:t>
+            </w:r>
+            <w:r>
+              <w:fldChar w:fldCharType="begin"/>
+            </w:r>
+            <w:r>
+              <w:instrText xml:space="preserve"> ADDIN ZOTERO_ITEM CSL_CITATION {"citationID":"codex-ccd8a42d6be346b296f823251c262258","properties":{"formattedCitation":"\\super [12]\\nosupersub{}","plainCitation":"[12]","noteIndex":0},"citationItems":[{"id":496,"uris":["http://zotero.org/users/16536470/items/5Q377XMF"],"itemData":{"id":496,"type":"article-journal","abstract":"Based on Thaler’s mental accounting of time theory, this study analyzes how different media contexts influence users’ ad avoidance behaviors by analyzing actual log data from 82,757 observations on the largest online video platform in South Korea. We investigate whether the benefit and cost elements of watching content affect ad viewing time. To minimize the effect of ad length variations, we divide the pooled dataset into three subgroups: ads of 15 s, ads between 16 and 30 s, and ads longer than 30 s. The results indicate that content length, popularity, and information genre function as benefit factors and increase ad viewing time. In contrast, ad length decreases ad viewing time. This study contributes to the online video advertising literature by examining the effects of media context on ad avoidance behaviors and provides actionable guidelines for online video platforms and advertisers dealing with ad avoidance behaviors.","</w:instrText>
+            </w:r>
+            <w:r>
+              <w:rPr>
+                <w:rFonts w:hint="eastAsia"/>
+              </w:rPr>
+              <w:instrText xml:space="preserve">citation-key":"Kim2023","container-title":"Journal of Business Research","DOI":"10.1016/j.jbusres.2023.113966","ISSN":"01482963","journalAbbreviation":"J. Bus. Res.","language":"en","note":"citation-key: Kim2023\nremark: </w:instrText>
+            </w:r>
+            <w:r>
+              <w:rPr>
+                <w:rFonts w:hint="eastAsia"/>
+              </w:rPr>
+              <w:instrText>时间账户理论构建模型</w:instrText>
+            </w:r>
+            <w:r>
+              <w:rPr>
+                <w:rFonts w:hint="eastAsia"/>
+              </w:rPr>
+              <w:instrText>","page":"113966-113979"</w:instrText>
+            </w:r>
+            <w:r>
+              <w:instrText xml:space="preserve">,"source":"DOI.org (Crossref)","title":"Effect of media context on avoidance of skippable pre-roll ads in online video platform: a mental accounting of time perspective","title-short":"Effect of media context on avoidance of skippable pre-roll ads in online video platform","volume":"164","author":[{"family":"Kim","given":"Hyungjin Lukas"},{"family":"Kim","given":"Young-Gul"},{"family":"Yoon","given":"Sang-Hyeak"},{"family":"Ryu","given":"Sunghan"}],"issued":{"date-parts":[["2023",9]]}}}],"schema":"https://github.com/citation-style-language/schema/raw/master/csl-citation.json"} </w:instrText>
+            </w:r>
+            <w:r>
+              <w:fldChar w:fldCharType="separate"/>
+            </w:r>
+            <w:r>
+              <w:rPr>
+                <w:rFonts w:cs="Times New Roman"/>
+                <w:szCs w:val="24"/>
+                <w:vertAlign w:val="superscript"/>
+              </w:rPr>
+              <w:t>[12]</w:t>
+            </w:r>
+            <w:r>
+              <w:fldChar w:fldCharType="end"/>
+            </w:r>
+          </w:p>
+        </w:tc>
+        <w:tc>
+          <w:tcPr>
+            <w:tcW w:w="2613" w:type="dxa"/>
+          </w:tcPr>
+          <w:p>
+            <w:pPr>
+              <w:pStyle w:val="Compact"/>
+            </w:pPr>
+            <w:r>
+              <w:rPr>
+                <w:rFonts w:hint="eastAsia"/>
+              </w:rPr>
+              <w:t>平台日志数据</w:t>
+            </w:r>
+          </w:p>
+        </w:tc>
+      </w:tr>
+      <w:tr>
+        <w:tc>
+          <w:tcPr>
+            <w:tcW w:w="2613" w:type="dxa"/>
+          </w:tcPr>
+          <w:p>
+            <w:pPr>
+              <w:pStyle w:val="Compact"/>
+            </w:pPr>
+            <w:r>
+              <w:rPr>
+                <w:rFonts w:hint="eastAsia"/>
+              </w:rPr>
+              <w:t>出行时间</w:t>
+            </w:r>
+            <w:r>
+              <w:t xml:space="preserve"> - </w:t>
+            </w:r>
+            <w:r>
+              <w:rPr>
+                <w:rFonts w:hint="eastAsia"/>
+              </w:rPr>
+              <w:t>成本整合</w:t>
+            </w:r>
+          </w:p>
+        </w:tc>
+        <w:tc>
+          <w:tcPr>
+            <w:tcW w:w="2613" w:type="dxa"/>
+          </w:tcPr>
+          <w:p>
+            <w:pPr>
+              <w:pStyle w:val="Compact"/>
+            </w:pPr>
+            <w:r>
+              <w:rPr>
+                <w:rFonts w:hint="eastAsia"/>
+              </w:rPr>
+              <w:t>风险条件下损失敏感性更强</w:t>
+            </w:r>
+            <w:r>
+              <w:fldChar w:fldCharType="begin"/>
+            </w:r>
+            <w:r>
+              <w:instrText xml:space="preserve"> ADDIN ZOTERO_ITEM CSL_CITATION {"citationID":"codex-6cadd7e9c19347b8bafda600fe7507c2","properties":{"formattedCitation":"\\super [5]\\nosupersub{}","plainCitation":"[5]","noteIndex":0},"citationItems":[{"id":761,"uris":["http://zotero.org/users/16536470/items/WZP4767V"],"itemData":{"id":761,"type":"article-journal","abstract":"This paper analyzes the utility calculation principle of travelers from the perspective of mental accounting and proposes a travel choice behavior model that considers travel time and cost (MA-TC model). Then, a questionnaire is designed to analyze the results of the travel choice under different decision-making scenarios. Model parameters are estimated using nonlinear regression, and the utility calculation principles are developed under different hypothetical scenarios. Then, new expressions for the utility function under deterministic and risky conditions are presented. For verification, the nonlinear correlation coefficient and hit rate are used to compare the proposed MA-TC model with the other two models: (1) the classical prospect theory with travel time and cost (PT-TC model) and (2) mental accounting based on the original hedonic editing criterion (MA-HE model). The results show that model parameters under deterministic and risky conditions are pretty different. In the deterministic case, travelers have similar sensitivity to the change in gain and loss of travel time and cost. The prediction accuracy of the MA-TC model is 3% lower than the PT-TC model and 6% higher than the MA-HE model. Under risky conditions, travelers are more sensitive to the change in loss than to the change in gain. Additionally, travelers tend to overestimate small probabilities and underestimate high probabilities when losing more than when gaining. The prediction accuracy of the MA-TC model is 2% higher than the PT-TC model and 6% higher than the MA-HE model.","citation-key":"Liu2021","container-title":"Journal of Advanced Transportation","DOI":"10.1155/2021/4219396","ISSN":"2042-3195, 0197-6729","issue":"1","journalAbbreviation":"J. Adv. Transp.","language":"en","license":"https://creativecommons.org/licenses/by/4.0/","note":"citation-key: Liu2021","page":"1-21","publisher":"Wiley Online Library","source":"DOI.org (Crossref)","title":"Travel choice behavior model based on mental accounting of travel time and cost","volume":"2021","author":[{"family":"Liu","given":"Shixu"},{"family":"Zhu","given":"Jianchao"},{"family":"Easa","given":"Said M."},{"family":"Guo","given":"Lidan"},{"family":"Wang","given":"Shuyu"},{"family":"Wang","given":"Haoyu"},{"family":"Xu","given":"Yijian"}],"editor":[{"family":"Velaga","given":"Nagendra R"}],"issued":{"date-parts":[["2021",12,21]]}}}],"schema":"https://github.com/citation-style-language/schema/raw/master/csl-citation.json"} </w:instrText>
+            </w:r>
+            <w:r>
+              <w:fldChar w:fldCharType="separate"/>
+            </w:r>
+            <w:r>
+              <w:rPr>
+                <w:rFonts w:cs="Times New Roman"/>
+                <w:szCs w:val="24"/>
+                <w:vertAlign w:val="superscript"/>
+              </w:rPr>
+              <w:t>[5]</w:t>
+            </w:r>
+            <w:r>
+              <w:fldChar w:fldCharType="end"/>
+            </w:r>
+          </w:p>
+        </w:tc>
+        <w:tc>
+          <w:tcPr>
+            <w:tcW w:w="2613" w:type="dxa"/>
+          </w:tcPr>
+          <w:p>
+            <w:pPr>
+              <w:pStyle w:val="Compact"/>
+            </w:pPr>
+            <w:r>
+              <w:rPr>
+                <w:rFonts w:hint="eastAsia"/>
+              </w:rPr>
+              <w:t>行为建模</w:t>
+            </w:r>
+          </w:p>
+        </w:tc>
+      </w:tr>
+    </w:tbl>
+    <w:p>
+      <w:pPr>
+        <w:pStyle w:val="10"/>
+      </w:pPr>
+      <w:bookmarkStart w:id="11" w:name="评价与展望"/>
+      <w:bookmarkEnd w:id="6"/>
+      <w:bookmarkEnd w:id="10"/>
+      <w:r>
+        <w:t xml:space="preserve">4 </w:t>
+      </w:r>
+      <w:r>
+        <w:rPr>
+          <w:rFonts w:hint="eastAsia"/>
+        </w:rPr>
+        <w:t>评价与展望</w:t>
+      </w:r>
+    </w:p>
+    <w:p>
+      <w:pPr>
+        <w:pStyle w:val="FirstParagraph"/>
+        <w:ind w:firstLine="480"/>
+      </w:pPr>
+      <w:r>
+        <w:rPr>
+          <w:rFonts w:hint="eastAsia"/>
+        </w:rPr>
+        <w:t>现有研究的主要贡献有三点。第一，它突破了“时间完全等价于金钱”的简单假设，说明时间具有账户化、标签化和情境化特征</w:t>
+      </w:r>
+      <w:r>
+        <w:fldChar w:fldCharType="begin"/>
+      </w:r>
+      <w:r>
+        <w:instrText xml:space="preserve"> ADDIN ZOTERO_ITEM CSL_CITATION {"citationID":"codex-e2b9f92155864d4aa56d59047e7b19d7","properties":{"formattedCitation":"\\super [3]\\nosupersub{}","plainCitation":"[3]","noteIndex":0},"citationItems":[{"id":186,"uris":["http://zotero.org/users/16536470/</w:instrText>
+      </w:r>
+      <w:r>
+        <w:rPr>
+          <w:rFonts w:hint="eastAsia"/>
+        </w:rPr>
+        <w:instrText>items/45QMN87I"],"itemData":{"id":186,"type":"article-journal","abstract":"</w:instrText>
+      </w:r>
+      <w:r>
+        <w:rPr>
+          <w:rFonts w:hint="eastAsia"/>
+        </w:rPr>
+        <w:instrText>传统经济学家认为</w:instrText>
+      </w:r>
+      <w:r>
+        <w:rPr>
+          <w:rFonts w:hint="eastAsia"/>
+        </w:rPr>
+        <w:instrText>,</w:instrText>
+      </w:r>
+      <w:r>
+        <w:rPr>
+          <w:rFonts w:hint="eastAsia"/>
+        </w:rPr>
+        <w:instrText>时间就是金钱</w:instrText>
+      </w:r>
+      <w:r>
+        <w:rPr>
+          <w:rFonts w:hint="eastAsia"/>
+        </w:rPr>
+        <w:instrText>,</w:instrText>
+      </w:r>
+      <w:r>
+        <w:rPr>
+          <w:rFonts w:hint="eastAsia"/>
+        </w:rPr>
+        <w:instrText>而近年来的一些研究却发现了与之不同的结论。后续的研究者主要从损失和受益时的风险偏好和决策依据、沉没成本效应、心理账户和禀赋效应这四个方面对时间和金钱进行比较</w:instrText>
+      </w:r>
+      <w:r>
+        <w:rPr>
+          <w:rFonts w:hint="eastAsia"/>
+        </w:rPr>
+        <w:instrText>,</w:instrText>
+      </w:r>
+      <w:r>
+        <w:rPr>
+          <w:rFonts w:hint="eastAsia"/>
+        </w:rPr>
+        <w:instrText>但是这方面的研究还处于起步阶段</w:instrText>
+      </w:r>
+      <w:r>
+        <w:rPr>
+          <w:rFonts w:hint="eastAsia"/>
+        </w:rPr>
+        <w:instrText>,</w:instrText>
+      </w:r>
+      <w:r>
+        <w:rPr>
+          <w:rFonts w:hint="eastAsia"/>
+        </w:rPr>
+        <w:instrText>还有许多问题需要在以后的研究中深入探讨。未来的研究应对时间是否存在损失规避和敏感性递减、时间的沉没成本效应和时间的禀赋效应的形成机制等问题进行探讨。</w:instrText>
+      </w:r>
+      <w:r>
+        <w:rPr>
+          <w:rFonts w:hint="eastAsia"/>
+        </w:rPr>
+        <w:instrText>","citation-key":"ZhangJunWei2010","container-title":"</w:instrText>
+      </w:r>
+      <w:r>
+        <w:rPr>
+          <w:rFonts w:hint="eastAsia"/>
+        </w:rPr>
+        <w:instrText>心理科学进展</w:instrText>
+      </w:r>
+      <w:r>
+        <w:rPr>
+          <w:rFonts w:hint="eastAsia"/>
+        </w:rPr>
+        <w:instrText>","issue":"10","journalAbbreviation":"</w:instrText>
+      </w:r>
+      <w:r>
+        <w:rPr>
+          <w:rFonts w:hint="eastAsia"/>
+        </w:rPr>
+        <w:instrText>心理科学进展</w:instrText>
+      </w:r>
+      <w:r>
+        <w:rPr>
+          <w:rFonts w:hint="eastAsia"/>
+        </w:rPr>
+        <w:instrText xml:space="preserve">","language":"zh","note":"citation-key: ZhangJunWei2010\ndownload: 2663\nalbum: </w:instrText>
+      </w:r>
+      <w:r>
+        <w:rPr>
+          <w:rFonts w:hint="eastAsia"/>
+        </w:rPr>
+        <w:instrText>医药卫生科技</w:instrText>
+      </w:r>
+      <w:r>
+        <w:rPr>
+          <w:rFonts w:hint="eastAsia"/>
+        </w:rPr>
+        <w:instrText>;</w:instrText>
+      </w:r>
+      <w:r>
+        <w:rPr>
+          <w:rFonts w:hint="eastAsia"/>
+        </w:rPr>
+        <w:instrText>哲学与人文科学</w:instrText>
+      </w:r>
+      <w:r>
+        <w:rPr>
+          <w:rFonts w:hint="eastAsia"/>
+        </w:rPr>
+        <w:instrText xml:space="preserve">\nCLC: B849\ndbcode: CJFQ\ndbname: CJFD2010\nfilename: XLXD201010010\nremark: </w:instrText>
+      </w:r>
+      <w:r>
+        <w:rPr>
+          <w:rFonts w:hint="eastAsia"/>
+        </w:rPr>
+        <w:instrText>理论·金钱到时间的一系列问题</w:instrText>
+      </w:r>
+      <w:r>
+        <w:rPr>
+          <w:rFonts w:hint="eastAsia"/>
+        </w:rPr>
+        <w:instrText>","page":"1574-1579","source":"CNKI","title":"</w:instrText>
+      </w:r>
+      <w:r>
+        <w:rPr>
+          <w:rFonts w:hint="eastAsia"/>
+        </w:rPr>
+        <w:instrText>行为决策中作为价值的时间</w:instrText>
+      </w:r>
+      <w:r>
+        <w:rPr>
+          <w:rFonts w:hint="eastAsia"/>
+        </w:rPr>
+        <w:instrText>:</w:instrText>
+      </w:r>
+      <w:r>
+        <w:rPr>
+          <w:rFonts w:hint="eastAsia"/>
+        </w:rPr>
+        <w:instrText>基于与金钱的比较</w:instrText>
+      </w:r>
+      <w:r>
+        <w:rPr>
+          <w:rFonts w:hint="eastAsia"/>
+        </w:rPr>
+        <w:instrText>","title-short":"</w:instrText>
+      </w:r>
+      <w:r>
+        <w:rPr>
+          <w:rFonts w:hint="eastAsia"/>
+        </w:rPr>
+        <w:instrText>行为决策中作为价值的时间</w:instrText>
+      </w:r>
+      <w:r>
+        <w:rPr>
+          <w:rFonts w:hint="eastAsia"/>
+        </w:rPr>
+        <w:instrText>","volume":"18","author":[{"literal":"</w:instrText>
+      </w:r>
+      <w:r>
+        <w:rPr>
+          <w:rFonts w:hint="eastAsia"/>
+        </w:rPr>
+        <w:instrText>张军伟</w:instrText>
+      </w:r>
+      <w:r>
+        <w:rPr>
+          <w:rFonts w:hint="eastAsia"/>
+        </w:rPr>
+        <w:instrText>"},{"literal":"</w:instrText>
+      </w:r>
+      <w:r>
+        <w:rPr>
+          <w:rFonts w:hint="eastAsia"/>
+        </w:rPr>
+        <w:instrText>徐富明</w:instrText>
+      </w:r>
+      <w:r>
+        <w:rPr>
+          <w:rFonts w:hint="eastAsia"/>
+        </w:rPr>
+        <w:instrText>"},{"literal":"</w:instrText>
+      </w:r>
+      <w:r>
+        <w:rPr>
+          <w:rFonts w:hint="eastAsia"/>
+        </w:rPr>
+        <w:instrText>刘腾飞</w:instrText>
+      </w:r>
+      <w:r>
+        <w:rPr>
+          <w:rFonts w:hint="eastAsia"/>
+        </w:rPr>
+        <w:instrText>"},{"literal":"</w:instrText>
+      </w:r>
+      <w:r>
+        <w:rPr>
+          <w:rFonts w:hint="eastAsia"/>
+        </w:rPr>
+        <w:instrText>陈雪玲</w:instrText>
+      </w:r>
+      <w:r>
+        <w:rPr>
+          <w:rFonts w:hint="eastAsia"/>
+        </w:rPr>
+        <w:instrText>"},{"literal":"</w:instrText>
+      </w:r>
+      <w:r>
+        <w:rPr>
+          <w:rFonts w:hint="eastAsia"/>
+        </w:rPr>
+        <w:instrText>蒋多</w:instrText>
+      </w:r>
+      <w:r>
+        <w:rPr>
+          <w:rFonts w:hint="eastAsia"/>
+        </w:rPr>
+        <w:instrText>"}],"is</w:instrText>
+      </w:r>
+      <w:r>
+        <w:instrText xml:space="preserve">sued":{"date-parts":[["2010"]]}}}],"schema":"https://github.com/citation-style-language/schema/raw/master/csl-citation.json"} </w:instrText>
+      </w:r>
+      <w:r>
+        <w:fldChar w:fldCharType="separate"/>
+      </w:r>
+      <w:r>
+        <w:rPr>
+          <w:rFonts w:cs="Times New Roman"/>
+          <w:vertAlign w:val="superscript"/>
+        </w:rPr>
+        <w:t>[3]</w:t>
+      </w:r>
+      <w:r>
+        <w:fldChar w:fldCharType="end"/>
+      </w:r>
+      <w:r>
+        <w:rPr>
+          <w:rFonts w:hint="eastAsia"/>
+        </w:rPr>
+        <w:t>。第二，它把前景理论、心理账户理论与等待、消费、出行等现实问题连接起来，增强了行</w:t>
+      </w:r>
+      <w:r>
+        <w:rPr>
+          <w:rFonts w:hint="eastAsia"/>
+        </w:rPr>
+        <w:t>为决策研究的解释力</w:t>
+      </w:r>
+      <w:r>
+        <w:fldChar w:fldCharType="begin"/>
+      </w:r>
+      <w:r>
+        <w:instrText xml:space="preserve"> ADDIN ZOTERO_ITEM CSL_CITATION {"citationID":"codex-ebd8067e43cc47dca23288a1f6c44a2b","properties":{"formattedCitation":"\\super [4,5]\\nosupersub{}","plainCitation":"[4,5]","noteIndex":0},"citationItems":[{"id":1144,"uris":["http://zotero.org/users/16536470/items/8FWTNSPC"],"itemData":{"id":1144,"type":"article-journal","abstract":"The psychological principles that govern the perception of decision problems and the evaluation of probabilities and outcomes produce predictable shifts of preference when the same problem is framed in different ways. Reversals of preference are demonstrated in choices regarding monetary outcomes, both hypothetical and real, and in questions pertaining to the loss of human lives. The effects of frames on preferences are compared to the effects of perspectives on perceptual appearance. The dependence of preferences on the formulation of decision problems is a significant concern for the theory of rational choice.","citation-key":"Tversky1981","container-title":"Science","DOI":"10.1126/science.7455683","ISSN":"0036-8075, 1095-9203","issue":"4481","journalAbbreviation":"Science","language":"en","note":"citation-key: Tversky1981","page":"453-458","source":"DOI.org (Crossref)","title":"The framing of decisions and the psychology of choice","volume":"211","author":[{"family":"Tversky","given":"Amos"},{"family":"Kahneman","given":"Daniel"}],"issued":{"date-parts":[["1981",1,30]]}}},{"id":761,"uris":["http://zotero.org/users/16536470/items/WZP4767V"],"itemData":{"id":761,"type":"article-journal","abstract":"This paper analyzes the utility calculation principle of travelers from the perspective of mental accounting and proposes a travel choice behavior model that considers travel time and cost (MA-TC model). Then, a questionnaire is designed to analyze the results of the travel choice under different decision-making scenarios. Model parameters are estimated using nonlinear regression, and the utility calculation principles are developed under different hypothetical scenarios. Then, new expressions for the utility function under deterministic and risky conditions are presented. For verification, the nonlinear correlation coefficient and hit rate are used to compare the proposed MA-TC model with the other two models: (1) the classical prospect theory with travel time and cost (PT-TC model) and (2) mental accounting based on the original hedonic editing criterion (MA-HE model). The results show that model parameters under deterministic and risky conditions are pretty different. In the deterministic case, travelers have similar sensitivity to the change in gain and loss of travel time and cost. The prediction accuracy of the MA-TC model is 3% lower than the PT-TC model and 6% higher than the MA-HE model. Under risky conditions, travelers are more sensitive to the change in loss than to the change in gain. Additionally, travelers tend to overestimate small probabilities and underestimate high probabilities when losing more than when gaining. The prediction accuracy of the MA-TC model is 2% higher than the PT-TC model and 6% higher than the MA-HE model.","citation-key":"Liu2021","container-title":"Journal of Advanced Transportation","DOI":"10.1155/2021/4219396","ISSN":"2042-3195, 0197-6729","issue":"1","journalAbbreviation":"J. Adv. Transp.","language":"en","license":"https://creativecommons.org/licenses/by/4.0/","note":"citation-key: Liu2021","page":"1-21","publisher":"Wiley Online Library","source":"DOI.org (Crossref)","title":"Travel choice behavior model based on mental accounting of travel time and cost","volume":"2021","author":[{"family":"Liu","given":"Shixu"},{"family":"Zhu","given":"Jianchao"},{"family":"Easa","given":"Said M."},{"family":"Guo","given":"Lidan"},{"family":"Wang","given":"Shuyu"},{"family":"Wang","given":"Haoyu"},{"family":"Xu","given":"Yijian"}],"editor":[{"family":"Velaga","given":"Nagendra R"}],"issued":{"date-parts":[["2021",12,21]]}}}],"schema":"https://github.com/citation-style-language/schema/raw/master/csl-citation.json"} </w:instrText>
+      </w:r>
+      <w:r>
+        <w:fldChar w:fldCharType="separate"/>
+      </w:r>
+      <w:r>
+        <w:rPr>
+          <w:rFonts w:cs="Times New Roman"/>
+          <w:vertAlign w:val="superscript"/>
+        </w:rPr>
+        <w:t>[4,5]</w:t>
+      </w:r>
+      <w:r>
+        <w:fldChar w:fldCharType="end"/>
+      </w:r>
+      <w:r>
+        <w:rPr>
+          <w:rFonts w:hint="eastAsia"/>
+        </w:rPr>
+        <w:t>。第三，随着平台日志、交通行为数据和服务过程数据的引入，时间心理账户开始从概念论证走向更贴近真实行为的检验</w:t>
+      </w:r>
+      <w:r>
+        <w:fldChar w:fldCharType="begin"/>
+      </w:r>
+      <w:r>
+        <w:instrText xml:space="preserve"> ADDIN ZOTERO_ITEM CSL_CITATION {"citationID":"codex-a73f97184a594276b867b3534555ed7a","properties":{"formattedCitation":"\\super [12]\\nosupersub{}","plainCitation":"[12]","noteIndex":0},"citationItems":[{"id":496,"uris":["http://zotero.org/users/16536470/items/5Q377XMF"],"itemData":{"id":496,"type":"article-journal","abstract":"Based on Thaler’s mental accounting of time theory, this study analyzes how different media contexts influence users’ ad avoidance behaviors by analyzing actual log data from 82,757 observations on the largest online video platform in South Korea. We investigate whether the benefit and cost elements of watching content affect ad viewing time. To minimize the effect of ad length variations, we divide the pooled dataset into three subgroups: ads of 15 s, ads between 16 and 30 s, and ads longer than 30 s. The results indicate that content length, popularity, and information genre function as benefit factors and increase ad viewing time. In contrast, ad length decreases ad viewing time. This study contributes to the online video advertising literature by examining the effects of media context on ad avoidance behaviors and provides actionable guidelines for online video platforms and advertisers dealing with ad avoidance behaviors.","</w:instrText>
+      </w:r>
+      <w:r>
+        <w:rPr>
+          <w:rFonts w:hint="eastAsia"/>
+        </w:rPr>
+        <w:instrText xml:space="preserve">citation-key":"Kim2023","container-title":"Journal of Business Research","DOI":"10.1016/j.jbusres.2023.113966","ISSN":"01482963","journalAbbreviation":"J. Bus. Res.","language":"en","note":"citation-key: Kim2023\nremark: </w:instrText>
+      </w:r>
+      <w:r>
+        <w:rPr>
+          <w:rFonts w:hint="eastAsia"/>
+        </w:rPr>
+        <w:instrText>时间账户理论构建模型</w:instrText>
+      </w:r>
+      <w:r>
+        <w:rPr>
+          <w:rFonts w:hint="eastAsia"/>
+        </w:rPr>
+        <w:instrText>","page":"113966-113979"</w:instrText>
+      </w:r>
+      <w:r>
+        <w:instrText xml:space="preserve">,"source":"DOI.org (Crossref)","title":"Effect of media context on avoidance of skippable pre-roll ads in online video platform: a mental accounting of time perspective","title-short":"Effect of media context on avoidance of skippable pre-roll ads in online video platform","volume":"164","author":[{"family":"Kim","given":"Hyungjin Lukas"},{"family":"Kim","given":"Young-Gul"},{"family":"Yoon","given":"Sang-Hyeak"},{"family":"Ryu","given":"Sunghan"}],"issued":{"date-parts":[["2023",9]]}}}],"schema":"https://github.com/citation-style-language/schema/raw/master/csl-citation.json"} </w:instrText>
+      </w:r>
+      <w:r>
+        <w:fldChar w:fldCharType="separate"/>
+      </w:r>
+      <w:r>
+        <w:rPr>
+          <w:rFonts w:cs="Times New Roman"/>
+          <w:vertAlign w:val="superscript"/>
+        </w:rPr>
+        <w:t>[12]</w:t>
+      </w:r>
+      <w:r>
+        <w:fldChar w:fldCharType="end"/>
+      </w:r>
+      <w:r>
+        <w:t>。</w:t>
+      </w:r>
+    </w:p>
+    <w:p>
+      <w:pPr>
+        <w:pStyle w:val="TableCaption"/>
+        <w:rPr>
+          <w:lang w:eastAsia="zh-CN"/>
+        </w:rPr>
+      </w:pPr>
+      <w:r>
+        <w:rPr>
+          <w:rFonts w:hint="eastAsia"/>
+          <w:bCs/>
+          <w:lang w:eastAsia="zh-CN"/>
+        </w:rPr>
+        <w:t>表</w:t>
+      </w:r>
+      <w:r>
+        <w:rPr>
+          <w:rFonts w:hint="eastAsia"/>
+          <w:bCs/>
+          <w:lang w:eastAsia="zh-CN"/>
+        </w:rPr>
+        <w:t>3</w:t>
+      </w:r>
+      <w:r>
+        <w:rPr>
+          <w:bCs/>
+          <w:lang w:eastAsia="zh-CN"/>
         </w:rPr>
         <w:t xml:space="preserve"> </w:t>
       </w:r>
@@ -1703,8 +4630,17 @@
         <w:rPr>
           <w:rFonts w:hint="eastAsia"/>
           <w:bCs/>
-        </w:rPr>
-        <w:t>三线表</w:t>
+          <w:lang w:eastAsia="zh-CN"/>
+        </w:rPr>
+        <w:t>HTML</w:t>
+      </w:r>
+      <w:r>
+        <w:rPr>
+          <w:rFonts w:hint="eastAsia"/>
+          <w:bCs/>
+          <w:lang w:eastAsia="zh-CN"/>
+        </w:rPr>
+        <w:t>表格转换效果演示</w:t>
       </w:r>
     </w:p>
     <w:tbl>
@@ -1712,12 +4648,13 @@
         <w:tblStyle w:val="Table"/>
         <w:tblW w:w="0" w:type="auto"/>
         <w:tblLook w:val="0020" w:firstRow="1" w:lastRow="0" w:firstColumn="0" w:lastColumn="0" w:noHBand="0" w:noVBand="0"/>
-        <w:tblCaption w:val="表1 三线表"/>
+        <w:tblCaption w:val="表3 HTML表格转换效果演示"/>
       </w:tblPr>
       <w:tblGrid>
         <w:gridCol w:w="1060"/>
-        <w:gridCol w:w="1060"/>
-        <w:gridCol w:w="1481"/>
+        <w:gridCol w:w="2783"/>
+        <w:gridCol w:w="849"/>
+        <w:gridCol w:w="849"/>
       </w:tblGrid>
       <w:tr>
         <w:trPr>
@@ -1736,7 +4673,7 @@
               <w:rPr>
                 <w:rFonts w:hint="eastAsia"/>
               </w:rPr>
-              <w:t>模式类型</w:t>
+              <w:t>驱动维度</w:t>
             </w:r>
           </w:p>
         </w:tc>
@@ -1752,7 +4689,7 @@
               <w:rPr>
                 <w:rFonts w:hint="eastAsia"/>
               </w:rPr>
-              <w:t>对应组态</w:t>
+              <w:t>前因条件</w:t>
             </w:r>
           </w:p>
         </w:tc>
@@ -1768,7 +4705,23 @@
               <w:rPr>
                 <w:rFonts w:hint="eastAsia"/>
               </w:rPr>
-              <w:t>核心条件结构</w:t>
+              <w:t>一致性</w:t>
+            </w:r>
+          </w:p>
+        </w:tc>
+        <w:tc>
+          <w:tcPr>
+            <w:tcW w:w="0" w:type="auto"/>
+          </w:tcPr>
+          <w:p>
+            <w:pPr>
+              <w:pStyle w:val="Compact"/>
+            </w:pPr>
+            <w:r>
+              <w:rPr>
+                <w:rFonts w:hint="eastAsia"/>
+              </w:rPr>
+              <w:t>覆盖度</w:t>
             </w:r>
           </w:p>
         </w:tc>
@@ -1777,13 +4730,17 @@
         <w:tc>
           <w:tcPr>
             <w:tcW w:w="0" w:type="auto"/>
-          </w:tcPr>
-          <w:p>
-            <w:pPr>
-              <w:pStyle w:val="Compact"/>
-            </w:pPr>
-            <w:r>
-              <w:t>1</w:t>
+            <w:vMerge w:val="restart"/>
+          </w:tcPr>
+          <w:p>
+            <w:pPr>
+              <w:pStyle w:val="Compact"/>
+            </w:pPr>
+            <w:r>
+              <w:rPr>
+                <w:rFonts w:hint="eastAsia"/>
+              </w:rPr>
+              <w:t>企业组织</w:t>
             </w:r>
           </w:p>
         </w:tc>
@@ -1796,7 +4753,13 @@
               <w:pStyle w:val="Compact"/>
             </w:pPr>
             <w:r>
-              <w:t>2</w:t>
+              <w:rPr>
+                <w:rFonts w:hint="eastAsia"/>
+              </w:rPr>
+              <w:t>管理层战略重视度</w:t>
+            </w:r>
+            <w:r>
+              <w:t xml:space="preserve"> (C1)</w:t>
             </w:r>
           </w:p>
         </w:tc>
@@ -1809,7 +4772,20 @@
               <w:pStyle w:val="Compact"/>
             </w:pPr>
             <w:r>
-              <w:t>3</w:t>
+              <w:t>0.642</w:t>
+            </w:r>
+          </w:p>
+        </w:tc>
+        <w:tc>
+          <w:tcPr>
+            <w:tcW w:w="0" w:type="auto"/>
+          </w:tcPr>
+          <w:p>
+            <w:pPr>
+              <w:pStyle w:val="Compact"/>
+            </w:pPr>
+            <w:r>
+              <w:t>0.736</w:t>
             </w:r>
           </w:p>
         </w:tc>
@@ -1818,14 +4794,12 @@
         <w:tc>
           <w:tcPr>
             <w:tcW w:w="0" w:type="auto"/>
-          </w:tcPr>
-          <w:p>
-            <w:pPr>
-              <w:pStyle w:val="Compact"/>
-            </w:pPr>
-            <w:r>
-              <w:t>1</w:t>
-            </w:r>
+            <w:vMerge/>
+          </w:tcPr>
+          <w:p>
+            <w:pPr>
+              <w:pStyle w:val="Compact"/>
+            </w:pPr>
           </w:p>
         </w:tc>
         <w:tc>
@@ -1837,7 +4811,19 @@
               <w:pStyle w:val="Compact"/>
             </w:pPr>
             <w:r>
-              <w:t>2</w:t>
+              <w:rPr>
+                <w:rFonts w:hint="eastAsia"/>
+              </w:rPr>
+              <w:t>~</w:t>
+            </w:r>
+            <w:r>
+              <w:rPr>
+                <w:rFonts w:hint="eastAsia"/>
+              </w:rPr>
+              <w:t>管理层战略重视度</w:t>
+            </w:r>
+            <w:r>
+              <w:t xml:space="preserve"> (~C1)</w:t>
             </w:r>
           </w:p>
         </w:tc>
@@ -1850,7 +4836,20 @@
               <w:pStyle w:val="Compact"/>
             </w:pPr>
             <w:r>
-              <w:t>3</w:t>
+              <w:t>0.625</w:t>
+            </w:r>
+          </w:p>
+        </w:tc>
+        <w:tc>
+          <w:tcPr>
+            <w:tcW w:w="0" w:type="auto"/>
+          </w:tcPr>
+          <w:p>
+            <w:pPr>
+              <w:pStyle w:val="Compact"/>
+            </w:pPr>
+            <w:r>
+              <w:t>0.651</w:t>
             </w:r>
           </w:p>
         </w:tc>
@@ -1859,14 +4858,12 @@
         <w:tc>
           <w:tcPr>
             <w:tcW w:w="0" w:type="auto"/>
-          </w:tcPr>
-          <w:p>
-            <w:pPr>
-              <w:pStyle w:val="Compact"/>
-            </w:pPr>
-            <w:r>
-              <w:t>1</w:t>
-            </w:r>
+            <w:vMerge/>
+          </w:tcPr>
+          <w:p>
+            <w:pPr>
+              <w:pStyle w:val="Compact"/>
+            </w:pPr>
           </w:p>
         </w:tc>
         <w:tc>
@@ -1878,7 +4875,13 @@
               <w:pStyle w:val="Compact"/>
             </w:pPr>
             <w:r>
-              <w:t>2</w:t>
+              <w:rPr>
+                <w:rFonts w:hint="eastAsia"/>
+              </w:rPr>
+              <w:t>员工数字化素养</w:t>
+            </w:r>
+            <w:r>
+              <w:t xml:space="preserve"> (C2)</w:t>
             </w:r>
           </w:p>
         </w:tc>
@@ -1891,7 +4894,20 @@
               <w:pStyle w:val="Compact"/>
             </w:pPr>
             <w:r>
-              <w:t>3</w:t>
+              <w:t>0.782</w:t>
+            </w:r>
+          </w:p>
+        </w:tc>
+        <w:tc>
+          <w:tcPr>
+            <w:tcW w:w="0" w:type="auto"/>
+          </w:tcPr>
+          <w:p>
+            <w:pPr>
+              <w:pStyle w:val="Compact"/>
+            </w:pPr>
+            <w:r>
+              <w:t>0.841</w:t>
             </w:r>
           </w:p>
         </w:tc>
@@ -1900,14 +4916,12 @@
         <w:tc>
           <w:tcPr>
             <w:tcW w:w="0" w:type="auto"/>
-          </w:tcPr>
-          <w:p>
-            <w:pPr>
-              <w:pStyle w:val="Compact"/>
-            </w:pPr>
-            <w:r>
-              <w:t>1</w:t>
-            </w:r>
+            <w:vMerge/>
+          </w:tcPr>
+          <w:p>
+            <w:pPr>
+              <w:pStyle w:val="Compact"/>
+            </w:pPr>
           </w:p>
         </w:tc>
         <w:tc>
@@ -1919,7 +4933,19 @@
               <w:pStyle w:val="Compact"/>
             </w:pPr>
             <w:r>
-              <w:t>2</w:t>
+              <w:rPr>
+                <w:rFonts w:hint="eastAsia"/>
+              </w:rPr>
+              <w:t>~</w:t>
+            </w:r>
+            <w:r>
+              <w:rPr>
+                <w:rFonts w:hint="eastAsia"/>
+              </w:rPr>
+              <w:t>员工数字化素养</w:t>
+            </w:r>
+            <w:r>
+              <w:t xml:space="preserve"> (~C2)</w:t>
             </w:r>
           </w:p>
         </w:tc>
@@ -1932,352 +4958,1553 @@
               <w:pStyle w:val="Compact"/>
             </w:pPr>
             <w:r>
-              <w:t>3</w:t>
+              <w:t>0.531</w:t>
+            </w:r>
+          </w:p>
+        </w:tc>
+        <w:tc>
+          <w:tcPr>
+            <w:tcW w:w="0" w:type="auto"/>
+          </w:tcPr>
+          <w:p>
+            <w:pPr>
+              <w:pStyle w:val="Compact"/>
+            </w:pPr>
+            <w:r>
+              <w:t>0.564</w:t>
+            </w:r>
+          </w:p>
+        </w:tc>
+      </w:tr>
+      <w:tr>
+        <w:tc>
+          <w:tcPr>
+            <w:tcW w:w="0" w:type="auto"/>
+            <w:vMerge w:val="restart"/>
+          </w:tcPr>
+          <w:p>
+            <w:pPr>
+              <w:pStyle w:val="Compact"/>
+            </w:pPr>
+            <w:r>
+              <w:rPr>
+                <w:rFonts w:hint="eastAsia"/>
+              </w:rPr>
+              <w:t>数据资产</w:t>
+            </w:r>
+          </w:p>
+        </w:tc>
+        <w:tc>
+          <w:tcPr>
+            <w:tcW w:w="0" w:type="auto"/>
+          </w:tcPr>
+          <w:p>
+            <w:pPr>
+              <w:pStyle w:val="Compact"/>
+            </w:pPr>
+            <w:r>
+              <w:rPr>
+                <w:rFonts w:hint="eastAsia"/>
+              </w:rPr>
+              <w:t>数据完整标准化程度</w:t>
+            </w:r>
+            <w:r>
+              <w:t xml:space="preserve"> (D1)</w:t>
+            </w:r>
+          </w:p>
+        </w:tc>
+        <w:tc>
+          <w:tcPr>
+            <w:tcW w:w="0" w:type="auto"/>
+          </w:tcPr>
+          <w:p>
+            <w:pPr>
+              <w:pStyle w:val="Compact"/>
+            </w:pPr>
+            <w:r>
+              <w:t>0.733</w:t>
+            </w:r>
+          </w:p>
+        </w:tc>
+        <w:tc>
+          <w:tcPr>
+            <w:tcW w:w="0" w:type="auto"/>
+          </w:tcPr>
+          <w:p>
+            <w:pPr>
+              <w:pStyle w:val="Compact"/>
+            </w:pPr>
+            <w:r>
+              <w:t>0.615</w:t>
+            </w:r>
+          </w:p>
+        </w:tc>
+      </w:tr>
+      <w:tr>
+        <w:tc>
+          <w:tcPr>
+            <w:tcW w:w="0" w:type="auto"/>
+            <w:vMerge/>
+          </w:tcPr>
+          <w:p>
+            <w:pPr>
+              <w:pStyle w:val="Compact"/>
+            </w:pPr>
+          </w:p>
+        </w:tc>
+        <w:tc>
+          <w:tcPr>
+            <w:tcW w:w="0" w:type="auto"/>
+          </w:tcPr>
+          <w:p>
+            <w:pPr>
+              <w:pStyle w:val="Compact"/>
+            </w:pPr>
+            <w:r>
+              <w:rPr>
+                <w:rFonts w:hint="eastAsia"/>
+              </w:rPr>
+              <w:t>~</w:t>
+            </w:r>
+            <w:r>
+              <w:rPr>
+                <w:rFonts w:hint="eastAsia"/>
+              </w:rPr>
+              <w:t>数据完整标准化程度</w:t>
+            </w:r>
+            <w:r>
+              <w:t xml:space="preserve"> (~D1)</w:t>
+            </w:r>
+          </w:p>
+        </w:tc>
+        <w:tc>
+          <w:tcPr>
+            <w:tcW w:w="0" w:type="auto"/>
+          </w:tcPr>
+          <w:p>
+            <w:pPr>
+              <w:pStyle w:val="Compact"/>
+            </w:pPr>
+            <w:r>
+              <w:t>0.346</w:t>
+            </w:r>
+          </w:p>
+        </w:tc>
+        <w:tc>
+          <w:tcPr>
+            <w:tcW w:w="0" w:type="auto"/>
+          </w:tcPr>
+          <w:p>
+            <w:pPr>
+              <w:pStyle w:val="Compact"/>
+            </w:pPr>
+            <w:r>
+              <w:t>0.629</w:t>
+            </w:r>
+          </w:p>
+        </w:tc>
+      </w:tr>
+      <w:tr>
+        <w:tc>
+          <w:tcPr>
+            <w:tcW w:w="0" w:type="auto"/>
+            <w:vMerge w:val="restart"/>
+          </w:tcPr>
+          <w:p>
+            <w:pPr>
+              <w:pStyle w:val="Compact"/>
+            </w:pPr>
+            <w:r>
+              <w:rPr>
+                <w:rFonts w:hint="eastAsia"/>
+              </w:rPr>
+              <w:t>数字工具</w:t>
+            </w:r>
+          </w:p>
+        </w:tc>
+        <w:tc>
+          <w:tcPr>
+            <w:tcW w:w="0" w:type="auto"/>
+          </w:tcPr>
+          <w:p>
+            <w:pPr>
+              <w:pStyle w:val="Compact"/>
+            </w:pPr>
+            <w:r>
+              <w:rPr>
+                <w:rFonts w:hint="eastAsia"/>
+              </w:rPr>
+              <w:t>平台集成运维能力</w:t>
+            </w:r>
+            <w:r>
+              <w:t xml:space="preserve"> (S1)</w:t>
+            </w:r>
+          </w:p>
+        </w:tc>
+        <w:tc>
+          <w:tcPr>
+            <w:tcW w:w="0" w:type="auto"/>
+          </w:tcPr>
+          <w:p>
+            <w:pPr>
+              <w:pStyle w:val="Compact"/>
+            </w:pPr>
+            <w:r>
+              <w:t>0.745</w:t>
+            </w:r>
+          </w:p>
+        </w:tc>
+        <w:tc>
+          <w:tcPr>
+            <w:tcW w:w="0" w:type="auto"/>
+          </w:tcPr>
+          <w:p>
+            <w:pPr>
+              <w:pStyle w:val="Compact"/>
+            </w:pPr>
+            <w:r>
+              <w:t>0.702</w:t>
+            </w:r>
+          </w:p>
+        </w:tc>
+      </w:tr>
+      <w:tr>
+        <w:tc>
+          <w:tcPr>
+            <w:tcW w:w="0" w:type="auto"/>
+            <w:vMerge/>
+          </w:tcPr>
+          <w:p>
+            <w:pPr>
+              <w:pStyle w:val="Compact"/>
+            </w:pPr>
+          </w:p>
+        </w:tc>
+        <w:tc>
+          <w:tcPr>
+            <w:tcW w:w="0" w:type="auto"/>
+          </w:tcPr>
+          <w:p>
+            <w:pPr>
+              <w:pStyle w:val="Compact"/>
+            </w:pPr>
+            <w:r>
+              <w:rPr>
+                <w:rFonts w:hint="eastAsia"/>
+              </w:rPr>
+              <w:t>~</w:t>
+            </w:r>
+            <w:r>
+              <w:rPr>
+                <w:rFonts w:hint="eastAsia"/>
+              </w:rPr>
+              <w:t>平台集成运维能力</w:t>
+            </w:r>
+            <w:r>
+              <w:t xml:space="preserve"> (~S1)</w:t>
+            </w:r>
+          </w:p>
+        </w:tc>
+        <w:tc>
+          <w:tcPr>
+            <w:tcW w:w="0" w:type="auto"/>
+          </w:tcPr>
+          <w:p>
+            <w:pPr>
+              <w:pStyle w:val="Compact"/>
+            </w:pPr>
+            <w:r>
+              <w:t>0.583</w:t>
+            </w:r>
+          </w:p>
+        </w:tc>
+        <w:tc>
+          <w:tcPr>
+            <w:tcW w:w="0" w:type="auto"/>
+          </w:tcPr>
+          <w:p>
+            <w:pPr>
+              <w:pStyle w:val="Compact"/>
+            </w:pPr>
+            <w:r>
+              <w:t>0.647</w:t>
+            </w:r>
+          </w:p>
+        </w:tc>
+      </w:tr>
+      <w:tr>
+        <w:tc>
+          <w:tcPr>
+            <w:tcW w:w="0" w:type="auto"/>
+            <w:vMerge w:val="restart"/>
+          </w:tcPr>
+          <w:p>
+            <w:pPr>
+              <w:pStyle w:val="Compact"/>
+            </w:pPr>
+            <w:r>
+              <w:rPr>
+                <w:rFonts w:hint="eastAsia"/>
+              </w:rPr>
+              <w:t>外部场景</w:t>
+            </w:r>
+          </w:p>
+        </w:tc>
+        <w:tc>
+          <w:tcPr>
+            <w:tcW w:w="0" w:type="auto"/>
+          </w:tcPr>
+          <w:p>
+            <w:pPr>
+              <w:pStyle w:val="Compact"/>
+            </w:pPr>
+            <w:r>
+              <w:rPr>
+                <w:rFonts w:hint="eastAsia"/>
+              </w:rPr>
+              <w:t>行业监管约束强度</w:t>
+            </w:r>
+            <w:r>
+              <w:t xml:space="preserve"> (F1)</w:t>
+            </w:r>
+          </w:p>
+        </w:tc>
+        <w:tc>
+          <w:tcPr>
+            <w:tcW w:w="0" w:type="auto"/>
+          </w:tcPr>
+          <w:p>
+            <w:pPr>
+              <w:pStyle w:val="Compact"/>
+            </w:pPr>
+            <w:r>
+              <w:t>0.794</w:t>
+            </w:r>
+          </w:p>
+        </w:tc>
+        <w:tc>
+          <w:tcPr>
+            <w:tcW w:w="0" w:type="auto"/>
+          </w:tcPr>
+          <w:p>
+            <w:pPr>
+              <w:pStyle w:val="Compact"/>
+            </w:pPr>
+            <w:r>
+              <w:t>0.633</w:t>
+            </w:r>
+          </w:p>
+        </w:tc>
+      </w:tr>
+      <w:tr>
+        <w:tc>
+          <w:tcPr>
+            <w:tcW w:w="0" w:type="auto"/>
+            <w:vMerge/>
+          </w:tcPr>
+          <w:p>
+            <w:pPr>
+              <w:pStyle w:val="Compact"/>
+            </w:pPr>
+          </w:p>
+        </w:tc>
+        <w:tc>
+          <w:tcPr>
+            <w:tcW w:w="0" w:type="auto"/>
+          </w:tcPr>
+          <w:p>
+            <w:pPr>
+              <w:pStyle w:val="Compact"/>
+            </w:pPr>
+            <w:r>
+              <w:rPr>
+                <w:rFonts w:hint="eastAsia"/>
+              </w:rPr>
+              <w:t>~</w:t>
+            </w:r>
+            <w:r>
+              <w:rPr>
+                <w:rFonts w:hint="eastAsia"/>
+              </w:rPr>
+              <w:t>行业监管约束强度</w:t>
+            </w:r>
+            <w:r>
+              <w:t xml:space="preserve"> (~F1)</w:t>
+            </w:r>
+          </w:p>
+        </w:tc>
+        <w:tc>
+          <w:tcPr>
+            <w:tcW w:w="0" w:type="auto"/>
+          </w:tcPr>
+          <w:p>
+            <w:pPr>
+              <w:pStyle w:val="Compact"/>
+            </w:pPr>
+            <w:r>
+              <w:t>0.422</w:t>
+            </w:r>
+          </w:p>
+        </w:tc>
+        <w:tc>
+          <w:tcPr>
+            <w:tcW w:w="0" w:type="auto"/>
+          </w:tcPr>
+          <w:p>
+            <w:pPr>
+              <w:pStyle w:val="Compact"/>
+            </w:pPr>
+            <w:r>
+              <w:t>0.541</w:t>
+            </w:r>
+          </w:p>
+        </w:tc>
+      </w:tr>
+      <w:tr>
+        <w:tc>
+          <w:tcPr>
+            <w:tcW w:w="0" w:type="auto"/>
+            <w:vMerge/>
+          </w:tcPr>
+          <w:p>
+            <w:pPr>
+              <w:pStyle w:val="Compact"/>
+            </w:pPr>
+          </w:p>
+        </w:tc>
+        <w:tc>
+          <w:tcPr>
+            <w:tcW w:w="0" w:type="auto"/>
+          </w:tcPr>
+          <w:p>
+            <w:pPr>
+              <w:pStyle w:val="Compact"/>
+            </w:pPr>
+            <w:r>
+              <w:rPr>
+                <w:rFonts w:hint="eastAsia"/>
+              </w:rPr>
+              <w:t>上下游协同资源</w:t>
+            </w:r>
+            <w:r>
+              <w:t xml:space="preserve"> (F2)</w:t>
+            </w:r>
+          </w:p>
+        </w:tc>
+        <w:tc>
+          <w:tcPr>
+            <w:tcW w:w="0" w:type="auto"/>
+          </w:tcPr>
+          <w:p>
+            <w:pPr>
+              <w:pStyle w:val="Compact"/>
+            </w:pPr>
+            <w:r>
+              <w:t>0.691</w:t>
+            </w:r>
+          </w:p>
+        </w:tc>
+        <w:tc>
+          <w:tcPr>
+            <w:tcW w:w="0" w:type="auto"/>
+          </w:tcPr>
+          <w:p>
+            <w:pPr>
+              <w:pStyle w:val="Compact"/>
+            </w:pPr>
+            <w:r>
+              <w:t>0.728</w:t>
+            </w:r>
+          </w:p>
+        </w:tc>
+      </w:tr>
+      <w:tr>
+        <w:tc>
+          <w:tcPr>
+            <w:tcW w:w="0" w:type="auto"/>
+            <w:vMerge/>
+          </w:tcPr>
+          <w:p>
+            <w:pPr>
+              <w:pStyle w:val="Compact"/>
+            </w:pPr>
+          </w:p>
+        </w:tc>
+        <w:tc>
+          <w:tcPr>
+            <w:tcW w:w="0" w:type="auto"/>
+          </w:tcPr>
+          <w:p>
+            <w:pPr>
+              <w:pStyle w:val="Compact"/>
+            </w:pPr>
+            <w:r>
+              <w:rPr>
+                <w:rFonts w:hint="eastAsia"/>
+              </w:rPr>
+              <w:t>~</w:t>
+            </w:r>
+            <w:r>
+              <w:rPr>
+                <w:rFonts w:hint="eastAsia"/>
+              </w:rPr>
+              <w:t>上下游协同资源</w:t>
+            </w:r>
+            <w:r>
+              <w:t xml:space="preserve"> (~F2)</w:t>
+            </w:r>
+          </w:p>
+        </w:tc>
+        <w:tc>
+          <w:tcPr>
+            <w:tcW w:w="0" w:type="auto"/>
+          </w:tcPr>
+          <w:p>
+            <w:pPr>
+              <w:pStyle w:val="Compact"/>
+            </w:pPr>
+            <w:r>
+              <w:t>0.512</w:t>
+            </w:r>
+          </w:p>
+        </w:tc>
+        <w:tc>
+          <w:tcPr>
+            <w:tcW w:w="0" w:type="auto"/>
+          </w:tcPr>
+          <w:p>
+            <w:pPr>
+              <w:pStyle w:val="Compact"/>
+            </w:pPr>
+            <w:r>
+              <w:t>0.593</w:t>
             </w:r>
           </w:p>
         </w:tc>
       </w:tr>
     </w:tbl>
-    <w:bookmarkEnd w:id="0"/>
-    <w:bookmarkEnd w:id="3"/>
     <w:p>
-      <w:r>
-        <w:rPr>
-          <w:rFonts w:hint="eastAsia"/>
-          <w:lang w:eastAsia="zh-CN"/>
-        </w:rPr>
-        <w:t>参考文献</w:t>
+      <w:pPr>
+        <w:pStyle w:val="a0"/>
+        <w:ind w:firstLine="480"/>
+      </w:pPr>
+      <w:r>
+        <w:rPr>
+          <w:rFonts w:hint="eastAsia"/>
+        </w:rPr>
+        <w:t>不过，现有研究也存在局限。其一，不少结论来自实验室或特定场景，跨文化稳定性仍待检验。其二，时间账户与情绪、身份角色、自我控制之间的因果关系还不够清晰。其三，数字平台中的时间分配高度碎片化，用户是否还会维持相对稳定的时间账户，值得继续观察。</w:t>
       </w:r>
     </w:p>
     <w:p>
       <w:pPr>
-        <w:pStyle w:val="a8"/>
-        <w:ind w:left="480" w:hanging="480"/>
-        <w:rPr>
-          <w:lang w:eastAsia="zh-CN"/>
-        </w:rPr>
-      </w:pPr>
+        <w:pStyle w:val="a0"/>
+        <w:ind w:firstLine="480"/>
+      </w:pPr>
+      <w:r>
+        <w:rPr>
+          <w:rFonts w:hint="eastAsia"/>
+        </w:rPr>
+        <w:t>未来研究可沿三个方向推进。第一，结合经验抽样法与平台行为数据，识别时间账户的动态更新过程。第二，比较工作、家庭、学习和娱乐平台中的账户转移机制，考察不同制度与文化规范的调节作用</w:t>
+      </w:r>
       <w:r>
         <w:fldChar w:fldCharType="begin"/>
       </w:r>
       <w:r>
-        <w:instrText xml:space="preserve"> ADDIN ZOTERO_BIBL {"uncited":[],"omitted":[],"custom":[]} CSL_BIBLIOGRAPHY </w:instrText>
+        <w:instrText xml:space="preserve"> ADDIN ZOTERO_ITEM CSL_CITATION {"citationID":"codex-7f5a8c7a03224222aae72be137c3b042","properties":{"formattedCitation":"\\super [2]\\nosupersub{}","plainCitation":"[2]","noteIndex":0},"citationItems":[{"id":192,"uris":["http://zotero.org/users/16536470/</w:instrText>
+      </w:r>
+      <w:r>
+        <w:rPr>
+          <w:rFonts w:hint="eastAsia"/>
+        </w:rPr>
+        <w:instrText>items/XUANGYMJ"],"itemData":{"id":192,"type":"article-journal","abstract":"</w:instrText>
+      </w:r>
+      <w:r>
+        <w:rPr>
+          <w:rFonts w:hint="eastAsia"/>
+        </w:rPr>
+        <w:instrText>时间心理账户与时间管理、主观幸福感等密切相关。时间心理账户表现出非替代性、灵活性、损失规避性、心理预算、禀赋效应、沉没成本效应等特征。这些特征都有其典型的研究范式供借鉴。未来的研究应深入揭示时间心理账户的独特机制，基于发展适宜性和文化适应性在研究内容和研究方法方面进一步拓展与创新。</w:instrText>
+      </w:r>
+      <w:r>
+        <w:rPr>
+          <w:rFonts w:hint="eastAsia"/>
+        </w:rPr>
+        <w:instrText>","citation-key":"WeiYongGang2023","container-title":"</w:instrText>
+      </w:r>
+      <w:r>
+        <w:rPr>
+          <w:rFonts w:hint="eastAsia"/>
+        </w:rPr>
+        <w:instrText>心理学探新</w:instrText>
+      </w:r>
+      <w:r>
+        <w:rPr>
+          <w:rFonts w:hint="eastAsia"/>
+        </w:rPr>
+        <w:instrText>","issue":"5","journalAbbreviation":"</w:instrText>
+      </w:r>
+      <w:r>
+        <w:rPr>
+          <w:rFonts w:hint="eastAsia"/>
+        </w:rPr>
+        <w:instrText>心理学探新</w:instrText>
+      </w:r>
+      <w:r>
+        <w:rPr>
+          <w:rFonts w:hint="eastAsia"/>
+        </w:rPr>
+        <w:instrText xml:space="preserve">","language":"zh","note":"citation-key: WeiYongGang2023\nfoundation: </w:instrText>
+      </w:r>
+      <w:r>
+        <w:rPr>
+          <w:rFonts w:hint="eastAsia"/>
+        </w:rPr>
+        <w:instrText>重庆市第五批高校优秀人才支持计划</w:instrText>
+      </w:r>
+      <w:r>
+        <w:rPr>
+          <w:rFonts w:hint="eastAsia"/>
+        </w:rPr>
+        <w:instrText>(</w:instrText>
+      </w:r>
+      <w:r>
+        <w:rPr>
+          <w:rFonts w:hint="eastAsia"/>
+        </w:rPr>
+        <w:instrText>渝教人发</w:instrText>
+      </w:r>
+      <w:r>
+        <w:rPr>
+          <w:rFonts w:hint="eastAsia"/>
+        </w:rPr>
+        <w:instrText>[2017]29</w:instrText>
+      </w:r>
+      <w:r>
+        <w:rPr>
+          <w:rFonts w:hint="eastAsia"/>
+        </w:rPr>
+        <w:instrText>号</w:instrText>
+      </w:r>
+      <w:r>
+        <w:rPr>
+          <w:rFonts w:hint="eastAsia"/>
+        </w:rPr>
+        <w:instrText>)</w:instrText>
+      </w:r>
+      <w:r>
+        <w:rPr>
+          <w:rFonts w:hint="eastAsia"/>
+        </w:rPr>
+        <w:instrText>；</w:instrText>
+      </w:r>
+      <w:r>
+        <w:rPr>
+          <w:rFonts w:hint="eastAsia"/>
+        </w:rPr>
+        <w:instrText xml:space="preserve">\ndownload: 646\nalbum: </w:instrText>
+      </w:r>
+      <w:r>
+        <w:rPr>
+          <w:rFonts w:hint="eastAsia"/>
+        </w:rPr>
+        <w:instrText>哲学与人文科学</w:instrText>
+      </w:r>
+      <w:r>
+        <w:rPr>
+          <w:rFonts w:hint="eastAsia"/>
+        </w:rPr>
+        <w:instrText xml:space="preserve">\nCLC: B842\ndbcode: CJFQ\ndbname: CJFDLAST2024\nfilename: XLXT202305009\nremark: </w:instrText>
+      </w:r>
+      <w:r>
+        <w:rPr>
+          <w:rFonts w:hint="eastAsia"/>
+        </w:rPr>
+        <w:instrText>理论·时间账户</w:instrText>
+      </w:r>
+      <w:r>
+        <w:rPr>
+          <w:rFonts w:hint="eastAsia"/>
+        </w:rPr>
+        <w:instrText>6</w:instrText>
+      </w:r>
+      <w:r>
+        <w:rPr>
+          <w:rFonts w:hint="eastAsia"/>
+        </w:rPr>
+        <w:instrText>效应</w:instrText>
+      </w:r>
+      <w:r>
+        <w:rPr>
+          <w:rFonts w:hint="eastAsia"/>
+        </w:rPr>
+        <w:instrText>+3</w:instrText>
+      </w:r>
+      <w:r>
+        <w:rPr>
+          <w:rFonts w:hint="eastAsia"/>
+        </w:rPr>
+        <w:instrText>范式</w:instrText>
+      </w:r>
+      <w:r>
+        <w:rPr>
+          <w:rFonts w:hint="eastAsia"/>
+        </w:rPr>
+        <w:instrText>","page":"449-454","source":"CNKI","title":"</w:instrText>
+      </w:r>
+      <w:r>
+        <w:rPr>
+          <w:rFonts w:hint="eastAsia"/>
+        </w:rPr>
+        <w:instrText>时间心理账户的特征及其研究范式</w:instrText>
+      </w:r>
+      <w:r>
+        <w:rPr>
+          <w:rFonts w:hint="eastAsia"/>
+        </w:rPr>
+        <w:instrText>","volume":"43","author":[{"literal":"</w:instrText>
+      </w:r>
+      <w:r>
+        <w:rPr>
+          <w:rFonts w:hint="eastAsia"/>
+        </w:rPr>
+        <w:instrText>魏勇刚</w:instrText>
+      </w:r>
+      <w:r>
+        <w:rPr>
+          <w:rFonts w:hint="eastAsia"/>
+        </w:rPr>
+        <w:instrText>"},{"literal":"</w:instrText>
+      </w:r>
+      <w:r>
+        <w:rPr>
+          <w:rFonts w:hint="eastAsia"/>
+        </w:rPr>
+        <w:instrText>唐银灿</w:instrText>
+      </w:r>
+      <w:r>
+        <w:rPr>
+          <w:rFonts w:hint="eastAsia"/>
+        </w:rPr>
+        <w:instrText>"},{"literal":"</w:instrText>
+      </w:r>
+      <w:r>
+        <w:rPr>
+          <w:rFonts w:hint="eastAsia"/>
+        </w:rPr>
+        <w:instrText>王晓曦</w:instrText>
+      </w:r>
+      <w:r>
+        <w:rPr>
+          <w:rFonts w:hint="eastAsia"/>
+        </w:rPr>
+        <w:instrText>"}],"issued":{"date-parts":[["2023"]]}}}],"schema":"https://github.com/citation-styl</w:instrText>
+      </w:r>
+      <w:r>
+        <w:instrText xml:space="preserve">e-language/schema/raw/master/csl-citation.json"} </w:instrText>
       </w:r>
       <w:r>
         <w:fldChar w:fldCharType="separate"/>
       </w:r>
       <w:r>
-        <w:t>[1]</w:t>
-      </w:r>
-      <w:r>
-        <w:tab/>
-        <w:t xml:space="preserve">Rajagopal P, Rha J Y. The mental accounting of time[J]. </w:t>
-      </w:r>
-      <w:r>
-        <w:rPr>
-          <w:lang w:eastAsia="zh-CN"/>
-        </w:rPr>
-        <w:t>Journal of Economic Psychology, 2009, 30(5): 772-781.</w:t>
+        <w:rPr>
+          <w:rFonts w:cs="Times New Roman"/>
+          <w:vertAlign w:val="superscript"/>
+        </w:rPr>
+        <w:t>[2]</w:t>
+      </w:r>
+      <w:r>
+        <w:fldChar w:fldCharType="end"/>
+      </w:r>
+      <w:r>
+        <w:rPr>
+          <w:rFonts w:hint="eastAsia"/>
+        </w:rPr>
+        <w:t>。第三，将时间心理账户与服务设计、广告投放、交通治理和个人时间管</w:t>
+      </w:r>
+      <w:r>
+        <w:rPr>
+          <w:rFonts w:hint="eastAsia"/>
+        </w:rPr>
+        <w:t>理结合，形成更具可操作性的干预方案。</w:t>
       </w:r>
     </w:p>
     <w:p>
       <w:pPr>
-        <w:pStyle w:val="a8"/>
-        <w:ind w:left="480" w:hanging="480"/>
+        <w:pStyle w:val="10"/>
         <w:rPr>
           <w:lang w:eastAsia="zh-CN"/>
         </w:rPr>
       </w:pPr>
+      <w:bookmarkStart w:id="12" w:name="结论"/>
+      <w:bookmarkEnd w:id="11"/>
       <w:r>
         <w:rPr>
           <w:lang w:eastAsia="zh-CN"/>
         </w:rPr>
-        <w:t>[2]</w:t>
-      </w:r>
-      <w:r>
-        <w:rPr>
+        <w:t xml:space="preserve">5 </w:t>
+      </w:r>
+      <w:r>
+        <w:rPr>
+          <w:rFonts w:hint="eastAsia"/>
           <w:lang w:eastAsia="zh-CN"/>
         </w:rPr>
-        <w:tab/>
-      </w:r>
-      <w:r>
-        <w:rPr>
-          <w:lang w:eastAsia="zh-CN"/>
-        </w:rPr>
-        <w:t>魏勇刚</w:t>
-      </w:r>
-      <w:r>
-        <w:rPr>
-          <w:lang w:eastAsia="zh-CN"/>
-        </w:rPr>
-        <w:t xml:space="preserve">, </w:t>
-      </w:r>
-      <w:r>
-        <w:rPr>
-          <w:lang w:eastAsia="zh-CN"/>
-        </w:rPr>
-        <w:t>唐银灿</w:t>
-      </w:r>
-      <w:r>
-        <w:rPr>
-          <w:lang w:eastAsia="zh-CN"/>
-        </w:rPr>
-        <w:t xml:space="preserve">, </w:t>
-      </w:r>
-      <w:r>
-        <w:rPr>
-          <w:lang w:eastAsia="zh-CN"/>
-        </w:rPr>
-        <w:t>王晓曦</w:t>
-      </w:r>
-      <w:r>
-        <w:rPr>
-          <w:lang w:eastAsia="zh-CN"/>
-        </w:rPr>
-        <w:t xml:space="preserve">. </w:t>
-      </w:r>
-      <w:r>
-        <w:rPr>
-          <w:lang w:eastAsia="zh-CN"/>
-        </w:rPr>
-        <w:t>时间心理账户的特征及其研究范式</w:t>
-      </w:r>
-      <w:r>
-        <w:rPr>
-          <w:lang w:eastAsia="zh-CN"/>
-        </w:rPr>
-        <w:t xml:space="preserve">[J]. </w:t>
-      </w:r>
-      <w:r>
-        <w:rPr>
-          <w:lang w:eastAsia="zh-CN"/>
-        </w:rPr>
-        <w:t>心理学探新</w:t>
-      </w:r>
-      <w:r>
-        <w:rPr>
-          <w:lang w:eastAsia="zh-CN"/>
-        </w:rPr>
-        <w:t>, 2023, 43(5): 449-454.</w:t>
+        <w:t>结论</w:t>
       </w:r>
     </w:p>
     <w:p>
       <w:pPr>
-        <w:pStyle w:val="a8"/>
-        <w:ind w:left="480" w:hanging="480"/>
-        <w:rPr>
-          <w:lang w:eastAsia="zh-CN"/>
-        </w:rPr>
-      </w:pPr>
-      <w:r>
-        <w:rPr>
-          <w:lang w:eastAsia="zh-CN"/>
-        </w:rPr>
-        <w:t>[3]</w:t>
-      </w:r>
-      <w:r>
-        <w:rPr>
-          <w:lang w:eastAsia="zh-CN"/>
-        </w:rPr>
-        <w:tab/>
-      </w:r>
-      <w:r>
-        <w:rPr>
-          <w:lang w:eastAsia="zh-CN"/>
-        </w:rPr>
-        <w:t>李爱梅</w:t>
-      </w:r>
-      <w:r>
-        <w:rPr>
-          <w:lang w:eastAsia="zh-CN"/>
-        </w:rPr>
-        <w:t xml:space="preserve">, </w:t>
-      </w:r>
-      <w:r>
-        <w:rPr>
-          <w:lang w:eastAsia="zh-CN"/>
-        </w:rPr>
-        <w:t>赵丹</w:t>
-      </w:r>
-      <w:r>
-        <w:rPr>
-          <w:lang w:eastAsia="zh-CN"/>
-        </w:rPr>
-        <w:t xml:space="preserve">, </w:t>
-      </w:r>
-      <w:r>
-        <w:rPr>
-          <w:lang w:eastAsia="zh-CN"/>
-        </w:rPr>
-        <w:t>熊冠星</w:t>
-      </w:r>
-      <w:r>
-        <w:rPr>
-          <w:lang w:eastAsia="zh-CN"/>
-        </w:rPr>
-        <w:t xml:space="preserve">, </w:t>
-      </w:r>
-      <w:r>
-        <w:rPr>
-          <w:lang w:eastAsia="zh-CN"/>
-        </w:rPr>
-        <w:t>等</w:t>
-      </w:r>
-      <w:r>
-        <w:rPr>
-          <w:lang w:eastAsia="zh-CN"/>
-        </w:rPr>
-        <w:t xml:space="preserve">. </w:t>
-      </w:r>
-      <w:r>
-        <w:rPr>
-          <w:lang w:eastAsia="zh-CN"/>
-        </w:rPr>
-        <w:t>等待是一种折磨</w:t>
-      </w:r>
-      <w:r>
-        <w:rPr>
-          <w:lang w:eastAsia="zh-CN"/>
-        </w:rPr>
-        <w:t>?</w:t>
-      </w:r>
-      <w:r>
-        <w:rPr>
-          <w:lang w:eastAsia="zh-CN"/>
-        </w:rPr>
-        <w:t>等待时间知觉及其导致的非理性决策行为</w:t>
-      </w:r>
-      <w:r>
-        <w:rPr>
-          <w:lang w:eastAsia="zh-CN"/>
-        </w:rPr>
-        <w:t xml:space="preserve">[J]. </w:t>
-      </w:r>
-      <w:r>
-        <w:rPr>
-          <w:lang w:eastAsia="zh-CN"/>
-        </w:rPr>
-        <w:t>心理科学进展</w:t>
-      </w:r>
-      <w:r>
-        <w:rPr>
-          <w:lang w:eastAsia="zh-CN"/>
-        </w:rPr>
-        <w:t>, 2014, 22(11): 1679-1690.</w:t>
+        <w:pStyle w:val="FirstParagraph"/>
+        <w:ind w:firstLine="480"/>
+      </w:pPr>
+      <w:r>
+        <w:rPr>
+          <w:rFonts w:hint="eastAsia"/>
+        </w:rPr>
+        <w:t>总体而言，时间心理账户为理解“为什么同样的时间长度会被赋予不同价值”提供了一个紧凑而有解释力的框架。它既揭示了时间与金钱在决策心理上的相通之处，也突出了时间作为过程性资源的独特约束。</w:t>
       </w:r>
     </w:p>
     <w:p>
       <w:pPr>
-        <w:pStyle w:val="a8"/>
-        <w:ind w:left="480" w:hanging="480"/>
-        <w:rPr>
-          <w:lang w:eastAsia="zh-CN"/>
-        </w:rPr>
-      </w:pPr>
-      <w:r>
-        <w:rPr>
-          <w:lang w:eastAsia="zh-CN"/>
-        </w:rPr>
-        <w:t>[4]</w:t>
-      </w:r>
-      <w:r>
-        <w:rPr>
-          <w:lang w:eastAsia="zh-CN"/>
-        </w:rPr>
-        <w:tab/>
-      </w:r>
-      <w:r>
-        <w:rPr>
-          <w:lang w:eastAsia="zh-CN"/>
-        </w:rPr>
-        <w:t>张军伟</w:t>
-      </w:r>
-      <w:r>
-        <w:rPr>
-          <w:lang w:eastAsia="zh-CN"/>
-        </w:rPr>
-        <w:t xml:space="preserve">, </w:t>
-      </w:r>
-      <w:r>
-        <w:rPr>
-          <w:lang w:eastAsia="zh-CN"/>
-        </w:rPr>
-        <w:t>徐富明</w:t>
-      </w:r>
-      <w:r>
-        <w:rPr>
-          <w:lang w:eastAsia="zh-CN"/>
-        </w:rPr>
-        <w:t xml:space="preserve">, </w:t>
-      </w:r>
-      <w:r>
-        <w:rPr>
-          <w:lang w:eastAsia="zh-CN"/>
-        </w:rPr>
-        <w:t>刘腾飞</w:t>
-      </w:r>
-      <w:r>
-        <w:rPr>
-          <w:lang w:eastAsia="zh-CN"/>
-        </w:rPr>
-        <w:t xml:space="preserve">, </w:t>
-      </w:r>
-      <w:r>
-        <w:rPr>
-          <w:lang w:eastAsia="zh-CN"/>
-        </w:rPr>
-        <w:t>等</w:t>
-      </w:r>
-      <w:r>
-        <w:rPr>
-          <w:lang w:eastAsia="zh-CN"/>
-        </w:rPr>
-        <w:t xml:space="preserve">. </w:t>
-      </w:r>
-      <w:r>
-        <w:rPr>
-          <w:lang w:eastAsia="zh-CN"/>
-        </w:rPr>
-        <w:t>行为决策中作为价值的时间</w:t>
-      </w:r>
-      <w:r>
-        <w:rPr>
-          <w:lang w:eastAsia="zh-CN"/>
-        </w:rPr>
-        <w:t>:</w:t>
-      </w:r>
-      <w:r>
-        <w:rPr>
-          <w:lang w:eastAsia="zh-CN"/>
-        </w:rPr>
-        <w:t>基于与金钱的比较</w:t>
-      </w:r>
-      <w:r>
-        <w:rPr>
-          <w:lang w:eastAsia="zh-CN"/>
-        </w:rPr>
-        <w:t xml:space="preserve">[J]. </w:t>
-      </w:r>
-      <w:r>
-        <w:rPr>
-          <w:lang w:eastAsia="zh-CN"/>
-        </w:rPr>
-        <w:t>心理科学进展</w:t>
-      </w:r>
-      <w:r>
-        <w:rPr>
-          <w:lang w:eastAsia="zh-CN"/>
-        </w:rPr>
-        <w:t>, 2010, 18(10): 1574-1579.</w:t>
+        <w:pStyle w:val="TableCaption"/>
+      </w:pPr>
+      <w:r>
+        <w:rPr>
+          <w:rFonts w:hint="eastAsia"/>
+          <w:bCs/>
+        </w:rPr>
+        <w:t>表</w:t>
+      </w:r>
+      <w:r>
+        <w:rPr>
+          <w:rFonts w:hint="eastAsia"/>
+          <w:bCs/>
+        </w:rPr>
+        <w:t>4</w:t>
+      </w:r>
+      <w:r>
+        <w:rPr>
+          <w:bCs/>
+        </w:rPr>
+        <w:t xml:space="preserve"> Markdown </w:t>
+      </w:r>
+      <w:r>
+        <w:rPr>
+          <w:rFonts w:hint="eastAsia"/>
+          <w:bCs/>
+        </w:rPr>
+        <w:t>与</w:t>
+      </w:r>
+      <w:r>
+        <w:rPr>
+          <w:bCs/>
+        </w:rPr>
+        <w:t xml:space="preserve"> Word </w:t>
+      </w:r>
+      <w:r>
+        <w:rPr>
+          <w:rFonts w:hint="eastAsia"/>
+          <w:bCs/>
+        </w:rPr>
+        <w:t>样式的对应关系</w:t>
+      </w:r>
+    </w:p>
+    <w:tbl>
+      <w:tblPr>
+        <w:tblStyle w:val="Table"/>
+        <w:tblW w:w="0" w:type="auto"/>
+        <w:tblLook w:val="0020" w:firstRow="1" w:lastRow="0" w:firstColumn="0" w:lastColumn="0" w:noHBand="0" w:noVBand="0"/>
+        <w:tblCaption w:val="表4 Markdown 与 Word 样式的对应关系"/>
+      </w:tblPr>
+      <w:tblGrid>
+        <w:gridCol w:w="3051"/>
+        <w:gridCol w:w="3404"/>
+      </w:tblGrid>
+      <w:tr>
+        <w:trPr>
+          <w:cnfStyle w:val="100000000000" w:firstRow="1" w:lastRow="0" w:firstColumn="0" w:lastColumn="0" w:oddVBand="0" w:evenVBand="0" w:oddHBand="0" w:evenHBand="0" w:firstRowFirstColumn="0" w:firstRowLastColumn="0" w:lastRowFirstColumn="0" w:lastRowLastColumn="0"/>
+          <w:tblHeader/>
+        </w:trPr>
+        <w:tc>
+          <w:tcPr>
+            <w:tcW w:w="0" w:type="auto"/>
+          </w:tcPr>
+          <w:p>
+            <w:pPr>
+              <w:pStyle w:val="Compact"/>
+            </w:pPr>
+            <w:r>
+              <w:t xml:space="preserve">Markdown / </w:t>
+            </w:r>
+            <w:r>
+              <w:rPr>
+                <w:rFonts w:hint="eastAsia"/>
+              </w:rPr>
+              <w:t>结构</w:t>
+            </w:r>
+          </w:p>
+        </w:tc>
+        <w:tc>
+          <w:tcPr>
+            <w:tcW w:w="0" w:type="auto"/>
+          </w:tcPr>
+          <w:p>
+            <w:pPr>
+              <w:pStyle w:val="Compact"/>
+            </w:pPr>
+            <w:r>
+              <w:t xml:space="preserve">Word </w:t>
+            </w:r>
+            <w:r>
+              <w:rPr>
+                <w:rFonts w:hint="eastAsia"/>
+              </w:rPr>
+              <w:t>中对应样式</w:t>
+            </w:r>
+          </w:p>
+        </w:tc>
+      </w:tr>
+      <w:tr>
+        <w:tc>
+          <w:tcPr>
+            <w:tcW w:w="0" w:type="auto"/>
+          </w:tcPr>
+          <w:p>
+            <w:pPr>
+              <w:pStyle w:val="Compact"/>
+            </w:pPr>
+            <w:r>
+              <w:rPr>
+                <w:rFonts w:hint="eastAsia"/>
+              </w:rPr>
+              <w:t>普通正文段落</w:t>
+            </w:r>
+          </w:p>
+        </w:tc>
+        <w:tc>
+          <w:tcPr>
+            <w:tcW w:w="0" w:type="auto"/>
+          </w:tcPr>
+          <w:p>
+            <w:pPr>
+              <w:pStyle w:val="Compact"/>
+            </w:pPr>
+            <w:r>
+              <w:rPr>
+                <w:rStyle w:val="InlineCode"/>
+              </w:rPr>
+              <w:t>Body Text</w:t>
+            </w:r>
+            <w:r>
+              <w:t xml:space="preserve"> / </w:t>
+            </w:r>
+            <w:r>
+              <w:rPr>
+                <w:rStyle w:val="InlineCode"/>
+              </w:rPr>
+              <w:t>First Paragraph</w:t>
+            </w:r>
+          </w:p>
+        </w:tc>
+      </w:tr>
+      <w:tr>
+        <w:tc>
+          <w:tcPr>
+            <w:tcW w:w="0" w:type="auto"/>
+          </w:tcPr>
+          <w:p>
+            <w:pPr>
+              <w:pStyle w:val="Compact"/>
+            </w:pPr>
+            <w:r>
+              <w:rPr>
+                <w:rStyle w:val="InlineCode"/>
+              </w:rPr>
+              <w:t>#</w:t>
+            </w:r>
+            <w:r>
+              <w:t xml:space="preserve"> </w:t>
+            </w:r>
+            <w:r>
+              <w:rPr>
+                <w:rFonts w:hint="eastAsia"/>
+              </w:rPr>
+              <w:t>到</w:t>
+            </w:r>
+            <w:r>
+              <w:t xml:space="preserve"> </w:t>
+            </w:r>
+            <w:r>
+              <w:rPr>
+                <w:rStyle w:val="InlineCode"/>
+              </w:rPr>
+              <w:t>######</w:t>
+            </w:r>
+          </w:p>
+        </w:tc>
+        <w:tc>
+          <w:tcPr>
+            <w:tcW w:w="0" w:type="auto"/>
+          </w:tcPr>
+          <w:p>
+            <w:pPr>
+              <w:pStyle w:val="Compact"/>
+            </w:pPr>
+            <w:r>
+              <w:rPr>
+                <w:rStyle w:val="InlineCode"/>
+              </w:rPr>
+              <w:t>Heading 1</w:t>
+            </w:r>
+            <w:r>
+              <w:t xml:space="preserve"> </w:t>
+            </w:r>
+            <w:r>
+              <w:rPr>
+                <w:rFonts w:hint="eastAsia"/>
+              </w:rPr>
+              <w:t>到</w:t>
+            </w:r>
+            <w:r>
+              <w:t xml:space="preserve"> </w:t>
+            </w:r>
+            <w:r>
+              <w:rPr>
+                <w:rStyle w:val="InlineCode"/>
+              </w:rPr>
+              <w:t>Heading 6</w:t>
+            </w:r>
+          </w:p>
+        </w:tc>
+      </w:tr>
+      <w:tr>
+        <w:tc>
+          <w:tcPr>
+            <w:tcW w:w="0" w:type="auto"/>
+          </w:tcPr>
+          <w:p>
+            <w:pPr>
+              <w:pStyle w:val="Compact"/>
+            </w:pPr>
+            <w:r>
+              <w:rPr>
+                <w:rStyle w:val="InlineCode"/>
+                <w:rFonts w:hint="eastAsia"/>
+              </w:rPr>
+              <w:t>表</w:t>
+            </w:r>
+            <w:r>
+              <w:rPr>
+                <w:rStyle w:val="InlineCode"/>
+                <w:rFonts w:hint="eastAsia"/>
+              </w:rPr>
+              <w:t>1</w:t>
+            </w:r>
+            <w:r>
+              <w:rPr>
+                <w:rStyle w:val="InlineCode"/>
+              </w:rPr>
+              <w:t xml:space="preserve"> ...</w:t>
+            </w:r>
+            <w:r>
+              <w:t xml:space="preserve"> + </w:t>
+            </w:r>
+            <w:r>
+              <w:rPr>
+                <w:rFonts w:hint="eastAsia"/>
+              </w:rPr>
+              <w:t>紧邻表格</w:t>
+            </w:r>
+          </w:p>
+        </w:tc>
+        <w:tc>
+          <w:tcPr>
+            <w:tcW w:w="0" w:type="auto"/>
+          </w:tcPr>
+          <w:p>
+            <w:pPr>
+              <w:pStyle w:val="Compact"/>
+            </w:pPr>
+            <w:r>
+              <w:rPr>
+                <w:rStyle w:val="InlineCode"/>
+              </w:rPr>
+              <w:t>TableCaption</w:t>
+            </w:r>
+          </w:p>
+        </w:tc>
+      </w:tr>
+      <w:tr>
+        <w:tc>
+          <w:tcPr>
+            <w:tcW w:w="0" w:type="auto"/>
+          </w:tcPr>
+          <w:p>
+            <w:pPr>
+              <w:pStyle w:val="Compact"/>
+            </w:pPr>
+            <w:r>
+              <w:t xml:space="preserve">Markdown </w:t>
+            </w:r>
+            <w:r>
+              <w:rPr>
+                <w:rFonts w:hint="eastAsia"/>
+              </w:rPr>
+              <w:t>表格</w:t>
+            </w:r>
+            <w:r>
+              <w:t xml:space="preserve"> / HTML </w:t>
+            </w:r>
+            <w:r>
+              <w:rPr>
+                <w:rFonts w:hint="eastAsia"/>
+              </w:rPr>
+              <w:t>表格</w:t>
+            </w:r>
+          </w:p>
+        </w:tc>
+        <w:tc>
+          <w:tcPr>
+            <w:tcW w:w="0" w:type="auto"/>
+          </w:tcPr>
+          <w:p>
+            <w:pPr>
+              <w:pStyle w:val="Compact"/>
+            </w:pPr>
+            <w:r>
+              <w:rPr>
+                <w:rStyle w:val="InlineCode"/>
+              </w:rPr>
+              <w:t>Table</w:t>
+            </w:r>
+          </w:p>
+        </w:tc>
+      </w:tr>
+      <w:tr>
+        <w:tc>
+          <w:tcPr>
+            <w:tcW w:w="0" w:type="auto"/>
+          </w:tcPr>
+          <w:p>
+            <w:pPr>
+              <w:pStyle w:val="Compact"/>
+            </w:pPr>
+            <w:r>
+              <w:rPr>
+                <w:rFonts w:hint="eastAsia"/>
+              </w:rPr>
+              <w:t>表格单元格文字</w:t>
+            </w:r>
+          </w:p>
+        </w:tc>
+        <w:tc>
+          <w:tcPr>
+            <w:tcW w:w="0" w:type="auto"/>
+          </w:tcPr>
+          <w:p>
+            <w:pPr>
+              <w:pStyle w:val="Compact"/>
+            </w:pPr>
+            <w:r>
+              <w:rPr>
+                <w:rStyle w:val="InlineCode"/>
+              </w:rPr>
+              <w:t>Compact</w:t>
+            </w:r>
+          </w:p>
+        </w:tc>
+      </w:tr>
+      <w:tr>
+        <w:tc>
+          <w:tcPr>
+            <w:tcW w:w="0" w:type="auto"/>
+          </w:tcPr>
+          <w:p>
+            <w:pPr>
+              <w:pStyle w:val="Compact"/>
+            </w:pPr>
+            <w:r>
+              <w:rPr>
+                <w:rFonts w:hint="eastAsia"/>
+              </w:rPr>
+              <w:t>图片</w:t>
+            </w:r>
+          </w:p>
+        </w:tc>
+        <w:tc>
+          <w:tcPr>
+            <w:tcW w:w="0" w:type="auto"/>
+          </w:tcPr>
+          <w:p>
+            <w:pPr>
+              <w:pStyle w:val="Compact"/>
+            </w:pPr>
+            <w:r>
+              <w:rPr>
+                <w:rStyle w:val="InlineCode"/>
+              </w:rPr>
+              <w:t>Captioned Figure</w:t>
+            </w:r>
+          </w:p>
+        </w:tc>
+      </w:tr>
+      <w:tr>
+        <w:tc>
+          <w:tcPr>
+            <w:tcW w:w="0" w:type="auto"/>
+          </w:tcPr>
+          <w:p>
+            <w:pPr>
+              <w:pStyle w:val="Compact"/>
+            </w:pPr>
+            <w:r>
+              <w:rPr>
+                <w:rFonts w:hint="eastAsia"/>
+              </w:rPr>
+              <w:t>图片</w:t>
+            </w:r>
+            <w:r>
+              <w:t xml:space="preserve"> </w:t>
+            </w:r>
+            <w:r>
+              <w:rPr>
+                <w:rStyle w:val="InlineCode"/>
+              </w:rPr>
+              <w:t>title</w:t>
+            </w:r>
+            <w:r>
+              <w:t xml:space="preserve"> </w:t>
+            </w:r>
+            <w:r>
+              <w:rPr>
+                <w:rFonts w:hint="eastAsia"/>
+              </w:rPr>
+              <w:t>或“图</w:t>
+            </w:r>
+            <w:r>
+              <w:rPr>
+                <w:rFonts w:hint="eastAsia"/>
+              </w:rPr>
+              <w:t>1</w:t>
+            </w:r>
+            <w:r>
+              <w:t xml:space="preserve"> </w:t>
+            </w:r>
+            <w:r>
+              <w:rPr>
+                <w:rFonts w:hint="eastAsia"/>
+              </w:rPr>
+              <w:t>…”图注</w:t>
+            </w:r>
+          </w:p>
+        </w:tc>
+        <w:tc>
+          <w:tcPr>
+            <w:tcW w:w="0" w:type="auto"/>
+          </w:tcPr>
+          <w:p>
+            <w:pPr>
+              <w:pStyle w:val="Compact"/>
+            </w:pPr>
+            <w:r>
+              <w:rPr>
+                <w:rStyle w:val="InlineCode"/>
+              </w:rPr>
+              <w:t>Image Caption</w:t>
+            </w:r>
+          </w:p>
+        </w:tc>
+      </w:tr>
+      <w:tr>
+        <w:tc>
+          <w:tcPr>
+            <w:tcW w:w="0" w:type="auto"/>
+          </w:tcPr>
+          <w:p>
+            <w:pPr>
+              <w:pStyle w:val="Compact"/>
+            </w:pPr>
+            <w:r>
+              <w:rPr>
+                <w:rFonts w:hint="eastAsia"/>
+              </w:rPr>
+              <w:t>引用块</w:t>
+            </w:r>
+            <w:r>
+              <w:t xml:space="preserve"> </w:t>
+            </w:r>
+            <w:r>
+              <w:rPr>
+                <w:rStyle w:val="InlineCode"/>
+              </w:rPr>
+              <w:t>&gt;</w:t>
+            </w:r>
+          </w:p>
+        </w:tc>
+        <w:tc>
+          <w:tcPr>
+            <w:tcW w:w="0" w:type="auto"/>
+          </w:tcPr>
+          <w:p>
+            <w:pPr>
+              <w:pStyle w:val="Compact"/>
+            </w:pPr>
+            <w:r>
+              <w:rPr>
+                <w:rStyle w:val="InlineCode"/>
+              </w:rPr>
+              <w:t>Block Text</w:t>
+            </w:r>
+          </w:p>
+        </w:tc>
+      </w:tr>
+      <w:tr>
+        <w:tc>
+          <w:tcPr>
+            <w:tcW w:w="0" w:type="auto"/>
+          </w:tcPr>
+          <w:p>
+            <w:pPr>
+              <w:pStyle w:val="Compact"/>
+            </w:pPr>
+            <w:r>
+              <w:rPr>
+                <w:rFonts w:hint="eastAsia"/>
+              </w:rPr>
+              <w:t>代码块</w:t>
+            </w:r>
+          </w:p>
+        </w:tc>
+        <w:tc>
+          <w:tcPr>
+            <w:tcW w:w="0" w:type="auto"/>
+          </w:tcPr>
+          <w:p>
+            <w:pPr>
+              <w:pStyle w:val="Compact"/>
+            </w:pPr>
+            <w:r>
+              <w:rPr>
+                <w:rStyle w:val="InlineCode"/>
+              </w:rPr>
+              <w:t>Source Code</w:t>
+            </w:r>
+          </w:p>
+        </w:tc>
+      </w:tr>
+      <w:tr>
+        <w:tc>
+          <w:tcPr>
+            <w:tcW w:w="0" w:type="auto"/>
+          </w:tcPr>
+          <w:p>
+            <w:pPr>
+              <w:pStyle w:val="Compact"/>
+            </w:pPr>
+            <w:r>
+              <w:rPr>
+                <w:rFonts w:hint="eastAsia"/>
+              </w:rPr>
+              <w:t>行内代码</w:t>
+            </w:r>
+            <w:r>
+              <w:t xml:space="preserve"> </w:t>
+            </w:r>
+            <w:r>
+              <w:rPr>
+                <w:rStyle w:val="InlineCode"/>
+              </w:rPr>
+              <w:t>code</w:t>
+            </w:r>
+          </w:p>
+        </w:tc>
+        <w:tc>
+          <w:tcPr>
+            <w:tcW w:w="0" w:type="auto"/>
+          </w:tcPr>
+          <w:p>
+            <w:pPr>
+              <w:pStyle w:val="Compact"/>
+            </w:pPr>
+            <w:r>
+              <w:rPr>
+                <w:rStyle w:val="InlineCode"/>
+              </w:rPr>
+              <w:t>Inline Code</w:t>
+            </w:r>
+          </w:p>
+        </w:tc>
+      </w:tr>
+    </w:tbl>
+    <w:p>
+      <w:pPr>
+        <w:pStyle w:val="10"/>
+      </w:pPr>
+      <w:bookmarkStart w:id="13" w:name="参考文献"/>
+      <w:bookmarkEnd w:id="12"/>
+      <w:r>
+        <w:rPr>
+          <w:rFonts w:hint="eastAsia"/>
+        </w:rPr>
+        <w:lastRenderedPageBreak/>
+        <w:t>参考文献</w:t>
       </w:r>
     </w:p>
     <w:p>
       <w:pPr>
         <w:pStyle w:val="a8"/>
+        <w:spacing w:line="400" w:lineRule="exact"/>
         <w:ind w:left="480" w:hanging="480"/>
       </w:pPr>
       <w:r>
+        <w:fldChar w:fldCharType="begin"/>
+      </w:r>
+      <w:r>
+        <w:instrText xml:space="preserve"> ADDIN ZOTERO_BIBL {"uncited":[],"omitted":[],"custom":[]} CSL_BIBLIOGRAPHY </w:instrText>
+      </w:r>
+      <w:r>
+        <w:fldChar w:fldCharType="separate"/>
+      </w:r>
+      <w:r>
+        <w:t>[1]</w:t>
+      </w:r>
+      <w:r>
+        <w:tab/>
+        <w:t>Rajagopal P, Rha J Y. The mental accounting of time[J]. Journal of Economic Psychology, 2009, 30(5): 772-781.</w:t>
+      </w:r>
+    </w:p>
+    <w:p>
+      <w:pPr>
+        <w:pStyle w:val="a8"/>
+        <w:spacing w:line="400" w:lineRule="exact"/>
+        <w:ind w:left="480" w:hanging="480"/>
+      </w:pPr>
+      <w:r>
+        <w:t>[2]</w:t>
+      </w:r>
+      <w:r>
+        <w:tab/>
+      </w:r>
+      <w:r>
+        <w:t>魏勇刚</w:t>
+      </w:r>
+      <w:r>
+        <w:t xml:space="preserve">, </w:t>
+      </w:r>
+      <w:r>
+        <w:t>唐银灿</w:t>
+      </w:r>
+      <w:r>
+        <w:t xml:space="preserve">, </w:t>
+      </w:r>
+      <w:r>
+        <w:t>王晓曦</w:t>
+      </w:r>
+      <w:r>
+        <w:t xml:space="preserve">. </w:t>
+      </w:r>
+      <w:r>
+        <w:t>时间心理账户的特征及其研究范式</w:t>
+      </w:r>
+      <w:r>
+        <w:t xml:space="preserve">[J]. </w:t>
+      </w:r>
+      <w:r>
+        <w:t>心理学探新</w:t>
+      </w:r>
+      <w:r>
+        <w:t>, 2023, 43(5): 449-454.</w:t>
+      </w:r>
+    </w:p>
+    <w:p>
+      <w:pPr>
+        <w:pStyle w:val="a8"/>
+        <w:spacing w:line="400" w:lineRule="exact"/>
+        <w:ind w:left="480" w:hanging="480"/>
+      </w:pPr>
+      <w:r>
+        <w:t>[3]</w:t>
+      </w:r>
+      <w:r>
+        <w:tab/>
+      </w:r>
+      <w:r>
+        <w:t>张军伟</w:t>
+      </w:r>
+      <w:r>
+        <w:t xml:space="preserve">, </w:t>
+      </w:r>
+      <w:r>
+        <w:t>徐富明</w:t>
+      </w:r>
+      <w:r>
+        <w:t xml:space="preserve">, </w:t>
+      </w:r>
+      <w:r>
+        <w:t>刘腾飞</w:t>
+      </w:r>
+      <w:r>
+        <w:t xml:space="preserve">, </w:t>
+      </w:r>
+      <w:r>
+        <w:t>等</w:t>
+      </w:r>
+      <w:r>
+        <w:t xml:space="preserve">. </w:t>
+      </w:r>
+      <w:r>
+        <w:t>行为决策中作为价值的时间</w:t>
+      </w:r>
+      <w:r>
+        <w:t>:</w:t>
+      </w:r>
+      <w:r>
+        <w:t>基于与金钱的比较</w:t>
+      </w:r>
+      <w:r>
+        <w:t xml:space="preserve">[J]. </w:t>
+      </w:r>
+      <w:r>
+        <w:t>心理科学进展</w:t>
+      </w:r>
+      <w:r>
+        <w:t>, 2010, 18(10): 1574-1579.</w:t>
+      </w:r>
+    </w:p>
+    <w:p>
+      <w:pPr>
+        <w:pStyle w:val="a8"/>
+        <w:spacing w:line="400" w:lineRule="exact"/>
+        <w:ind w:left="480" w:hanging="480"/>
+      </w:pPr>
+      <w:r>
+        <w:t>[4]</w:t>
+      </w:r>
+      <w:r>
+        <w:tab/>
+        <w:t>Tversky A, Kahneman D. The framing of decisions and the psychology of choice[J]. Science, 1981, 211(4481): 453-458.</w:t>
+      </w:r>
+    </w:p>
+    <w:p>
+      <w:pPr>
+        <w:pStyle w:val="a8"/>
+        <w:spacing w:line="400" w:lineRule="exact"/>
+        <w:ind w:left="480" w:hanging="480"/>
+      </w:pPr>
+      <w:r>
         <w:t>[5]</w:t>
+      </w:r>
+      <w:r>
+        <w:tab/>
+        <w:t>Liu S, Zhu J, Easa S M, et al. Travel choice behavior model based on mental accounting of travel time and cost[J]. Journal of Advanced Transportation, 2021, 2021(1): 1-21.</w:t>
+      </w:r>
+    </w:p>
+    <w:p>
+      <w:pPr>
+        <w:pStyle w:val="a8"/>
+        <w:spacing w:line="400" w:lineRule="exact"/>
+        <w:ind w:left="480" w:hanging="480"/>
+      </w:pPr>
+      <w:r>
+        <w:t>[6]</w:t>
       </w:r>
       <w:r>
         <w:tab/>
@@ -2287,10 +6514,11 @@
     <w:p>
       <w:pPr>
         <w:pStyle w:val="a8"/>
+        <w:spacing w:line="400" w:lineRule="exact"/>
         <w:ind w:left="480" w:hanging="480"/>
       </w:pPr>
       <w:r>
-        <w:t>[6]</w:t>
+        <w:t>[7]</w:t>
       </w:r>
       <w:r>
         <w:tab/>
@@ -2300,33 +6528,172 @@
     <w:p>
       <w:pPr>
         <w:pStyle w:val="a8"/>
+        <w:spacing w:line="400" w:lineRule="exact"/>
         <w:ind w:left="480" w:hanging="480"/>
       </w:pPr>
       <w:r>
-        <w:t>[7]</w:t>
+        <w:t>[8]</w:t>
       </w:r>
       <w:r>
         <w:tab/>
-        <w:t>Tversky A, Kahneman D. The framing of decisions and the psychology of choice[J]. Science, 1981, 211(4481): 453-458.</w:t>
+        <w:t>Leclerc F, Schmitt B H, Dube L. Waiting time and decision making: is time like money?[J]. Journal of Consumer Research, 1995, 22(1): 110.</w:t>
       </w:r>
     </w:p>
     <w:p>
       <w:pPr>
         <w:pStyle w:val="a8"/>
+        <w:spacing w:line="400" w:lineRule="exact"/>
         <w:ind w:left="480" w:hanging="480"/>
       </w:pPr>
       <w:r>
-        <w:t>[8]</w:t>
+        <w:t>[9]</w:t>
       </w:r>
       <w:r>
         <w:tab/>
-        <w:t>Liu S, Zhu J, Easa S M, et al. Travel choice behavior model based on mental accounting of travel time and cost[J]. Journal of Advanced Transportation, 2021, 2021(1): 1-21.</w:t>
+        <w:t>Chang C C, Chen P Y. When integration works better than segregation does in multiple-gain situations: the revised coding rules in mental accounting[C]//Proceedings of PICMET’14 Conference: Portland International Center for Management of Engineering and Technology; Infrastructure and Service Integration. IEEE, 2014: 542-554.</w:t>
       </w:r>
     </w:p>
     <w:p>
-      <w:r>
+      <w:pPr>
+        <w:pStyle w:val="a8"/>
+        <w:spacing w:line="400" w:lineRule="exact"/>
+        <w:ind w:left="480" w:hanging="480"/>
+      </w:pPr>
+      <w:r>
+        <w:t>[10]</w:t>
+      </w:r>
+      <w:r>
+        <w:tab/>
+        <w:t>Evers E R, Imas A, Kang C. On the role of similarity in mental accounting and hedonic editing[J]. Psychological Review, 2022, 129(4): 777.</w:t>
+      </w:r>
+    </w:p>
+    <w:p>
+      <w:pPr>
+        <w:pStyle w:val="a8"/>
+        <w:spacing w:line="400" w:lineRule="exact"/>
+        <w:ind w:left="480" w:hanging="480"/>
+      </w:pPr>
+      <w:r>
+        <w:t>[11]</w:t>
+      </w:r>
+      <w:r>
+        <w:tab/>
+      </w:r>
+      <w:r>
+        <w:t>李爱梅</w:t>
+      </w:r>
+      <w:r>
+        <w:t xml:space="preserve">, </w:t>
+      </w:r>
+      <w:r>
+        <w:t>赵丹</w:t>
+      </w:r>
+      <w:r>
+        <w:t xml:space="preserve">, </w:t>
+      </w:r>
+      <w:r>
+        <w:t>熊冠星</w:t>
+      </w:r>
+      <w:r>
+        <w:t xml:space="preserve">, </w:t>
+      </w:r>
+      <w:r>
+        <w:t>等</w:t>
+      </w:r>
+      <w:r>
+        <w:t xml:space="preserve">. </w:t>
+      </w:r>
+      <w:r>
+        <w:t>等待是一种折磨</w:t>
+      </w:r>
+      <w:r>
+        <w:t>?</w:t>
+      </w:r>
+      <w:r>
+        <w:t>等待时间知觉及其导致的非理性决策行为</w:t>
+      </w:r>
+      <w:r>
+        <w:t xml:space="preserve">[J]. </w:t>
+      </w:r>
+      <w:r>
+        <w:t>心理科学进展</w:t>
+      </w:r>
+      <w:r>
+        <w:t>, 2014, 22(11): 1679-1690.</w:t>
+      </w:r>
+    </w:p>
+    <w:p>
+      <w:pPr>
+        <w:pStyle w:val="a8"/>
+        <w:spacing w:line="400" w:lineRule="exact"/>
+        <w:ind w:left="480" w:hanging="480"/>
+      </w:pPr>
+      <w:r>
+        <w:t>[12]</w:t>
+      </w:r>
+      <w:r>
+        <w:tab/>
+        <w:t>Kim H L, Kim Y G, Yoon S H, et al. Effect of media context on avoidance of skippable pre-roll ads in online video platform: a mental accounting of time perspective[J]. Journal of Business Research, 2023, 164: 113966-113979.</w:t>
+      </w:r>
+    </w:p>
+    <w:p>
+      <w:pPr>
+        <w:pStyle w:val="a8"/>
+        <w:spacing w:line="400" w:lineRule="exact"/>
+        <w:ind w:left="480" w:hanging="480"/>
+      </w:pPr>
+      <w:r>
+        <w:t>[13]</w:t>
+      </w:r>
+      <w:r>
+        <w:tab/>
+      </w:r>
+      <w:r>
+        <w:t>张波</w:t>
+      </w:r>
+      <w:r>
+        <w:t xml:space="preserve">, </w:t>
+      </w:r>
+      <w:r>
+        <w:t>隽志才</w:t>
+      </w:r>
+      <w:r>
+        <w:t xml:space="preserve">, </w:t>
+      </w:r>
+      <w:r>
+        <w:t>倪安宁</w:t>
+      </w:r>
+      <w:r>
+        <w:t xml:space="preserve">. </w:t>
+      </w:r>
+      <w:r>
+        <w:t>前景理论在出行行为研究中的适用性</w:t>
+      </w:r>
+      <w:r>
+        <w:t xml:space="preserve">[J]. </w:t>
+      </w:r>
+      <w:r>
+        <w:t>北京理工大学学报（社会科学版）</w:t>
+      </w:r>
+      <w:r>
+        <w:t>, 2013, 15(1): 54-62.</w:t>
+      </w:r>
+    </w:p>
+    <w:p>
+      <w:pPr>
+        <w:pStyle w:val="a0"/>
+        <w:ind w:firstLineChars="0" w:firstLine="0"/>
+        <w:rPr>
+          <w:lang w:eastAsia="en-US"/>
+        </w:rPr>
+      </w:pPr>
+      <w:r>
+        <w:rPr>
+          <w:lang w:eastAsia="en-US"/>
+        </w:rPr>
         <w:fldChar w:fldCharType="end"/>
       </w:r>
+      <w:bookmarkEnd w:id="13"/>
     </w:p>
     <w:sectPr>
       <w:footerReference w:type="default" r:id="rId8"/>
@@ -2442,7 +6809,7 @@
   <w:abstractNum w:abstractNumId="0" w15:restartNumberingAfterBreak="0">
     <w:nsid w:val="FFFFFF7C"/>
     <w:multiLevelType w:val="singleLevel"/>
-    <w:tmpl w:val="9B72FF20"/>
+    <w:tmpl w:val="D1FE7BC0"/>
     <w:lvl w:ilvl="0">
       <w:start w:val="1"/>
       <w:numFmt w:val="decimal"/>
@@ -2459,7 +6826,7 @@
   <w:abstractNum w:abstractNumId="1" w15:restartNumberingAfterBreak="0">
     <w:nsid w:val="FFFFFF7D"/>
     <w:multiLevelType w:val="singleLevel"/>
-    <w:tmpl w:val="76DC3626"/>
+    <w:tmpl w:val="F7E00518"/>
     <w:lvl w:ilvl="0">
       <w:start w:val="1"/>
       <w:numFmt w:val="decimal"/>
@@ -2476,7 +6843,7 @@
   <w:abstractNum w:abstractNumId="2" w15:restartNumberingAfterBreak="0">
     <w:nsid w:val="FFFFFF7E"/>
     <w:multiLevelType w:val="singleLevel"/>
-    <w:tmpl w:val="5BF67CA6"/>
+    <w:tmpl w:val="91D289B8"/>
     <w:lvl w:ilvl="0">
       <w:start w:val="1"/>
       <w:numFmt w:val="decimal"/>
@@ -2493,7 +6860,7 @@
   <w:abstractNum w:abstractNumId="3" w15:restartNumberingAfterBreak="0">
     <w:nsid w:val="FFFFFF7F"/>
     <w:multiLevelType w:val="singleLevel"/>
-    <w:tmpl w:val="8BFA8D6E"/>
+    <w:tmpl w:val="EBD4B104"/>
     <w:lvl w:ilvl="0">
       <w:start w:val="1"/>
       <w:numFmt w:val="decimal"/>
@@ -2510,7 +6877,7 @@
   <w:abstractNum w:abstractNumId="4" w15:restartNumberingAfterBreak="0">
     <w:nsid w:val="FFFFFF80"/>
     <w:multiLevelType w:val="singleLevel"/>
-    <w:tmpl w:val="CF72D192"/>
+    <w:tmpl w:val="312272A2"/>
     <w:lvl w:ilvl="0">
       <w:start w:val="1"/>
       <w:numFmt w:val="bullet"/>
@@ -2530,7 +6897,7 @@
   <w:abstractNum w:abstractNumId="5" w15:restartNumberingAfterBreak="0">
     <w:nsid w:val="FFFFFF81"/>
     <w:multiLevelType w:val="singleLevel"/>
-    <w:tmpl w:val="E9668DC2"/>
+    <w:tmpl w:val="F836B8C0"/>
     <w:lvl w:ilvl="0">
       <w:start w:val="1"/>
       <w:numFmt w:val="bullet"/>
@@ -2550,7 +6917,7 @@
   <w:abstractNum w:abstractNumId="6" w15:restartNumberingAfterBreak="0">
     <w:nsid w:val="FFFFFF82"/>
     <w:multiLevelType w:val="singleLevel"/>
-    <w:tmpl w:val="19E0E8AE"/>
+    <w:tmpl w:val="2818A816"/>
     <w:lvl w:ilvl="0">
       <w:start w:val="1"/>
       <w:numFmt w:val="bullet"/>
@@ -2570,7 +6937,7 @@
   <w:abstractNum w:abstractNumId="7" w15:restartNumberingAfterBreak="0">
     <w:nsid w:val="FFFFFF83"/>
     <w:multiLevelType w:val="singleLevel"/>
-    <w:tmpl w:val="D46E0EB2"/>
+    <w:tmpl w:val="1018DC9E"/>
     <w:lvl w:ilvl="0">
       <w:start w:val="1"/>
       <w:numFmt w:val="bullet"/>
@@ -2590,7 +6957,7 @@
   <w:abstractNum w:abstractNumId="8" w15:restartNumberingAfterBreak="0">
     <w:nsid w:val="FFFFFF88"/>
     <w:multiLevelType w:val="singleLevel"/>
-    <w:tmpl w:val="5496845E"/>
+    <w:tmpl w:val="BC2C6938"/>
     <w:lvl w:ilvl="0">
       <w:start w:val="1"/>
       <w:numFmt w:val="decimal"/>
@@ -2607,7 +6974,7 @@
   <w:abstractNum w:abstractNumId="9" w15:restartNumberingAfterBreak="0">
     <w:nsid w:val="FFFFFF89"/>
     <w:multiLevelType w:val="singleLevel"/>
-    <w:tmpl w:val="FD5C6EDE"/>
+    <w:tmpl w:val="028616CC"/>
     <w:lvl w:ilvl="0">
       <w:start w:val="1"/>
       <w:numFmt w:val="bullet"/>
@@ -4141,10 +8508,10 @@
     <w:rsid w:val="00873A3A"/>
     <w:pPr>
       <w:tabs>
-        <w:tab w:val="left" w:pos="384"/>
+        <w:tab w:val="left" w:pos="504"/>
       </w:tabs>
       <w:spacing w:line="240" w:lineRule="exact"/>
-      <w:ind w:left="384" w:hangingChars="200" w:hanging="384"/>
+      <w:ind w:left="504" w:hangingChars="200" w:hanging="504"/>
     </w:pPr>
   </w:style>
   <w:style w:type="paragraph" w:styleId="a9">
